--- a/pages/templates/daerahkuitansikegiatan.docx
+++ b/pages/templates/daerahkuitansikegiatan.docx
@@ -7189,7 +7189,15 @@
           <w:b/>
           <w:bCs/>
         </w:rPr>
-        <w:t>SURAT PERNYATAAN TANGGUNG JAWAB MUTLAT</w:t>
+        <w:t>SURAT PERNYATAAN TANGGUNG JAWAB MUTLA</w:t>
+      </w:r>
+      <w:r>
+        <w:rPr>
+          <w:rFonts w:ascii="Times New Roman" w:hAnsi="Times New Roman" w:cs="Times New Roman"/>
+          <w:b/>
+          <w:bCs/>
+        </w:rPr>
+        <w:t>K</w:t>
       </w:r>
     </w:p>
     <w:p>

--- a/pages/templates/daerahkuitansikegiatan.docx
+++ b/pages/templates/daerahkuitansikegiatan.docx
@@ -1976,7 +1976,6 @@
                 <w:sz w:val="18"/>
                 <w:szCs w:val="18"/>
               </w:rPr>
-              <w:tab/>
               <w:t>x</w:t>
             </w:r>
             <w:r>
@@ -1985,7 +1984,14 @@
                 <w:sz w:val="18"/>
                 <w:szCs w:val="18"/>
               </w:rPr>
-              <w:tab/>
+              <w:t xml:space="preserve"> </w:t>
+            </w:r>
+            <w:r>
+              <w:rPr>
+                <w:rFonts w:ascii="Times New Roman" w:hAnsi="Times New Roman" w:cs="Times New Roman"/>
+                <w:sz w:val="18"/>
+                <w:szCs w:val="18"/>
+              </w:rPr>
               <w:t>{{ hari</w:t>
             </w:r>
             <w:r>

--- a/pages/templates/daerahkuitansikegiatan.docx
+++ b/pages/templates/daerahkuitansikegiatan.docx
@@ -504,12 +504,19 @@
       <w:r>
         <w:rPr>
           <w:rFonts w:ascii="Times New Roman" w:hAnsi="Times New Roman" w:cs="Times New Roman"/>
-          <w:b/>
-          <w:bCs/>
-          <w:sz w:val="18"/>
-          <w:szCs w:val="18"/>
-        </w:rPr>
-        <w:tab/>
+          <w:sz w:val="18"/>
+          <w:szCs w:val="18"/>
+        </w:rPr>
+        <w:t>Untuk Pembayaran</w:t>
+      </w:r>
+      <w:r>
+        <w:rPr>
+          <w:rFonts w:ascii="Times New Roman" w:hAnsi="Times New Roman" w:cs="Times New Roman"/>
+          <w:sz w:val="18"/>
+          <w:szCs w:val="18"/>
+        </w:rPr>
+        <w:tab/>
+        <w:t>:</w:t>
       </w:r>
       <w:r>
         <w:rPr>

--- a/pages/templates/daerahkuitansikegiatan.docx
+++ b/pages/templates/daerahkuitansikegiatan.docx
@@ -1,6 +1,6 @@
 
 <file path=word/document.xml><?xml version="1.0" encoding="utf-8"?>
-<w:document xmlns:wpc="http://schemas.microsoft.com/office/word/2010/wordprocessingCanvas" xmlns:cx="http://schemas.microsoft.com/office/drawing/2014/chartex" xmlns:cx1="http://schemas.microsoft.com/office/drawing/2015/9/8/chartex" xmlns:cx2="http://schemas.microsoft.com/office/drawing/2015/10/21/chartex" xmlns:cx3="http://schemas.microsoft.com/office/drawing/2016/5/9/chartex" xmlns:cx4="http://schemas.microsoft.com/office/drawing/2016/5/10/chartex" xmlns:cx5="http://schemas.microsoft.com/office/drawing/2016/5/11/chartex" xmlns:cx6="http://schemas.microsoft.com/office/drawing/2016/5/12/chartex" xmlns:cx7="http://schemas.microsoft.com/office/drawing/2016/5/13/chartex" xmlns:cx8="http://schemas.microsoft.com/office/drawing/2016/5/14/chartex" xmlns:mc="http://schemas.openxmlformats.org/markup-compatibility/2006" xmlns:aink="http://schemas.microsoft.com/office/drawing/2016/ink" xmlns:am3d="http://schemas.microsoft.com/office/drawing/2017/model3d" xmlns:o="urn:schemas-microsoft-com:office:office" xmlns:r="http://schemas.openxmlformats.org/officeDocument/2006/relationships" xmlns:m="http://schemas.openxmlformats.org/officeDocument/2006/math" xmlns:v="urn:schemas-microsoft-com:vml" xmlns:wp14="http://schemas.microsoft.com/office/word/2010/wordprocessingDrawing" xmlns:wp="http://schemas.openxmlformats.org/drawingml/2006/wordprocessingDrawing" xmlns:w10="urn:schemas-microsoft-com:office:word" xmlns:w="http://schemas.openxmlformats.org/wordprocessingml/2006/main" xmlns:w14="http://schemas.microsoft.com/office/word/2010/wordml" xmlns:w15="http://schemas.microsoft.com/office/word/2012/wordml" xmlns:w16cex="http://schemas.microsoft.com/office/word/2018/wordml/cex" xmlns:w16cid="http://schemas.microsoft.com/office/word/2016/wordml/cid" xmlns:w16="http://schemas.microsoft.com/office/word/2018/wordml" xmlns:w16sdtdh="http://schemas.microsoft.com/office/word/2020/wordml/sdtdatahash" xmlns:w16se="http://schemas.microsoft.com/office/word/2015/wordml/symex" xmlns:wpg="http://schemas.microsoft.com/office/word/2010/wordprocessingGroup" xmlns:wpi="http://schemas.microsoft.com/office/word/2010/wordprocessingInk" xmlns:wne="http://schemas.microsoft.com/office/word/2006/wordml" xmlns:wps="http://schemas.microsoft.com/office/word/2010/wordprocessingShape" mc:Ignorable="w14 w15 w16se w16cid w16 w16cex w16sdtdh wp14">
+<w:document xmlns:wpc="http://schemas.microsoft.com/office/word/2010/wordprocessingCanvas" xmlns:cx="http://schemas.microsoft.com/office/drawing/2014/chartex" xmlns:cx1="http://schemas.microsoft.com/office/drawing/2015/9/8/chartex" xmlns:cx2="http://schemas.microsoft.com/office/drawing/2015/10/21/chartex" xmlns:cx3="http://schemas.microsoft.com/office/drawing/2016/5/9/chartex" xmlns:cx4="http://schemas.microsoft.com/office/drawing/2016/5/10/chartex" xmlns:cx5="http://schemas.microsoft.com/office/drawing/2016/5/11/chartex" xmlns:cx6="http://schemas.microsoft.com/office/drawing/2016/5/12/chartex" xmlns:cx7="http://schemas.microsoft.com/office/drawing/2016/5/13/chartex" xmlns:cx8="http://schemas.microsoft.com/office/drawing/2016/5/14/chartex" xmlns:mc="http://schemas.openxmlformats.org/markup-compatibility/2006" xmlns:aink="http://schemas.microsoft.com/office/drawing/2016/ink" xmlns:am3d="http://schemas.microsoft.com/office/drawing/2017/model3d" xmlns:o="urn:schemas-microsoft-com:office:office" xmlns:oel="http://schemas.microsoft.com/office/2019/extlst" xmlns:r="http://schemas.openxmlformats.org/officeDocument/2006/relationships" xmlns:m="http://schemas.openxmlformats.org/officeDocument/2006/math" xmlns:v="urn:schemas-microsoft-com:vml" xmlns:wp14="http://schemas.microsoft.com/office/word/2010/wordprocessingDrawing" xmlns:wp="http://schemas.openxmlformats.org/drawingml/2006/wordprocessingDrawing" xmlns:w10="urn:schemas-microsoft-com:office:word" xmlns:w="http://schemas.openxmlformats.org/wordprocessingml/2006/main" xmlns:w14="http://schemas.microsoft.com/office/word/2010/wordml" xmlns:w15="http://schemas.microsoft.com/office/word/2012/wordml" xmlns:w16cex="http://schemas.microsoft.com/office/word/2018/wordml/cex" xmlns:w16cid="http://schemas.microsoft.com/office/word/2016/wordml/cid" xmlns:w16="http://schemas.microsoft.com/office/word/2018/wordml" xmlns:w16sdtdh="http://schemas.microsoft.com/office/word/2020/wordml/sdtdatahash" xmlns:w16se="http://schemas.microsoft.com/office/word/2015/wordml/symex" xmlns:wpg="http://schemas.microsoft.com/office/word/2010/wordprocessingGroup" xmlns:wpi="http://schemas.microsoft.com/office/word/2010/wordprocessingInk" xmlns:wne="http://schemas.microsoft.com/office/word/2006/wordml" xmlns:wps="http://schemas.microsoft.com/office/word/2010/wordprocessingShape" mc:Ignorable="w14 w15 w16se w16cid w16 w16cex w16sdtdh wp14">
   <w:body>
     <w:p>
       <w:pPr>
@@ -348,7 +348,7 @@
               </wp:anchor>
             </w:drawing>
           </mc:Choice>
-          <mc:Fallback xmlns:oel="http://schemas.microsoft.com/office/2019/extlst">
+          <mc:Fallback>
             <w:pict>
               <v:group w14:anchorId="3451CBC1" id="Group 5" o:spid="_x0000_s1026" style="position:absolute;margin-left:0;margin-top:1.25pt;width:477.75pt;height:2.25pt;z-index:251663360" coordsize="60674,285" o:gfxdata="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">
                 <v:line id="Straight Connector 1" o:spid="_x0000_s1027" style="position:absolute;visibility:visible;mso-wrap-style:square" from="0,0" to="60674,0" o:connectortype="straight" o:gfxdata="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" strokecolor="black [3213]">
@@ -504,12 +504,19 @@
       <w:r>
         <w:rPr>
           <w:rFonts w:ascii="Times New Roman" w:hAnsi="Times New Roman" w:cs="Times New Roman"/>
-          <w:b/>
-          <w:bCs/>
-          <w:sz w:val="18"/>
-          <w:szCs w:val="18"/>
-        </w:rPr>
-        <w:tab/>
+          <w:sz w:val="18"/>
+          <w:szCs w:val="18"/>
+        </w:rPr>
+        <w:t>Untuk Pembayaran</w:t>
+      </w:r>
+      <w:r>
+        <w:rPr>
+          <w:rFonts w:ascii="Times New Roman" w:hAnsi="Times New Roman" w:cs="Times New Roman"/>
+          <w:sz w:val="18"/>
+          <w:szCs w:val="18"/>
+        </w:rPr>
+        <w:tab/>
+        <w:t>:</w:t>
       </w:r>
       <w:r>
         <w:rPr>
@@ -1246,7 +1253,7 @@
               </wp:anchor>
             </w:drawing>
           </mc:Choice>
-          <mc:Fallback xmlns:oel="http://schemas.microsoft.com/office/2019/extlst">
+          <mc:Fallback>
             <w:pict>
               <v:line w14:anchorId="5A9688C1" id="Straight Connector 2" o:spid="_x0000_s1026" style="position:absolute;z-index:251660288;visibility:visible;mso-wrap-style:square;mso-height-percent:0;mso-wrap-distance-left:9pt;mso-wrap-distance-top:0;mso-wrap-distance-right:9pt;mso-wrap-distance-bottom:0;mso-position-horizontal:absolute;mso-position-horizontal-relative:text;mso-position-vertical:absolute;mso-position-vertical-relative:text;mso-height-percent:0;mso-height-relative:margin" from="0,5.05pt" to="477.75pt,5.05pt" o:gfxdata="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" strokecolor="black [3213]" strokeweight="2.25pt">
                 <v:stroke joinstyle="miter"/>
@@ -1976,7 +1983,6 @@
                 <w:sz w:val="18"/>
                 <w:szCs w:val="18"/>
               </w:rPr>
-              <w:tab/>
               <w:t>x</w:t>
             </w:r>
             <w:r>
@@ -1985,7 +1991,14 @@
                 <w:sz w:val="18"/>
                 <w:szCs w:val="18"/>
               </w:rPr>
-              <w:tab/>
+              <w:t xml:space="preserve"> </w:t>
+            </w:r>
+            <w:r>
+              <w:rPr>
+                <w:rFonts w:ascii="Times New Roman" w:hAnsi="Times New Roman" w:cs="Times New Roman"/>
+                <w:sz w:val="18"/>
+                <w:szCs w:val="18"/>
+              </w:rPr>
               <w:t>{{ hari</w:t>
             </w:r>
             <w:r>
@@ -2838,7 +2851,7 @@
               </wp:anchor>
             </w:drawing>
           </mc:Choice>
-          <mc:Fallback xmlns:oel="http://schemas.microsoft.com/office/2019/extlst">
+          <mc:Fallback>
             <w:pict>
               <v:line w14:anchorId="51E57AFB" id="Straight Connector 6" o:spid="_x0000_s1026" style="position:absolute;z-index:251664384;visibility:visible;mso-wrap-style:square;mso-width-percent:0;mso-height-percent:0;mso-wrap-distance-left:9pt;mso-wrap-distance-top:0;mso-wrap-distance-right:9pt;mso-wrap-distance-bottom:0;mso-position-horizontal:absolute;mso-position-horizontal-relative:margin;mso-position-vertical:absolute;mso-position-vertical-relative:text;mso-width-percent:0;mso-height-percent:0;mso-width-relative:margin;mso-height-relative:margin" from="-1.5pt,9.4pt" to="476.1pt,9.4pt" o:gfxdata="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" strokecolor="black [3213]" strokeweight=".5pt">
                 <v:stroke joinstyle="miter"/>
@@ -3077,7 +3090,7 @@
               </wp:anchor>
             </w:drawing>
           </mc:Choice>
-          <mc:Fallback xmlns:oel="http://schemas.microsoft.com/office/2019/extlst">
+          <mc:Fallback>
             <w:pict>
               <v:line w14:anchorId="277C2189" id="Straight Connector 10" o:spid="_x0000_s1026" style="position:absolute;z-index:251669504;visibility:visible;mso-wrap-style:square;mso-wrap-distance-left:9pt;mso-wrap-distance-top:0;mso-wrap-distance-right:9pt;mso-wrap-distance-bottom:0;mso-position-horizontal:absolute;mso-position-horizontal-relative:margin;mso-position-vertical:absolute;mso-position-vertical-relative:text" from="200.1pt,.75pt" to="261.6pt,.75pt" o:gfxdata="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" strokecolor="black [3213]" strokeweight=".5pt">
                 <v:stroke joinstyle="miter"/>
@@ -3149,7 +3162,7 @@
               </wp:anchor>
             </w:drawing>
           </mc:Choice>
-          <mc:Fallback xmlns:oel="http://schemas.microsoft.com/office/2019/extlst">
+          <mc:Fallback>
             <w:pict>
               <v:line w14:anchorId="3713E410" id="Straight Connector 7" o:spid="_x0000_s1026" style="position:absolute;z-index:251665408;visibility:visible;mso-wrap-style:square;mso-wrap-distance-left:9pt;mso-wrap-distance-top:0;mso-wrap-distance-right:9pt;mso-wrap-distance-bottom:0;mso-position-horizontal:absolute;mso-position-horizontal-relative:margin;mso-position-vertical:absolute;mso-position-vertical-relative:text" from="200.3pt,8.25pt" to="261.8pt,8.25pt" o:gfxdata="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" strokecolor="black [3213]" strokeweight=".5pt">
                 <v:stroke joinstyle="miter"/>
@@ -3221,7 +3234,7 @@
               </wp:anchor>
             </w:drawing>
           </mc:Choice>
-          <mc:Fallback xmlns:oel="http://schemas.microsoft.com/office/2019/extlst">
+          <mc:Fallback>
             <w:pict>
               <v:line w14:anchorId="5B1A110F" id="Straight Connector 9" o:spid="_x0000_s1026" style="position:absolute;z-index:251667456;visibility:visible;mso-wrap-style:square;mso-wrap-distance-left:9pt;mso-wrap-distance-top:0;mso-wrap-distance-right:9pt;mso-wrap-distance-bottom:0;mso-position-horizontal:absolute;mso-position-horizontal-relative:margin;mso-position-vertical:absolute;mso-position-vertical-relative:text" from="200.3pt,9.75pt" to="261.8pt,9.75pt" o:gfxdata="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" strokecolor="black [3213]" strokeweight=".5pt">
                 <v:stroke joinstyle="miter"/>
@@ -7189,7 +7202,15 @@
           <w:b/>
           <w:bCs/>
         </w:rPr>
-        <w:t>SURAT PERNYATAAN TANGGUNG JAWAB MUTLAT</w:t>
+        <w:t>SURAT PERNYATAAN TANGGUNG JAWAB MUTLA</w:t>
+      </w:r>
+      <w:r>
+        <w:rPr>
+          <w:rFonts w:ascii="Times New Roman" w:hAnsi="Times New Roman" w:cs="Times New Roman"/>
+          <w:b/>
+          <w:bCs/>
+        </w:rPr>
+        <w:t>K</w:t>
       </w:r>
     </w:p>
     <w:p>
@@ -7431,7 +7452,7 @@
           <w:tab w:val="left" w:pos="1701"/>
           <w:tab w:val="left" w:pos="1843"/>
           <w:tab w:val="left" w:pos="5670"/>
-          <w:tab w:val="left" w:pos="6237"/>
+          <w:tab w:val="left" w:pos="5812"/>
         </w:tabs>
         <w:spacing w:after="0" w:line="360" w:lineRule="auto"/>
         <w:jc w:val="both"/>
@@ -7501,7 +7522,7 @@
           <w:tab w:val="left" w:pos="1701"/>
           <w:tab w:val="left" w:pos="1843"/>
           <w:tab w:val="left" w:pos="5670"/>
-          <w:tab w:val="left" w:pos="6237"/>
+          <w:tab w:val="left" w:pos="5812"/>
         </w:tabs>
         <w:spacing w:after="0" w:line="360" w:lineRule="auto"/>
         <w:jc w:val="both"/>
@@ -7548,7 +7569,7 @@
           <w:tab w:val="left" w:pos="1701"/>
           <w:tab w:val="left" w:pos="1843"/>
           <w:tab w:val="left" w:pos="5670"/>
-          <w:tab w:val="left" w:pos="6237"/>
+          <w:tab w:val="left" w:pos="5812"/>
         </w:tabs>
         <w:spacing w:after="0" w:line="360" w:lineRule="auto"/>
         <w:jc w:val="both"/>
@@ -7564,7 +7585,7 @@
           <w:tab w:val="left" w:pos="1701"/>
           <w:tab w:val="left" w:pos="1843"/>
           <w:tab w:val="left" w:pos="5670"/>
-          <w:tab w:val="left" w:pos="6237"/>
+          <w:tab w:val="left" w:pos="5812"/>
         </w:tabs>
         <w:spacing w:after="0" w:line="360" w:lineRule="auto"/>
         <w:jc w:val="both"/>
@@ -7580,7 +7601,7 @@
           <w:tab w:val="left" w:pos="1701"/>
           <w:tab w:val="left" w:pos="1843"/>
           <w:tab w:val="left" w:pos="5670"/>
-          <w:tab w:val="left" w:pos="6237"/>
+          <w:tab w:val="left" w:pos="5812"/>
         </w:tabs>
         <w:spacing w:after="0" w:line="360" w:lineRule="auto"/>
         <w:jc w:val="both"/>
@@ -7640,7 +7661,7 @@
 </file>
 
 <file path=word/numbering.xml><?xml version="1.0" encoding="utf-8"?>
-<w:numbering xmlns:wpc="http://schemas.microsoft.com/office/word/2010/wordprocessingCanvas" xmlns:cx="http://schemas.microsoft.com/office/drawing/2014/chartex" xmlns:cx1="http://schemas.microsoft.com/office/drawing/2015/9/8/chartex" xmlns:cx2="http://schemas.microsoft.com/office/drawing/2015/10/21/chartex" xmlns:cx3="http://schemas.microsoft.com/office/drawing/2016/5/9/chartex" xmlns:cx4="http://schemas.microsoft.com/office/drawing/2016/5/10/chartex" xmlns:cx5="http://schemas.microsoft.com/office/drawing/2016/5/11/chartex" xmlns:cx6="http://schemas.microsoft.com/office/drawing/2016/5/12/chartex" xmlns:cx7="http://schemas.microsoft.com/office/drawing/2016/5/13/chartex" xmlns:cx8="http://schemas.microsoft.com/office/drawing/2016/5/14/chartex" xmlns:mc="http://schemas.openxmlformats.org/markup-compatibility/2006" xmlns:aink="http://schemas.microsoft.com/office/drawing/2016/ink" xmlns:am3d="http://schemas.microsoft.com/office/drawing/2017/model3d" xmlns:o="urn:schemas-microsoft-com:office:office" xmlns:r="http://schemas.openxmlformats.org/officeDocument/2006/relationships" xmlns:m="http://schemas.openxmlformats.org/officeDocument/2006/math" xmlns:v="urn:schemas-microsoft-com:vml" xmlns:wp14="http://schemas.microsoft.com/office/word/2010/wordprocessingDrawing" xmlns:wp="http://schemas.openxmlformats.org/drawingml/2006/wordprocessingDrawing" xmlns:w10="urn:schemas-microsoft-com:office:word" xmlns:w="http://schemas.openxmlformats.org/wordprocessingml/2006/main" xmlns:w14="http://schemas.microsoft.com/office/word/2010/wordml" xmlns:w15="http://schemas.microsoft.com/office/word/2012/wordml" xmlns:w16cex="http://schemas.microsoft.com/office/word/2018/wordml/cex" xmlns:w16cid="http://schemas.microsoft.com/office/word/2016/wordml/cid" xmlns:w16="http://schemas.microsoft.com/office/word/2018/wordml" xmlns:w16sdtdh="http://schemas.microsoft.com/office/word/2020/wordml/sdtdatahash" xmlns:w16se="http://schemas.microsoft.com/office/word/2015/wordml/symex" xmlns:wpg="http://schemas.microsoft.com/office/word/2010/wordprocessingGroup" xmlns:wpi="http://schemas.microsoft.com/office/word/2010/wordprocessingInk" xmlns:wne="http://schemas.microsoft.com/office/word/2006/wordml" xmlns:wps="http://schemas.microsoft.com/office/word/2010/wordprocessingShape" mc:Ignorable="w14 w15 w16se w16cid w16 w16cex w16sdtdh wp14">
+<w:numbering xmlns:wpc="http://schemas.microsoft.com/office/word/2010/wordprocessingCanvas" xmlns:cx="http://schemas.microsoft.com/office/drawing/2014/chartex" xmlns:cx1="http://schemas.microsoft.com/office/drawing/2015/9/8/chartex" xmlns:cx2="http://schemas.microsoft.com/office/drawing/2015/10/21/chartex" xmlns:cx3="http://schemas.microsoft.com/office/drawing/2016/5/9/chartex" xmlns:cx4="http://schemas.microsoft.com/office/drawing/2016/5/10/chartex" xmlns:cx5="http://schemas.microsoft.com/office/drawing/2016/5/11/chartex" xmlns:cx6="http://schemas.microsoft.com/office/drawing/2016/5/12/chartex" xmlns:cx7="http://schemas.microsoft.com/office/drawing/2016/5/13/chartex" xmlns:cx8="http://schemas.microsoft.com/office/drawing/2016/5/14/chartex" xmlns:mc="http://schemas.openxmlformats.org/markup-compatibility/2006" xmlns:aink="http://schemas.microsoft.com/office/drawing/2016/ink" xmlns:am3d="http://schemas.microsoft.com/office/drawing/2017/model3d" xmlns:o="urn:schemas-microsoft-com:office:office" xmlns:oel="http://schemas.microsoft.com/office/2019/extlst" xmlns:r="http://schemas.openxmlformats.org/officeDocument/2006/relationships" xmlns:m="http://schemas.openxmlformats.org/officeDocument/2006/math" xmlns:v="urn:schemas-microsoft-com:vml" xmlns:wp14="http://schemas.microsoft.com/office/word/2010/wordprocessingDrawing" xmlns:wp="http://schemas.openxmlformats.org/drawingml/2006/wordprocessingDrawing" xmlns:w10="urn:schemas-microsoft-com:office:word" xmlns:w="http://schemas.openxmlformats.org/wordprocessingml/2006/main" xmlns:w14="http://schemas.microsoft.com/office/word/2010/wordml" xmlns:w15="http://schemas.microsoft.com/office/word/2012/wordml" xmlns:w16cex="http://schemas.microsoft.com/office/word/2018/wordml/cex" xmlns:w16cid="http://schemas.microsoft.com/office/word/2016/wordml/cid" xmlns:w16="http://schemas.microsoft.com/office/word/2018/wordml" xmlns:w16sdtdh="http://schemas.microsoft.com/office/word/2020/wordml/sdtdatahash" xmlns:w16se="http://schemas.microsoft.com/office/word/2015/wordml/symex" xmlns:wpg="http://schemas.microsoft.com/office/word/2010/wordprocessingGroup" xmlns:wpi="http://schemas.microsoft.com/office/word/2010/wordprocessingInk" xmlns:wne="http://schemas.microsoft.com/office/word/2006/wordml" xmlns:wps="http://schemas.microsoft.com/office/word/2010/wordprocessingShape" mc:Ignorable="w14 w15 w16se w16cid w16 w16cex w16sdtdh wp14">
   <w:abstractNum w:abstractNumId="0" w15:restartNumberingAfterBreak="0">
     <w:nsid w:val="237A471A"/>
     <w:multiLevelType w:val="hybridMultilevel"/>
@@ -8086,19 +8107,19 @@
       </w:pPr>
     </w:lvl>
   </w:abstractNum>
-  <w:num w:numId="1">
+  <w:num w:numId="1" w16cid:durableId="706222930">
     <w:abstractNumId w:val="1"/>
   </w:num>
-  <w:num w:numId="2">
+  <w:num w:numId="2" w16cid:durableId="1266034515">
     <w:abstractNumId w:val="0"/>
   </w:num>
-  <w:num w:numId="3">
+  <w:num w:numId="3" w16cid:durableId="1684670287">
     <w:abstractNumId w:val="2"/>
   </w:num>
-  <w:num w:numId="4">
+  <w:num w:numId="4" w16cid:durableId="984435317">
     <w:abstractNumId w:val="4"/>
   </w:num>
-  <w:num w:numId="5">
+  <w:num w:numId="5" w16cid:durableId="1237980676">
     <w:abstractNumId w:val="3"/>
   </w:num>
 </w:numbering>

--- a/pages/templates/daerahkuitansikegiatan.docx
+++ b/pages/templates/daerahkuitansikegiatan.docx
@@ -4694,2447 +4694,12 @@
     </w:p>
     <w:p>
       <w:pPr>
-        <w:tabs>
-          <w:tab w:val="left" w:pos="1701"/>
-          <w:tab w:val="left" w:pos="1843"/>
-          <w:tab w:val="left" w:pos="5670"/>
-        </w:tabs>
-        <w:spacing w:after="0"/>
-        <w:ind w:left="5954"/>
-        <w:jc w:val="both"/>
-        <w:rPr>
-          <w:rFonts w:ascii="Times New Roman" w:hAnsi="Times New Roman" w:cs="Times New Roman"/>
-          <w:sz w:val="18"/>
-          <w:szCs w:val="18"/>
-        </w:rPr>
-      </w:pPr>
-      <w:r>
-        <w:rPr>
-          <w:rFonts w:ascii="Times New Roman" w:hAnsi="Times New Roman" w:cs="Times New Roman"/>
-          <w:sz w:val="18"/>
-          <w:szCs w:val="18"/>
-        </w:rPr>
-        <w:lastRenderedPageBreak/>
-        <w:t>LAMPIRAN</w:t>
-      </w:r>
-    </w:p>
-    <w:p>
-      <w:pPr>
-        <w:tabs>
-          <w:tab w:val="left" w:pos="1701"/>
-          <w:tab w:val="left" w:pos="1843"/>
-          <w:tab w:val="left" w:pos="5670"/>
-        </w:tabs>
-        <w:spacing w:after="0"/>
-        <w:ind w:left="5954"/>
-        <w:jc w:val="both"/>
-        <w:rPr>
-          <w:rFonts w:ascii="Times New Roman" w:hAnsi="Times New Roman" w:cs="Times New Roman"/>
-          <w:sz w:val="18"/>
-          <w:szCs w:val="18"/>
-        </w:rPr>
-      </w:pPr>
-      <w:r>
-        <w:rPr>
-          <w:rFonts w:ascii="Times New Roman" w:hAnsi="Times New Roman" w:cs="Times New Roman"/>
-          <w:sz w:val="18"/>
-          <w:szCs w:val="18"/>
-        </w:rPr>
-        <w:t>Peraturan Direktur Jenderal Perbendaharaan Nomor PER-22/PB/2013 Tentang Petunjuk Pelaksanaan Perjalanan Dinas Jabatan Dalam Negeri Bagi Pejabat Negara, Pegawai Negeri, dan Pegawai Tidak Tetap</w:t>
-      </w:r>
-    </w:p>
-    <w:p>
-      <w:pPr>
-        <w:tabs>
-          <w:tab w:val="left" w:pos="1701"/>
-          <w:tab w:val="left" w:pos="1843"/>
-          <w:tab w:val="left" w:pos="5670"/>
-        </w:tabs>
-        <w:spacing w:after="0"/>
-        <w:ind w:left="6521"/>
-        <w:jc w:val="both"/>
-        <w:rPr>
-          <w:rFonts w:ascii="Times New Roman" w:hAnsi="Times New Roman" w:cs="Times New Roman"/>
-          <w:sz w:val="18"/>
-          <w:szCs w:val="18"/>
-        </w:rPr>
-      </w:pPr>
-    </w:p>
-    <w:p>
-      <w:pPr>
-        <w:tabs>
-          <w:tab w:val="left" w:pos="1701"/>
-          <w:tab w:val="left" w:pos="1843"/>
-          <w:tab w:val="left" w:pos="5670"/>
-        </w:tabs>
-        <w:spacing w:after="0"/>
-        <w:rPr>
-          <w:rFonts w:ascii="Times New Roman" w:hAnsi="Times New Roman" w:cs="Times New Roman"/>
-          <w:b/>
-          <w:bCs/>
-          <w:sz w:val="20"/>
-          <w:szCs w:val="20"/>
-        </w:rPr>
-      </w:pPr>
-      <w:r>
-        <w:rPr>
-          <w:rFonts w:ascii="Times New Roman" w:hAnsi="Times New Roman" w:cs="Times New Roman"/>
-          <w:b/>
-          <w:bCs/>
-          <w:sz w:val="20"/>
-          <w:szCs w:val="20"/>
-        </w:rPr>
-        <w:t>SEKRETARIAT BADAN PENGEMBANGAN DAN PEMBINAAN BAHASA</w:t>
-      </w:r>
-    </w:p>
-    <w:p>
-      <w:pPr>
-        <w:tabs>
-          <w:tab w:val="left" w:pos="1701"/>
-          <w:tab w:val="left" w:pos="1843"/>
-          <w:tab w:val="left" w:pos="5670"/>
-        </w:tabs>
-        <w:spacing w:after="0"/>
-        <w:rPr>
-          <w:rFonts w:ascii="Times New Roman" w:hAnsi="Times New Roman" w:cs="Times New Roman"/>
-          <w:b/>
-          <w:bCs/>
-          <w:sz w:val="20"/>
-          <w:szCs w:val="20"/>
-        </w:rPr>
-      </w:pPr>
-      <w:r>
-        <w:rPr>
-          <w:rFonts w:ascii="Times New Roman" w:hAnsi="Times New Roman" w:cs="Times New Roman"/>
-          <w:b/>
-          <w:bCs/>
-          <w:sz w:val="20"/>
-          <w:szCs w:val="20"/>
-        </w:rPr>
-        <w:t>KEMENTERIAN PENDIDIKAN, KEBUDAYAAN, RISET, DAN TEKNOLOGI</w:t>
-      </w:r>
-    </w:p>
-    <w:p>
-      <w:pPr>
-        <w:tabs>
-          <w:tab w:val="left" w:pos="1701"/>
-          <w:tab w:val="left" w:pos="1843"/>
-          <w:tab w:val="left" w:pos="5670"/>
-        </w:tabs>
-        <w:spacing w:after="0"/>
-        <w:rPr>
-          <w:rFonts w:ascii="Times New Roman" w:hAnsi="Times New Roman" w:cs="Times New Roman"/>
-          <w:b/>
-          <w:bCs/>
-          <w:sz w:val="20"/>
-          <w:szCs w:val="20"/>
-        </w:rPr>
-      </w:pPr>
-    </w:p>
-    <w:p>
-      <w:pPr>
-        <w:tabs>
-          <w:tab w:val="left" w:pos="1701"/>
-          <w:tab w:val="left" w:pos="1843"/>
-          <w:tab w:val="left" w:pos="5670"/>
-          <w:tab w:val="left" w:pos="5812"/>
-          <w:tab w:val="left" w:pos="6804"/>
-        </w:tabs>
-        <w:spacing w:after="0"/>
-        <w:rPr>
-          <w:rFonts w:ascii="Times New Roman" w:hAnsi="Times New Roman" w:cs="Times New Roman"/>
-          <w:sz w:val="20"/>
-          <w:szCs w:val="20"/>
-        </w:rPr>
-      </w:pPr>
-      <w:r>
-        <w:rPr>
-          <w:rFonts w:ascii="Times New Roman" w:hAnsi="Times New Roman" w:cs="Times New Roman"/>
-          <w:b/>
-          <w:bCs/>
-          <w:sz w:val="20"/>
-          <w:szCs w:val="20"/>
-        </w:rPr>
-        <w:tab/>
-      </w:r>
-      <w:r>
-        <w:rPr>
-          <w:rFonts w:ascii="Times New Roman" w:hAnsi="Times New Roman" w:cs="Times New Roman"/>
-          <w:b/>
-          <w:bCs/>
-          <w:sz w:val="20"/>
-          <w:szCs w:val="20"/>
-        </w:rPr>
-        <w:tab/>
-      </w:r>
-      <w:r>
-        <w:rPr>
-          <w:rFonts w:ascii="Times New Roman" w:hAnsi="Times New Roman" w:cs="Times New Roman"/>
-          <w:b/>
-          <w:bCs/>
-          <w:sz w:val="20"/>
-          <w:szCs w:val="20"/>
-        </w:rPr>
-        <w:tab/>
-      </w:r>
-      <w:r>
-        <w:rPr>
-          <w:rFonts w:ascii="Times New Roman" w:hAnsi="Times New Roman" w:cs="Times New Roman"/>
-          <w:b/>
-          <w:bCs/>
-          <w:sz w:val="20"/>
-          <w:szCs w:val="20"/>
-        </w:rPr>
-        <w:tab/>
-      </w:r>
-      <w:r>
-        <w:rPr>
-          <w:rFonts w:ascii="Times New Roman" w:hAnsi="Times New Roman" w:cs="Times New Roman"/>
-          <w:sz w:val="20"/>
-          <w:szCs w:val="20"/>
-        </w:rPr>
-        <w:t>Lembar ke</w:t>
-      </w:r>
-      <w:r>
-        <w:rPr>
-          <w:rFonts w:ascii="Times New Roman" w:hAnsi="Times New Roman" w:cs="Times New Roman"/>
-          <w:sz w:val="20"/>
-          <w:szCs w:val="20"/>
-        </w:rPr>
-        <w:tab/>
-        <w:t>:</w:t>
-      </w:r>
-    </w:p>
-    <w:p>
-      <w:pPr>
-        <w:tabs>
-          <w:tab w:val="left" w:pos="1701"/>
-          <w:tab w:val="left" w:pos="1843"/>
-          <w:tab w:val="left" w:pos="5670"/>
-          <w:tab w:val="left" w:pos="5812"/>
-          <w:tab w:val="left" w:pos="6804"/>
-        </w:tabs>
-        <w:spacing w:after="0"/>
-        <w:rPr>
-          <w:rFonts w:ascii="Times New Roman" w:hAnsi="Times New Roman" w:cs="Times New Roman"/>
-          <w:sz w:val="20"/>
-          <w:szCs w:val="20"/>
-        </w:rPr>
-      </w:pPr>
-      <w:r>
-        <w:rPr>
-          <w:rFonts w:ascii="Times New Roman" w:hAnsi="Times New Roman" w:cs="Times New Roman"/>
-          <w:sz w:val="20"/>
-          <w:szCs w:val="20"/>
-        </w:rPr>
-        <w:tab/>
-      </w:r>
-      <w:r>
-        <w:rPr>
-          <w:rFonts w:ascii="Times New Roman" w:hAnsi="Times New Roman" w:cs="Times New Roman"/>
-          <w:sz w:val="20"/>
-          <w:szCs w:val="20"/>
-        </w:rPr>
-        <w:tab/>
-      </w:r>
-      <w:r>
-        <w:rPr>
-          <w:rFonts w:ascii="Times New Roman" w:hAnsi="Times New Roman" w:cs="Times New Roman"/>
-          <w:sz w:val="20"/>
-          <w:szCs w:val="20"/>
-        </w:rPr>
-        <w:tab/>
-      </w:r>
-      <w:r>
-        <w:rPr>
-          <w:rFonts w:ascii="Times New Roman" w:hAnsi="Times New Roman" w:cs="Times New Roman"/>
-          <w:sz w:val="20"/>
-          <w:szCs w:val="20"/>
-        </w:rPr>
-        <w:tab/>
-        <w:t>Kode. No</w:t>
-      </w:r>
-      <w:r>
-        <w:rPr>
-          <w:rFonts w:ascii="Times New Roman" w:hAnsi="Times New Roman" w:cs="Times New Roman"/>
-          <w:sz w:val="20"/>
-          <w:szCs w:val="20"/>
-        </w:rPr>
-        <w:tab/>
-        <w:t>:</w:t>
-      </w:r>
-    </w:p>
-    <w:p>
-      <w:pPr>
-        <w:tabs>
-          <w:tab w:val="left" w:pos="1701"/>
-          <w:tab w:val="left" w:pos="1843"/>
-          <w:tab w:val="left" w:pos="5670"/>
-          <w:tab w:val="left" w:pos="5812"/>
-          <w:tab w:val="left" w:pos="6804"/>
-        </w:tabs>
-        <w:spacing w:after="0"/>
-        <w:rPr>
-          <w:rFonts w:ascii="Times New Roman" w:hAnsi="Times New Roman" w:cs="Times New Roman"/>
-          <w:sz w:val="20"/>
-          <w:szCs w:val="20"/>
-        </w:rPr>
-      </w:pPr>
-      <w:r>
-        <w:rPr>
-          <w:rFonts w:ascii="Times New Roman" w:hAnsi="Times New Roman" w:cs="Times New Roman"/>
-          <w:sz w:val="20"/>
-          <w:szCs w:val="20"/>
-        </w:rPr>
-        <w:tab/>
-      </w:r>
-      <w:r>
-        <w:rPr>
-          <w:rFonts w:ascii="Times New Roman" w:hAnsi="Times New Roman" w:cs="Times New Roman"/>
-          <w:sz w:val="20"/>
-          <w:szCs w:val="20"/>
-        </w:rPr>
-        <w:tab/>
-      </w:r>
-      <w:r>
-        <w:rPr>
-          <w:rFonts w:ascii="Times New Roman" w:hAnsi="Times New Roman" w:cs="Times New Roman"/>
-          <w:sz w:val="20"/>
-          <w:szCs w:val="20"/>
-        </w:rPr>
-        <w:tab/>
-      </w:r>
-      <w:r>
-        <w:rPr>
-          <w:rFonts w:ascii="Times New Roman" w:hAnsi="Times New Roman" w:cs="Times New Roman"/>
-          <w:sz w:val="20"/>
-          <w:szCs w:val="20"/>
-        </w:rPr>
-        <w:tab/>
-        <w:t>Nomor</w:t>
-      </w:r>
-      <w:r>
-        <w:rPr>
-          <w:rFonts w:ascii="Times New Roman" w:hAnsi="Times New Roman" w:cs="Times New Roman"/>
-          <w:sz w:val="20"/>
-          <w:szCs w:val="20"/>
-        </w:rPr>
-        <w:tab/>
-        <w:t>: {{ nomor</w:t>
-      </w:r>
-      <w:r>
-        <w:rPr>
-          <w:rFonts w:ascii="Times New Roman" w:hAnsi="Times New Roman" w:cs="Times New Roman"/>
-          <w:sz w:val="20"/>
-          <w:szCs w:val="20"/>
-        </w:rPr>
-        <w:t>_</w:t>
-      </w:r>
-      <w:r>
-        <w:rPr>
-          <w:rFonts w:ascii="Times New Roman" w:hAnsi="Times New Roman" w:cs="Times New Roman"/>
-          <w:sz w:val="20"/>
-          <w:szCs w:val="20"/>
-        </w:rPr>
-        <w:t>st }}</w:t>
-      </w:r>
-    </w:p>
-    <w:p>
-      <w:pPr>
-        <w:tabs>
-          <w:tab w:val="left" w:pos="1701"/>
-          <w:tab w:val="left" w:pos="1843"/>
-          <w:tab w:val="left" w:pos="5670"/>
-          <w:tab w:val="left" w:pos="6521"/>
-          <w:tab w:val="left" w:pos="7371"/>
-        </w:tabs>
-        <w:spacing w:after="0"/>
-        <w:rPr>
-          <w:rFonts w:ascii="Times New Roman" w:hAnsi="Times New Roman" w:cs="Times New Roman"/>
-          <w:sz w:val="20"/>
-          <w:szCs w:val="20"/>
-        </w:rPr>
-      </w:pPr>
-    </w:p>
-    <w:p>
-      <w:pPr>
-        <w:tabs>
-          <w:tab w:val="left" w:pos="1701"/>
-          <w:tab w:val="left" w:pos="1843"/>
-          <w:tab w:val="left" w:pos="5670"/>
-          <w:tab w:val="left" w:pos="6521"/>
-          <w:tab w:val="left" w:pos="7371"/>
-        </w:tabs>
-        <w:spacing w:after="0"/>
-        <w:jc w:val="center"/>
-        <w:rPr>
-          <w:rFonts w:ascii="Times New Roman" w:hAnsi="Times New Roman" w:cs="Times New Roman"/>
-          <w:b/>
-          <w:bCs/>
-          <w:sz w:val="20"/>
-          <w:szCs w:val="20"/>
-        </w:rPr>
-      </w:pPr>
-      <w:r>
-        <w:rPr>
-          <w:rFonts w:ascii="Times New Roman" w:hAnsi="Times New Roman" w:cs="Times New Roman"/>
-          <w:b/>
-          <w:bCs/>
-          <w:sz w:val="20"/>
-          <w:szCs w:val="20"/>
-        </w:rPr>
-        <w:t>SURAT PERJALANAN DINAS (SPD)</w:t>
-      </w:r>
-    </w:p>
-    <w:p>
-      <w:pPr>
-        <w:tabs>
-          <w:tab w:val="left" w:pos="1701"/>
-          <w:tab w:val="left" w:pos="1843"/>
-          <w:tab w:val="left" w:pos="5670"/>
-          <w:tab w:val="left" w:pos="6521"/>
-          <w:tab w:val="left" w:pos="7371"/>
-        </w:tabs>
-        <w:spacing w:after="0"/>
-        <w:jc w:val="center"/>
-        <w:rPr>
-          <w:rFonts w:ascii="Times New Roman" w:hAnsi="Times New Roman" w:cs="Times New Roman"/>
-          <w:b/>
-          <w:bCs/>
-          <w:sz w:val="20"/>
-          <w:szCs w:val="20"/>
-        </w:rPr>
-      </w:pPr>
-    </w:p>
-    <w:tbl>
-      <w:tblPr>
-        <w:tblStyle w:val="TableGrid"/>
-        <w:tblW w:w="0" w:type="auto"/>
-        <w:tblLook w:val="04A0" w:firstRow="1" w:lastRow="0" w:firstColumn="1" w:lastColumn="0" w:noHBand="0" w:noVBand="1"/>
-      </w:tblPr>
-      <w:tblGrid>
-        <w:gridCol w:w="491"/>
-        <w:gridCol w:w="4661"/>
-        <w:gridCol w:w="2097"/>
-        <w:gridCol w:w="2103"/>
-      </w:tblGrid>
-      <w:tr>
-        <w:tc>
-          <w:tcPr>
-            <w:tcW w:w="366" w:type="dxa"/>
-          </w:tcPr>
-          <w:p>
-            <w:pPr>
-              <w:tabs>
-                <w:tab w:val="left" w:pos="1701"/>
-                <w:tab w:val="left" w:pos="1843"/>
-                <w:tab w:val="left" w:pos="5670"/>
-                <w:tab w:val="left" w:pos="6521"/>
-                <w:tab w:val="left" w:pos="7371"/>
-              </w:tabs>
-              <w:jc w:val="center"/>
-              <w:rPr>
-                <w:rFonts w:ascii="Times New Roman" w:hAnsi="Times New Roman" w:cs="Times New Roman"/>
-              </w:rPr>
-            </w:pPr>
-            <w:r>
-              <w:rPr>
-                <w:rFonts w:ascii="Times New Roman" w:hAnsi="Times New Roman" w:cs="Times New Roman"/>
-              </w:rPr>
-              <w:t>1.</w:t>
-            </w:r>
-          </w:p>
-        </w:tc>
-        <w:tc>
-          <w:tcPr>
-            <w:tcW w:w="4732" w:type="dxa"/>
-          </w:tcPr>
-          <w:p>
-            <w:pPr>
-              <w:tabs>
-                <w:tab w:val="left" w:pos="1701"/>
-                <w:tab w:val="left" w:pos="1843"/>
-                <w:tab w:val="left" w:pos="5670"/>
-                <w:tab w:val="left" w:pos="6521"/>
-                <w:tab w:val="left" w:pos="7371"/>
-              </w:tabs>
-              <w:jc w:val="both"/>
-              <w:rPr>
-                <w:rFonts w:ascii="Times New Roman" w:hAnsi="Times New Roman" w:cs="Times New Roman"/>
-              </w:rPr>
-            </w:pPr>
-            <w:r>
-              <w:rPr>
-                <w:rFonts w:ascii="Times New Roman" w:hAnsi="Times New Roman" w:cs="Times New Roman"/>
-              </w:rPr>
-              <w:t>Pejabat Pembuat Komitmen</w:t>
-            </w:r>
-          </w:p>
-        </w:tc>
-        <w:tc>
-          <w:tcPr>
-            <w:tcW w:w="4254" w:type="dxa"/>
-            <w:gridSpan w:val="2"/>
-          </w:tcPr>
-          <w:p>
-            <w:pPr>
-              <w:tabs>
-                <w:tab w:val="left" w:pos="1701"/>
-                <w:tab w:val="left" w:pos="1843"/>
-                <w:tab w:val="left" w:pos="5670"/>
-                <w:tab w:val="left" w:pos="6521"/>
-                <w:tab w:val="left" w:pos="7371"/>
-              </w:tabs>
-              <w:jc w:val="both"/>
-              <w:rPr>
-                <w:rFonts w:ascii="Times New Roman" w:hAnsi="Times New Roman" w:cs="Times New Roman"/>
-              </w:rPr>
-            </w:pPr>
-            <w:r>
-              <w:rPr>
-                <w:rFonts w:ascii="Times New Roman" w:hAnsi="Times New Roman" w:cs="Times New Roman"/>
-              </w:rPr>
-              <w:t xml:space="preserve">Sekretariat </w:t>
-            </w:r>
-            <w:r>
-              <w:rPr>
-                <w:rFonts w:ascii="Times New Roman" w:hAnsi="Times New Roman" w:cs="Times New Roman"/>
-              </w:rPr>
-              <w:t>Badan Pengembangan dan Pembinaan Bahasa</w:t>
-            </w:r>
-          </w:p>
-          <w:p>
-            <w:pPr>
-              <w:tabs>
-                <w:tab w:val="left" w:pos="1701"/>
-                <w:tab w:val="left" w:pos="1843"/>
-                <w:tab w:val="left" w:pos="5670"/>
-                <w:tab w:val="left" w:pos="6521"/>
-                <w:tab w:val="left" w:pos="7371"/>
-              </w:tabs>
-              <w:jc w:val="both"/>
-              <w:rPr>
-                <w:rFonts w:ascii="Times New Roman" w:hAnsi="Times New Roman" w:cs="Times New Roman"/>
-              </w:rPr>
-            </w:pPr>
-          </w:p>
-        </w:tc>
-      </w:tr>
-      <w:tr>
-        <w:tc>
-          <w:tcPr>
-            <w:tcW w:w="366" w:type="dxa"/>
-          </w:tcPr>
-          <w:p>
-            <w:pPr>
-              <w:tabs>
-                <w:tab w:val="left" w:pos="1701"/>
-                <w:tab w:val="left" w:pos="1843"/>
-                <w:tab w:val="left" w:pos="5670"/>
-                <w:tab w:val="left" w:pos="6521"/>
-                <w:tab w:val="left" w:pos="7371"/>
-              </w:tabs>
-              <w:jc w:val="center"/>
-              <w:rPr>
-                <w:rFonts w:ascii="Times New Roman" w:hAnsi="Times New Roman" w:cs="Times New Roman"/>
-              </w:rPr>
-            </w:pPr>
-            <w:r>
-              <w:rPr>
-                <w:rFonts w:ascii="Times New Roman" w:hAnsi="Times New Roman" w:cs="Times New Roman"/>
-              </w:rPr>
-              <w:t>2.</w:t>
-            </w:r>
-          </w:p>
-        </w:tc>
-        <w:tc>
-          <w:tcPr>
-            <w:tcW w:w="4732" w:type="dxa"/>
-          </w:tcPr>
-          <w:p>
-            <w:pPr>
-              <w:tabs>
-                <w:tab w:val="left" w:pos="1701"/>
-                <w:tab w:val="left" w:pos="1843"/>
-                <w:tab w:val="left" w:pos="5670"/>
-                <w:tab w:val="left" w:pos="6521"/>
-                <w:tab w:val="left" w:pos="7371"/>
-              </w:tabs>
-              <w:jc w:val="both"/>
-              <w:rPr>
-                <w:rFonts w:ascii="Times New Roman" w:hAnsi="Times New Roman" w:cs="Times New Roman"/>
-              </w:rPr>
-            </w:pPr>
-            <w:r>
-              <w:rPr>
-                <w:rFonts w:ascii="Times New Roman" w:hAnsi="Times New Roman" w:cs="Times New Roman"/>
-              </w:rPr>
-              <w:t>Nama/NIP Pegawai yang Melaksanakan Perjalanan Dinas</w:t>
-            </w:r>
-          </w:p>
-        </w:tc>
-        <w:tc>
-          <w:tcPr>
-            <w:tcW w:w="4254" w:type="dxa"/>
-            <w:gridSpan w:val="2"/>
-          </w:tcPr>
-          <w:p>
-            <w:pPr>
-              <w:tabs>
-                <w:tab w:val="left" w:pos="1701"/>
-                <w:tab w:val="left" w:pos="1843"/>
-                <w:tab w:val="left" w:pos="5670"/>
-                <w:tab w:val="left" w:pos="6521"/>
-                <w:tab w:val="left" w:pos="7371"/>
-              </w:tabs>
-              <w:jc w:val="both"/>
-              <w:rPr>
-                <w:rFonts w:ascii="Times New Roman" w:hAnsi="Times New Roman" w:cs="Times New Roman"/>
-                <w:b/>
-                <w:bCs/>
-              </w:rPr>
-            </w:pPr>
-            <w:r>
-              <w:rPr>
-                <w:rFonts w:ascii="Times New Roman" w:hAnsi="Times New Roman" w:cs="Times New Roman"/>
-                <w:b/>
-                <w:bCs/>
-              </w:rPr>
-              <w:t>Terlampir</w:t>
-            </w:r>
-          </w:p>
-          <w:p>
-            <w:pPr>
-              <w:tabs>
-                <w:tab w:val="left" w:pos="1701"/>
-                <w:tab w:val="left" w:pos="1843"/>
-                <w:tab w:val="left" w:pos="5670"/>
-                <w:tab w:val="left" w:pos="6521"/>
-                <w:tab w:val="left" w:pos="7371"/>
-              </w:tabs>
-              <w:jc w:val="both"/>
-              <w:rPr>
-                <w:rFonts w:ascii="Times New Roman" w:hAnsi="Times New Roman" w:cs="Times New Roman"/>
-              </w:rPr>
-            </w:pPr>
-            <w:r>
-              <w:rPr>
-                <w:rFonts w:ascii="Times New Roman" w:hAnsi="Times New Roman" w:cs="Times New Roman"/>
-              </w:rPr>
-              <w:t>Terlampir</w:t>
-            </w:r>
-          </w:p>
-        </w:tc>
-      </w:tr>
-      <w:tr>
-        <w:tc>
-          <w:tcPr>
-            <w:tcW w:w="366" w:type="dxa"/>
-          </w:tcPr>
-          <w:p>
-            <w:pPr>
-              <w:tabs>
-                <w:tab w:val="left" w:pos="1701"/>
-                <w:tab w:val="left" w:pos="1843"/>
-                <w:tab w:val="left" w:pos="5670"/>
-                <w:tab w:val="left" w:pos="6521"/>
-                <w:tab w:val="left" w:pos="7371"/>
-              </w:tabs>
-              <w:jc w:val="center"/>
-              <w:rPr>
-                <w:rFonts w:ascii="Times New Roman" w:hAnsi="Times New Roman" w:cs="Times New Roman"/>
-              </w:rPr>
-            </w:pPr>
-            <w:r>
-              <w:rPr>
-                <w:rFonts w:ascii="Times New Roman" w:hAnsi="Times New Roman" w:cs="Times New Roman"/>
-              </w:rPr>
-              <w:t>3.</w:t>
-            </w:r>
-          </w:p>
-        </w:tc>
-        <w:tc>
-          <w:tcPr>
-            <w:tcW w:w="4732" w:type="dxa"/>
-          </w:tcPr>
-          <w:p>
-            <w:pPr>
-              <w:tabs>
-                <w:tab w:val="left" w:pos="1701"/>
-                <w:tab w:val="left" w:pos="1843"/>
-                <w:tab w:val="left" w:pos="5670"/>
-                <w:tab w:val="left" w:pos="6521"/>
-                <w:tab w:val="left" w:pos="7371"/>
-              </w:tabs>
-              <w:jc w:val="both"/>
-              <w:rPr>
-                <w:rFonts w:ascii="Times New Roman" w:hAnsi="Times New Roman" w:cs="Times New Roman"/>
-              </w:rPr>
-            </w:pPr>
-            <w:r>
-              <w:rPr>
-                <w:rFonts w:ascii="Times New Roman" w:hAnsi="Times New Roman" w:cs="Times New Roman"/>
-              </w:rPr>
-              <w:t>a. Pangkat dan Golongan</w:t>
-            </w:r>
-          </w:p>
-          <w:p>
-            <w:pPr>
-              <w:tabs>
-                <w:tab w:val="left" w:pos="1701"/>
-                <w:tab w:val="left" w:pos="1843"/>
-                <w:tab w:val="left" w:pos="5670"/>
-                <w:tab w:val="left" w:pos="6521"/>
-                <w:tab w:val="left" w:pos="7371"/>
-              </w:tabs>
-              <w:jc w:val="both"/>
-              <w:rPr>
-                <w:rFonts w:ascii="Times New Roman" w:hAnsi="Times New Roman" w:cs="Times New Roman"/>
-              </w:rPr>
-            </w:pPr>
-            <w:r>
-              <w:rPr>
-                <w:rFonts w:ascii="Times New Roman" w:hAnsi="Times New Roman" w:cs="Times New Roman"/>
-              </w:rPr>
-              <w:t>b. Jabatan/Instansi</w:t>
-            </w:r>
-          </w:p>
-          <w:p>
-            <w:pPr>
-              <w:tabs>
-                <w:tab w:val="left" w:pos="1701"/>
-                <w:tab w:val="left" w:pos="1843"/>
-                <w:tab w:val="left" w:pos="5670"/>
-                <w:tab w:val="left" w:pos="6521"/>
-                <w:tab w:val="left" w:pos="7371"/>
-              </w:tabs>
-              <w:jc w:val="both"/>
-              <w:rPr>
-                <w:rFonts w:ascii="Times New Roman" w:hAnsi="Times New Roman" w:cs="Times New Roman"/>
-              </w:rPr>
-            </w:pPr>
-            <w:r>
-              <w:rPr>
-                <w:rFonts w:ascii="Times New Roman" w:hAnsi="Times New Roman" w:cs="Times New Roman"/>
-              </w:rPr>
-              <w:t>c. Tingkat Biaya Perjalanan Dinas</w:t>
-            </w:r>
-          </w:p>
-        </w:tc>
-        <w:tc>
-          <w:tcPr>
-            <w:tcW w:w="4254" w:type="dxa"/>
-            <w:gridSpan w:val="2"/>
-          </w:tcPr>
-          <w:p>
-            <w:pPr>
-              <w:tabs>
-                <w:tab w:val="left" w:pos="1701"/>
-                <w:tab w:val="left" w:pos="1843"/>
-                <w:tab w:val="left" w:pos="5670"/>
-                <w:tab w:val="left" w:pos="6521"/>
-                <w:tab w:val="left" w:pos="7371"/>
-              </w:tabs>
-              <w:jc w:val="both"/>
-              <w:rPr>
-                <w:rFonts w:ascii="Times New Roman" w:hAnsi="Times New Roman" w:cs="Times New Roman"/>
-              </w:rPr>
-            </w:pPr>
-            <w:r>
-              <w:rPr>
-                <w:rFonts w:ascii="Times New Roman" w:hAnsi="Times New Roman" w:cs="Times New Roman"/>
-              </w:rPr>
-              <w:t xml:space="preserve">a. </w:t>
-            </w:r>
-            <w:r>
-              <w:rPr>
-                <w:rFonts w:ascii="Times New Roman" w:hAnsi="Times New Roman" w:cs="Times New Roman"/>
-              </w:rPr>
-              <w:t>Terlampir</w:t>
-            </w:r>
-          </w:p>
-          <w:p>
-            <w:pPr>
-              <w:tabs>
-                <w:tab w:val="left" w:pos="1701"/>
-                <w:tab w:val="left" w:pos="1843"/>
-                <w:tab w:val="left" w:pos="5670"/>
-                <w:tab w:val="left" w:pos="6521"/>
-                <w:tab w:val="left" w:pos="7371"/>
-              </w:tabs>
-              <w:jc w:val="both"/>
-              <w:rPr>
-                <w:rFonts w:ascii="Times New Roman" w:hAnsi="Times New Roman" w:cs="Times New Roman"/>
-              </w:rPr>
-            </w:pPr>
-            <w:r>
-              <w:rPr>
-                <w:rFonts w:ascii="Times New Roman" w:hAnsi="Times New Roman" w:cs="Times New Roman"/>
-              </w:rPr>
-              <w:t xml:space="preserve">b. </w:t>
-            </w:r>
-            <w:r>
-              <w:rPr>
-                <w:rFonts w:ascii="Times New Roman" w:hAnsi="Times New Roman" w:cs="Times New Roman"/>
-              </w:rPr>
-              <w:t>Terlampir</w:t>
-            </w:r>
-          </w:p>
-          <w:p>
-            <w:pPr>
-              <w:tabs>
-                <w:tab w:val="left" w:pos="1701"/>
-                <w:tab w:val="left" w:pos="1843"/>
-                <w:tab w:val="left" w:pos="5670"/>
-                <w:tab w:val="left" w:pos="6521"/>
-                <w:tab w:val="left" w:pos="7371"/>
-              </w:tabs>
-              <w:jc w:val="both"/>
-              <w:rPr>
-                <w:rFonts w:ascii="Times New Roman" w:hAnsi="Times New Roman" w:cs="Times New Roman"/>
-              </w:rPr>
-            </w:pPr>
-            <w:r>
-              <w:rPr>
-                <w:rFonts w:ascii="Times New Roman" w:hAnsi="Times New Roman" w:cs="Times New Roman"/>
-              </w:rPr>
-              <w:t xml:space="preserve">c. </w:t>
-            </w:r>
-            <w:r>
-              <w:rPr>
-                <w:rFonts w:ascii="Times New Roman" w:hAnsi="Times New Roman" w:cs="Times New Roman"/>
-              </w:rPr>
-              <w:t>Terlampir</w:t>
-            </w:r>
-          </w:p>
-        </w:tc>
-      </w:tr>
-      <w:tr>
-        <w:tc>
-          <w:tcPr>
-            <w:tcW w:w="366" w:type="dxa"/>
-          </w:tcPr>
-          <w:p>
-            <w:pPr>
-              <w:tabs>
-                <w:tab w:val="left" w:pos="1701"/>
-                <w:tab w:val="left" w:pos="1843"/>
-                <w:tab w:val="left" w:pos="5670"/>
-                <w:tab w:val="left" w:pos="6521"/>
-                <w:tab w:val="left" w:pos="7371"/>
-              </w:tabs>
-              <w:jc w:val="center"/>
-              <w:rPr>
-                <w:rFonts w:ascii="Times New Roman" w:hAnsi="Times New Roman" w:cs="Times New Roman"/>
-              </w:rPr>
-            </w:pPr>
-            <w:r>
-              <w:rPr>
-                <w:rFonts w:ascii="Times New Roman" w:hAnsi="Times New Roman" w:cs="Times New Roman"/>
-              </w:rPr>
-              <w:t>4.</w:t>
-            </w:r>
-          </w:p>
-        </w:tc>
-        <w:tc>
-          <w:tcPr>
-            <w:tcW w:w="4732" w:type="dxa"/>
-          </w:tcPr>
-          <w:p>
-            <w:pPr>
-              <w:tabs>
-                <w:tab w:val="left" w:pos="1701"/>
-                <w:tab w:val="left" w:pos="1843"/>
-                <w:tab w:val="left" w:pos="5670"/>
-                <w:tab w:val="left" w:pos="6521"/>
-                <w:tab w:val="left" w:pos="7371"/>
-              </w:tabs>
-              <w:jc w:val="both"/>
-              <w:rPr>
-                <w:rFonts w:ascii="Times New Roman" w:hAnsi="Times New Roman" w:cs="Times New Roman"/>
-              </w:rPr>
-            </w:pPr>
-            <w:r>
-              <w:rPr>
-                <w:rFonts w:ascii="Times New Roman" w:hAnsi="Times New Roman" w:cs="Times New Roman"/>
-              </w:rPr>
-              <w:t>Maksud Perjalanan Dinas</w:t>
-            </w:r>
-          </w:p>
-        </w:tc>
-        <w:tc>
-          <w:tcPr>
-            <w:tcW w:w="4254" w:type="dxa"/>
-            <w:gridSpan w:val="2"/>
-          </w:tcPr>
-          <w:p>
-            <w:pPr>
-              <w:tabs>
-                <w:tab w:val="left" w:pos="1701"/>
-                <w:tab w:val="left" w:pos="1843"/>
-                <w:tab w:val="left" w:pos="5670"/>
-                <w:tab w:val="left" w:pos="6521"/>
-                <w:tab w:val="left" w:pos="7371"/>
-              </w:tabs>
-              <w:jc w:val="both"/>
-              <w:rPr>
-                <w:rFonts w:ascii="Times New Roman" w:hAnsi="Times New Roman" w:cs="Times New Roman"/>
-              </w:rPr>
-            </w:pPr>
-            <w:r>
-              <w:rPr>
-                <w:rFonts w:ascii="Times New Roman" w:hAnsi="Times New Roman" w:cs="Times New Roman"/>
-                <w:sz w:val="20"/>
-                <w:szCs w:val="20"/>
-              </w:rPr>
-              <w:t>{{ output }}</w:t>
-            </w:r>
-            <w:r>
-              <w:rPr>
-                <w:rFonts w:ascii="Times New Roman" w:hAnsi="Times New Roman" w:cs="Times New Roman"/>
-                <w:sz w:val="20"/>
-                <w:szCs w:val="20"/>
-              </w:rPr>
-              <w:t xml:space="preserve">, </w:t>
-            </w:r>
-            <w:r>
-              <w:rPr>
-                <w:rFonts w:ascii="Times New Roman" w:hAnsi="Times New Roman" w:cs="Times New Roman"/>
-                <w:sz w:val="20"/>
-                <w:szCs w:val="20"/>
-              </w:rPr>
-              <w:t>{{ sub_output }}</w:t>
-            </w:r>
-            <w:r>
-              <w:rPr>
-                <w:rFonts w:ascii="Times New Roman" w:hAnsi="Times New Roman" w:cs="Times New Roman"/>
-                <w:sz w:val="20"/>
-                <w:szCs w:val="20"/>
-              </w:rPr>
-              <w:t xml:space="preserve">: </w:t>
-            </w:r>
-            <w:r>
-              <w:rPr>
-                <w:rFonts w:ascii="Times New Roman" w:hAnsi="Times New Roman" w:cs="Times New Roman"/>
-                <w:sz w:val="20"/>
-                <w:szCs w:val="20"/>
-              </w:rPr>
-              <w:t>{{ akun }}</w:t>
-            </w:r>
-            <w:r>
-              <w:rPr>
-                <w:rFonts w:ascii="Times New Roman" w:hAnsi="Times New Roman" w:cs="Times New Roman"/>
-                <w:sz w:val="20"/>
-                <w:szCs w:val="20"/>
-              </w:rPr>
-              <w:t xml:space="preserve"> {{ kegiatan }} Dalam Rangka {{ layanan }} di {{ lokasi }} Tanggal {{ tanggal }}.</w:t>
-            </w:r>
-          </w:p>
-        </w:tc>
-      </w:tr>
-      <w:tr>
-        <w:tc>
-          <w:tcPr>
-            <w:tcW w:w="366" w:type="dxa"/>
-          </w:tcPr>
-          <w:p>
-            <w:pPr>
-              <w:tabs>
-                <w:tab w:val="left" w:pos="1701"/>
-                <w:tab w:val="left" w:pos="1843"/>
-                <w:tab w:val="left" w:pos="5670"/>
-                <w:tab w:val="left" w:pos="6521"/>
-                <w:tab w:val="left" w:pos="7371"/>
-              </w:tabs>
-              <w:jc w:val="center"/>
-              <w:rPr>
-                <w:rFonts w:ascii="Times New Roman" w:hAnsi="Times New Roman" w:cs="Times New Roman"/>
-              </w:rPr>
-            </w:pPr>
-            <w:r>
-              <w:rPr>
-                <w:rFonts w:ascii="Times New Roman" w:hAnsi="Times New Roman" w:cs="Times New Roman"/>
-              </w:rPr>
-              <w:t>5.</w:t>
-            </w:r>
-          </w:p>
-        </w:tc>
-        <w:tc>
-          <w:tcPr>
-            <w:tcW w:w="4732" w:type="dxa"/>
-          </w:tcPr>
-          <w:p>
-            <w:pPr>
-              <w:tabs>
-                <w:tab w:val="left" w:pos="1701"/>
-                <w:tab w:val="left" w:pos="1843"/>
-                <w:tab w:val="left" w:pos="5670"/>
-                <w:tab w:val="left" w:pos="6521"/>
-                <w:tab w:val="left" w:pos="7371"/>
-              </w:tabs>
-              <w:jc w:val="both"/>
-              <w:rPr>
-                <w:rFonts w:ascii="Times New Roman" w:hAnsi="Times New Roman" w:cs="Times New Roman"/>
-              </w:rPr>
-            </w:pPr>
-            <w:r>
-              <w:rPr>
-                <w:rFonts w:ascii="Times New Roman" w:hAnsi="Times New Roman" w:cs="Times New Roman"/>
-              </w:rPr>
-              <w:t>Alat Angkut yang Dipergunakan</w:t>
-            </w:r>
-          </w:p>
-        </w:tc>
-        <w:tc>
-          <w:tcPr>
-            <w:tcW w:w="4254" w:type="dxa"/>
-            <w:gridSpan w:val="2"/>
-          </w:tcPr>
-          <w:p>
-            <w:pPr>
-              <w:tabs>
-                <w:tab w:val="left" w:pos="1701"/>
-                <w:tab w:val="left" w:pos="1843"/>
-                <w:tab w:val="left" w:pos="5670"/>
-                <w:tab w:val="left" w:pos="6521"/>
-                <w:tab w:val="left" w:pos="7371"/>
-              </w:tabs>
-              <w:jc w:val="both"/>
-              <w:rPr>
-                <w:rFonts w:ascii="Times New Roman" w:hAnsi="Times New Roman" w:cs="Times New Roman"/>
-                <w:sz w:val="20"/>
-                <w:szCs w:val="20"/>
-              </w:rPr>
-            </w:pPr>
-            <w:r>
-              <w:rPr>
-                <w:rFonts w:ascii="Times New Roman" w:hAnsi="Times New Roman" w:cs="Times New Roman"/>
-                <w:sz w:val="20"/>
-                <w:szCs w:val="20"/>
-              </w:rPr>
-              <w:t>Angkutan Umum</w:t>
-            </w:r>
-          </w:p>
-        </w:tc>
-      </w:tr>
-      <w:tr>
-        <w:tc>
-          <w:tcPr>
-            <w:tcW w:w="366" w:type="dxa"/>
-          </w:tcPr>
-          <w:p>
-            <w:pPr>
-              <w:tabs>
-                <w:tab w:val="left" w:pos="1701"/>
-                <w:tab w:val="left" w:pos="1843"/>
-                <w:tab w:val="left" w:pos="5670"/>
-                <w:tab w:val="left" w:pos="6521"/>
-                <w:tab w:val="left" w:pos="7371"/>
-              </w:tabs>
-              <w:jc w:val="center"/>
-              <w:rPr>
-                <w:rFonts w:ascii="Times New Roman" w:hAnsi="Times New Roman" w:cs="Times New Roman"/>
-              </w:rPr>
-            </w:pPr>
-            <w:r>
-              <w:rPr>
-                <w:rFonts w:ascii="Times New Roman" w:hAnsi="Times New Roman" w:cs="Times New Roman"/>
-              </w:rPr>
-              <w:t>6.</w:t>
-            </w:r>
-          </w:p>
-        </w:tc>
-        <w:tc>
-          <w:tcPr>
-            <w:tcW w:w="4732" w:type="dxa"/>
-          </w:tcPr>
-          <w:p>
-            <w:pPr>
-              <w:tabs>
-                <w:tab w:val="left" w:pos="1701"/>
-                <w:tab w:val="left" w:pos="1843"/>
-                <w:tab w:val="left" w:pos="5670"/>
-                <w:tab w:val="left" w:pos="6521"/>
-                <w:tab w:val="left" w:pos="7371"/>
-              </w:tabs>
-              <w:jc w:val="both"/>
-              <w:rPr>
-                <w:rFonts w:ascii="Times New Roman" w:hAnsi="Times New Roman" w:cs="Times New Roman"/>
-              </w:rPr>
-            </w:pPr>
-            <w:r>
-              <w:rPr>
-                <w:rFonts w:ascii="Times New Roman" w:hAnsi="Times New Roman" w:cs="Times New Roman"/>
-              </w:rPr>
-              <w:t>a. Tempat Berangkat</w:t>
-            </w:r>
-          </w:p>
-          <w:p>
-            <w:pPr>
-              <w:tabs>
-                <w:tab w:val="left" w:pos="1701"/>
-                <w:tab w:val="left" w:pos="1843"/>
-                <w:tab w:val="left" w:pos="5670"/>
-                <w:tab w:val="left" w:pos="6521"/>
-                <w:tab w:val="left" w:pos="7371"/>
-              </w:tabs>
-              <w:jc w:val="both"/>
-              <w:rPr>
-                <w:rFonts w:ascii="Times New Roman" w:hAnsi="Times New Roman" w:cs="Times New Roman"/>
-              </w:rPr>
-            </w:pPr>
-            <w:r>
-              <w:rPr>
-                <w:rFonts w:ascii="Times New Roman" w:hAnsi="Times New Roman" w:cs="Times New Roman"/>
-              </w:rPr>
-              <w:t>b. Tempat Tujuan</w:t>
-            </w:r>
-          </w:p>
-        </w:tc>
-        <w:tc>
-          <w:tcPr>
-            <w:tcW w:w="4254" w:type="dxa"/>
-            <w:gridSpan w:val="2"/>
-          </w:tcPr>
-          <w:p>
-            <w:pPr>
-              <w:tabs>
-                <w:tab w:val="left" w:pos="1701"/>
-                <w:tab w:val="left" w:pos="1843"/>
-                <w:tab w:val="left" w:pos="5670"/>
-                <w:tab w:val="left" w:pos="6521"/>
-                <w:tab w:val="left" w:pos="7371"/>
-              </w:tabs>
-              <w:jc w:val="both"/>
-              <w:rPr>
-                <w:rFonts w:ascii="Times New Roman" w:hAnsi="Times New Roman" w:cs="Times New Roman"/>
-                <w:sz w:val="20"/>
-                <w:szCs w:val="20"/>
-              </w:rPr>
-            </w:pPr>
-            <w:r>
-              <w:rPr>
-                <w:rFonts w:ascii="Times New Roman" w:hAnsi="Times New Roman" w:cs="Times New Roman"/>
-                <w:sz w:val="20"/>
-                <w:szCs w:val="20"/>
-              </w:rPr>
-              <w:t xml:space="preserve">a. </w:t>
-            </w:r>
-            <w:r>
-              <w:rPr>
-                <w:rFonts w:ascii="Times New Roman" w:hAnsi="Times New Roman" w:cs="Times New Roman"/>
-                <w:sz w:val="20"/>
-                <w:szCs w:val="20"/>
-              </w:rPr>
-              <w:t>Terlampir</w:t>
-            </w:r>
-          </w:p>
-          <w:p>
-            <w:pPr>
-              <w:tabs>
-                <w:tab w:val="left" w:pos="1701"/>
-                <w:tab w:val="left" w:pos="1843"/>
-                <w:tab w:val="left" w:pos="5670"/>
-                <w:tab w:val="left" w:pos="6521"/>
-                <w:tab w:val="left" w:pos="7371"/>
-              </w:tabs>
-              <w:jc w:val="both"/>
-              <w:rPr>
-                <w:rFonts w:ascii="Times New Roman" w:hAnsi="Times New Roman" w:cs="Times New Roman"/>
-                <w:sz w:val="20"/>
-                <w:szCs w:val="20"/>
-              </w:rPr>
-            </w:pPr>
-            <w:r>
-              <w:rPr>
-                <w:rFonts w:ascii="Times New Roman" w:hAnsi="Times New Roman" w:cs="Times New Roman"/>
-                <w:sz w:val="20"/>
-                <w:szCs w:val="20"/>
-              </w:rPr>
-              <w:t xml:space="preserve">b. </w:t>
-            </w:r>
-            <w:r>
-              <w:rPr>
-                <w:rFonts w:ascii="Times New Roman" w:hAnsi="Times New Roman" w:cs="Times New Roman"/>
-                <w:sz w:val="20"/>
-                <w:szCs w:val="20"/>
-              </w:rPr>
-              <w:t>Terlampir</w:t>
-            </w:r>
-          </w:p>
-        </w:tc>
-      </w:tr>
-      <w:tr>
-        <w:tc>
-          <w:tcPr>
-            <w:tcW w:w="366" w:type="dxa"/>
-          </w:tcPr>
-          <w:p>
-            <w:pPr>
-              <w:tabs>
-                <w:tab w:val="left" w:pos="1701"/>
-                <w:tab w:val="left" w:pos="1843"/>
-                <w:tab w:val="left" w:pos="5670"/>
-                <w:tab w:val="left" w:pos="6521"/>
-                <w:tab w:val="left" w:pos="7371"/>
-              </w:tabs>
-              <w:jc w:val="center"/>
-              <w:rPr>
-                <w:rFonts w:ascii="Times New Roman" w:hAnsi="Times New Roman" w:cs="Times New Roman"/>
-              </w:rPr>
-            </w:pPr>
-            <w:r>
-              <w:rPr>
-                <w:rFonts w:ascii="Times New Roman" w:hAnsi="Times New Roman" w:cs="Times New Roman"/>
-              </w:rPr>
-              <w:t>7.</w:t>
-            </w:r>
-          </w:p>
-        </w:tc>
-        <w:tc>
-          <w:tcPr>
-            <w:tcW w:w="4732" w:type="dxa"/>
-          </w:tcPr>
-          <w:p>
-            <w:pPr>
-              <w:tabs>
-                <w:tab w:val="left" w:pos="1701"/>
-                <w:tab w:val="left" w:pos="1843"/>
-                <w:tab w:val="left" w:pos="5670"/>
-                <w:tab w:val="left" w:pos="6521"/>
-                <w:tab w:val="left" w:pos="7371"/>
-              </w:tabs>
-              <w:jc w:val="both"/>
-              <w:rPr>
-                <w:rFonts w:ascii="Times New Roman" w:hAnsi="Times New Roman" w:cs="Times New Roman"/>
-              </w:rPr>
-            </w:pPr>
-            <w:r>
-              <w:rPr>
-                <w:rFonts w:ascii="Times New Roman" w:hAnsi="Times New Roman" w:cs="Times New Roman"/>
-              </w:rPr>
-              <w:t xml:space="preserve">a. Lamanya </w:t>
-            </w:r>
-            <w:r>
-              <w:rPr>
-                <w:rFonts w:ascii="Times New Roman" w:hAnsi="Times New Roman" w:cs="Times New Roman"/>
-              </w:rPr>
-              <w:t>Perjalanan Dinas</w:t>
-            </w:r>
-          </w:p>
-          <w:p>
-            <w:pPr>
-              <w:tabs>
-                <w:tab w:val="left" w:pos="1701"/>
-                <w:tab w:val="left" w:pos="1843"/>
-                <w:tab w:val="left" w:pos="5670"/>
-                <w:tab w:val="left" w:pos="6521"/>
-                <w:tab w:val="left" w:pos="7371"/>
-              </w:tabs>
-              <w:jc w:val="both"/>
-              <w:rPr>
-                <w:rFonts w:ascii="Times New Roman" w:hAnsi="Times New Roman" w:cs="Times New Roman"/>
-              </w:rPr>
-            </w:pPr>
-            <w:r>
-              <w:rPr>
-                <w:rFonts w:ascii="Times New Roman" w:hAnsi="Times New Roman" w:cs="Times New Roman"/>
-              </w:rPr>
-              <w:t xml:space="preserve">b. Tanggal </w:t>
-            </w:r>
-            <w:r>
-              <w:rPr>
-                <w:rFonts w:ascii="Times New Roman" w:hAnsi="Times New Roman" w:cs="Times New Roman"/>
-              </w:rPr>
-              <w:t>B</w:t>
-            </w:r>
-            <w:r>
-              <w:rPr>
-                <w:rFonts w:ascii="Times New Roman" w:hAnsi="Times New Roman" w:cs="Times New Roman"/>
-              </w:rPr>
-              <w:t>erangkat</w:t>
-            </w:r>
-          </w:p>
-          <w:p>
-            <w:pPr>
-              <w:tabs>
-                <w:tab w:val="left" w:pos="1701"/>
-                <w:tab w:val="left" w:pos="1843"/>
-                <w:tab w:val="left" w:pos="5670"/>
-                <w:tab w:val="left" w:pos="6521"/>
-                <w:tab w:val="left" w:pos="7371"/>
-              </w:tabs>
-              <w:jc w:val="both"/>
-              <w:rPr>
-                <w:rFonts w:ascii="Times New Roman" w:hAnsi="Times New Roman" w:cs="Times New Roman"/>
-              </w:rPr>
-            </w:pPr>
-            <w:r>
-              <w:rPr>
-                <w:rFonts w:ascii="Times New Roman" w:hAnsi="Times New Roman" w:cs="Times New Roman"/>
-              </w:rPr>
-              <w:t>c. Tanggal Harus Kembali</w:t>
-            </w:r>
-          </w:p>
-        </w:tc>
-        <w:tc>
-          <w:tcPr>
-            <w:tcW w:w="4254" w:type="dxa"/>
-            <w:gridSpan w:val="2"/>
-          </w:tcPr>
-          <w:p>
-            <w:pPr>
-              <w:tabs>
-                <w:tab w:val="left" w:pos="1701"/>
-                <w:tab w:val="left" w:pos="1843"/>
-                <w:tab w:val="left" w:pos="5670"/>
-                <w:tab w:val="left" w:pos="6521"/>
-                <w:tab w:val="left" w:pos="7371"/>
-              </w:tabs>
-              <w:jc w:val="both"/>
-              <w:rPr>
-                <w:rFonts w:ascii="Times New Roman" w:hAnsi="Times New Roman" w:cs="Times New Roman"/>
-                <w:sz w:val="20"/>
-                <w:szCs w:val="20"/>
-              </w:rPr>
-            </w:pPr>
-            <w:r>
-              <w:rPr>
-                <w:rFonts w:ascii="Times New Roman" w:hAnsi="Times New Roman" w:cs="Times New Roman"/>
-                <w:sz w:val="20"/>
-                <w:szCs w:val="20"/>
-              </w:rPr>
-              <w:t xml:space="preserve">a. </w:t>
-            </w:r>
-            <w:r>
-              <w:rPr>
-                <w:rFonts w:ascii="Times New Roman" w:hAnsi="Times New Roman" w:cs="Times New Roman"/>
-                <w:sz w:val="20"/>
-                <w:szCs w:val="20"/>
-              </w:rPr>
-              <w:t>Terlampir</w:t>
-            </w:r>
-          </w:p>
-          <w:p>
-            <w:pPr>
-              <w:tabs>
-                <w:tab w:val="left" w:pos="1701"/>
-                <w:tab w:val="left" w:pos="1843"/>
-                <w:tab w:val="left" w:pos="5670"/>
-                <w:tab w:val="left" w:pos="6521"/>
-                <w:tab w:val="left" w:pos="7371"/>
-              </w:tabs>
-              <w:jc w:val="both"/>
-              <w:rPr>
-                <w:rFonts w:ascii="Times New Roman" w:hAnsi="Times New Roman" w:cs="Times New Roman"/>
-                <w:sz w:val="20"/>
-                <w:szCs w:val="20"/>
-              </w:rPr>
-            </w:pPr>
-            <w:r>
-              <w:rPr>
-                <w:rFonts w:ascii="Times New Roman" w:hAnsi="Times New Roman" w:cs="Times New Roman"/>
-                <w:sz w:val="20"/>
-                <w:szCs w:val="20"/>
-              </w:rPr>
-              <w:t xml:space="preserve">b. </w:t>
-            </w:r>
-            <w:r>
-              <w:rPr>
-                <w:rFonts w:ascii="Times New Roman" w:hAnsi="Times New Roman" w:cs="Times New Roman"/>
-                <w:sz w:val="20"/>
-                <w:szCs w:val="20"/>
-              </w:rPr>
-              <w:t>Terlampir</w:t>
-            </w:r>
-          </w:p>
-          <w:p>
-            <w:pPr>
-              <w:tabs>
-                <w:tab w:val="left" w:pos="1701"/>
-                <w:tab w:val="left" w:pos="1843"/>
-                <w:tab w:val="left" w:pos="5670"/>
-                <w:tab w:val="left" w:pos="6521"/>
-                <w:tab w:val="left" w:pos="7371"/>
-              </w:tabs>
-              <w:jc w:val="both"/>
-              <w:rPr>
-                <w:rFonts w:ascii="Times New Roman" w:hAnsi="Times New Roman" w:cs="Times New Roman"/>
-                <w:sz w:val="20"/>
-                <w:szCs w:val="20"/>
-              </w:rPr>
-            </w:pPr>
-            <w:r>
-              <w:rPr>
-                <w:rFonts w:ascii="Times New Roman" w:hAnsi="Times New Roman" w:cs="Times New Roman"/>
-                <w:sz w:val="20"/>
-                <w:szCs w:val="20"/>
-              </w:rPr>
-              <w:t xml:space="preserve">c. </w:t>
-            </w:r>
-            <w:r>
-              <w:rPr>
-                <w:rFonts w:ascii="Times New Roman" w:hAnsi="Times New Roman" w:cs="Times New Roman"/>
-                <w:sz w:val="20"/>
-                <w:szCs w:val="20"/>
-              </w:rPr>
-              <w:t>Terlampir</w:t>
-            </w:r>
-          </w:p>
-        </w:tc>
-      </w:tr>
-      <w:tr>
-        <w:tc>
-          <w:tcPr>
-            <w:tcW w:w="366" w:type="dxa"/>
-          </w:tcPr>
-          <w:p>
-            <w:pPr>
-              <w:tabs>
-                <w:tab w:val="left" w:pos="1701"/>
-                <w:tab w:val="left" w:pos="1843"/>
-                <w:tab w:val="left" w:pos="5670"/>
-                <w:tab w:val="left" w:pos="6521"/>
-                <w:tab w:val="left" w:pos="7371"/>
-              </w:tabs>
-              <w:jc w:val="center"/>
-              <w:rPr>
-                <w:rFonts w:ascii="Times New Roman" w:hAnsi="Times New Roman" w:cs="Times New Roman"/>
-              </w:rPr>
-            </w:pPr>
-            <w:r>
-              <w:rPr>
-                <w:rFonts w:ascii="Times New Roman" w:hAnsi="Times New Roman" w:cs="Times New Roman"/>
-              </w:rPr>
-              <w:t>8.</w:t>
-            </w:r>
-          </w:p>
-        </w:tc>
-        <w:tc>
-          <w:tcPr>
-            <w:tcW w:w="4732" w:type="dxa"/>
-          </w:tcPr>
-          <w:p>
-            <w:pPr>
-              <w:tabs>
-                <w:tab w:val="left" w:pos="1701"/>
-                <w:tab w:val="left" w:pos="1843"/>
-                <w:tab w:val="left" w:pos="5670"/>
-                <w:tab w:val="left" w:pos="6521"/>
-                <w:tab w:val="left" w:pos="7371"/>
-              </w:tabs>
-              <w:jc w:val="both"/>
-              <w:rPr>
-                <w:rFonts w:ascii="Times New Roman" w:hAnsi="Times New Roman" w:cs="Times New Roman"/>
-              </w:rPr>
-            </w:pPr>
-            <w:r>
-              <w:rPr>
-                <w:rFonts w:ascii="Times New Roman" w:hAnsi="Times New Roman" w:cs="Times New Roman"/>
-              </w:rPr>
-              <w:t xml:space="preserve">Pengikut: </w:t>
-            </w:r>
-            <w:r>
-              <w:rPr>
-                <w:rFonts w:ascii="Times New Roman" w:hAnsi="Times New Roman" w:cs="Times New Roman"/>
-              </w:rPr>
-              <w:tab/>
-            </w:r>
-            <w:r>
-              <w:rPr>
-                <w:rFonts w:ascii="Times New Roman" w:hAnsi="Times New Roman" w:cs="Times New Roman"/>
-              </w:rPr>
-              <w:tab/>
-              <w:t>Nama</w:t>
-            </w:r>
-          </w:p>
-        </w:tc>
-        <w:tc>
-          <w:tcPr>
-            <w:tcW w:w="2127" w:type="dxa"/>
-          </w:tcPr>
-          <w:p>
-            <w:pPr>
-              <w:tabs>
-                <w:tab w:val="left" w:pos="1701"/>
-                <w:tab w:val="left" w:pos="1843"/>
-                <w:tab w:val="left" w:pos="5670"/>
-                <w:tab w:val="left" w:pos="6521"/>
-                <w:tab w:val="left" w:pos="7371"/>
-              </w:tabs>
-              <w:jc w:val="both"/>
-              <w:rPr>
-                <w:rFonts w:ascii="Times New Roman" w:hAnsi="Times New Roman" w:cs="Times New Roman"/>
-                <w:sz w:val="20"/>
-                <w:szCs w:val="20"/>
-              </w:rPr>
-            </w:pPr>
-            <w:r>
-              <w:rPr>
-                <w:rFonts w:ascii="Times New Roman" w:hAnsi="Times New Roman" w:cs="Times New Roman"/>
-                <w:sz w:val="20"/>
-                <w:szCs w:val="20"/>
-              </w:rPr>
-              <w:t>Tanggal Lahir</w:t>
-            </w:r>
-          </w:p>
-        </w:tc>
-        <w:tc>
-          <w:tcPr>
-            <w:tcW w:w="2127" w:type="dxa"/>
-          </w:tcPr>
-          <w:p>
-            <w:pPr>
-              <w:tabs>
-                <w:tab w:val="left" w:pos="1701"/>
-                <w:tab w:val="left" w:pos="1843"/>
-                <w:tab w:val="left" w:pos="5670"/>
-                <w:tab w:val="left" w:pos="6521"/>
-                <w:tab w:val="left" w:pos="7371"/>
-              </w:tabs>
-              <w:jc w:val="both"/>
-              <w:rPr>
-                <w:rFonts w:ascii="Times New Roman" w:hAnsi="Times New Roman" w:cs="Times New Roman"/>
-                <w:sz w:val="20"/>
-                <w:szCs w:val="20"/>
-              </w:rPr>
-            </w:pPr>
-            <w:r>
-              <w:rPr>
-                <w:rFonts w:ascii="Times New Roman" w:hAnsi="Times New Roman" w:cs="Times New Roman"/>
-                <w:sz w:val="20"/>
-                <w:szCs w:val="20"/>
-              </w:rPr>
-              <w:t>Keterangan</w:t>
-            </w:r>
-          </w:p>
-        </w:tc>
-      </w:tr>
-      <w:tr>
-        <w:tc>
-          <w:tcPr>
-            <w:tcW w:w="366" w:type="dxa"/>
-          </w:tcPr>
-          <w:p>
-            <w:pPr>
-              <w:tabs>
-                <w:tab w:val="left" w:pos="1701"/>
-                <w:tab w:val="left" w:pos="1843"/>
-                <w:tab w:val="left" w:pos="5670"/>
-                <w:tab w:val="left" w:pos="6521"/>
-                <w:tab w:val="left" w:pos="7371"/>
-              </w:tabs>
-              <w:jc w:val="center"/>
-              <w:rPr>
-                <w:rFonts w:ascii="Times New Roman" w:hAnsi="Times New Roman" w:cs="Times New Roman"/>
-              </w:rPr>
-            </w:pPr>
-          </w:p>
-        </w:tc>
-        <w:tc>
-          <w:tcPr>
-            <w:tcW w:w="4732" w:type="dxa"/>
-          </w:tcPr>
-          <w:p>
-            <w:pPr>
-              <w:tabs>
-                <w:tab w:val="left" w:pos="1701"/>
-                <w:tab w:val="left" w:pos="1843"/>
-                <w:tab w:val="left" w:pos="5670"/>
-                <w:tab w:val="left" w:pos="6521"/>
-                <w:tab w:val="left" w:pos="7371"/>
-              </w:tabs>
-              <w:jc w:val="both"/>
-              <w:rPr>
-                <w:rFonts w:ascii="Times New Roman" w:hAnsi="Times New Roman" w:cs="Times New Roman"/>
-              </w:rPr>
-            </w:pPr>
-            <w:r>
-              <w:rPr>
-                <w:rFonts w:ascii="Times New Roman" w:hAnsi="Times New Roman" w:cs="Times New Roman"/>
-              </w:rPr>
-              <w:t>1.</w:t>
-            </w:r>
-          </w:p>
-        </w:tc>
-        <w:tc>
-          <w:tcPr>
-            <w:tcW w:w="2127" w:type="dxa"/>
-          </w:tcPr>
-          <w:p>
-            <w:pPr>
-              <w:tabs>
-                <w:tab w:val="left" w:pos="1701"/>
-                <w:tab w:val="left" w:pos="1843"/>
-                <w:tab w:val="left" w:pos="5670"/>
-                <w:tab w:val="left" w:pos="6521"/>
-                <w:tab w:val="left" w:pos="7371"/>
-              </w:tabs>
-              <w:jc w:val="both"/>
-              <w:rPr>
-                <w:rFonts w:ascii="Times New Roman" w:hAnsi="Times New Roman" w:cs="Times New Roman"/>
-                <w:sz w:val="20"/>
-                <w:szCs w:val="20"/>
-              </w:rPr>
-            </w:pPr>
-          </w:p>
-        </w:tc>
-        <w:tc>
-          <w:tcPr>
-            <w:tcW w:w="2127" w:type="dxa"/>
-          </w:tcPr>
-          <w:p>
-            <w:pPr>
-              <w:tabs>
-                <w:tab w:val="left" w:pos="1701"/>
-                <w:tab w:val="left" w:pos="1843"/>
-                <w:tab w:val="left" w:pos="5670"/>
-                <w:tab w:val="left" w:pos="6521"/>
-                <w:tab w:val="left" w:pos="7371"/>
-              </w:tabs>
-              <w:jc w:val="both"/>
-              <w:rPr>
-                <w:rFonts w:ascii="Times New Roman" w:hAnsi="Times New Roman" w:cs="Times New Roman"/>
-                <w:sz w:val="20"/>
-                <w:szCs w:val="20"/>
-              </w:rPr>
-            </w:pPr>
-          </w:p>
-        </w:tc>
-      </w:tr>
-      <w:tr>
-        <w:tc>
-          <w:tcPr>
-            <w:tcW w:w="366" w:type="dxa"/>
-          </w:tcPr>
-          <w:p>
-            <w:pPr>
-              <w:tabs>
-                <w:tab w:val="left" w:pos="1701"/>
-                <w:tab w:val="left" w:pos="1843"/>
-                <w:tab w:val="left" w:pos="5670"/>
-                <w:tab w:val="left" w:pos="6521"/>
-                <w:tab w:val="left" w:pos="7371"/>
-              </w:tabs>
-              <w:jc w:val="center"/>
-              <w:rPr>
-                <w:rFonts w:ascii="Times New Roman" w:hAnsi="Times New Roman" w:cs="Times New Roman"/>
-              </w:rPr>
-            </w:pPr>
-            <w:r>
-              <w:rPr>
-                <w:rFonts w:ascii="Times New Roman" w:hAnsi="Times New Roman" w:cs="Times New Roman"/>
-              </w:rPr>
-              <w:t>9.</w:t>
-            </w:r>
-          </w:p>
-        </w:tc>
-        <w:tc>
-          <w:tcPr>
-            <w:tcW w:w="4732" w:type="dxa"/>
-          </w:tcPr>
-          <w:p>
-            <w:pPr>
-              <w:tabs>
-                <w:tab w:val="left" w:pos="1701"/>
-                <w:tab w:val="left" w:pos="1843"/>
-                <w:tab w:val="left" w:pos="5670"/>
-                <w:tab w:val="left" w:pos="6521"/>
-                <w:tab w:val="left" w:pos="7371"/>
-              </w:tabs>
-              <w:jc w:val="both"/>
-              <w:rPr>
-                <w:rFonts w:ascii="Times New Roman" w:hAnsi="Times New Roman" w:cs="Times New Roman"/>
-              </w:rPr>
-            </w:pPr>
-            <w:r>
-              <w:rPr>
-                <w:rFonts w:ascii="Times New Roman" w:hAnsi="Times New Roman" w:cs="Times New Roman"/>
-              </w:rPr>
-              <w:t>Pembebanan Anggaran</w:t>
-            </w:r>
-          </w:p>
-          <w:p>
-            <w:pPr>
-              <w:pStyle w:val="ListParagraph"/>
-              <w:numPr>
-                <w:ilvl w:val="0"/>
-                <w:numId w:val="5"/>
-              </w:numPr>
-              <w:tabs>
-                <w:tab w:val="left" w:pos="1701"/>
-                <w:tab w:val="left" w:pos="1843"/>
-                <w:tab w:val="left" w:pos="5670"/>
-                <w:tab w:val="left" w:pos="6521"/>
-                <w:tab w:val="left" w:pos="7371"/>
-              </w:tabs>
-              <w:jc w:val="both"/>
-              <w:rPr>
-                <w:rFonts w:ascii="Times New Roman" w:hAnsi="Times New Roman" w:cs="Times New Roman"/>
-              </w:rPr>
-            </w:pPr>
-            <w:r>
-              <w:rPr>
-                <w:rFonts w:ascii="Times New Roman" w:hAnsi="Times New Roman" w:cs="Times New Roman"/>
-              </w:rPr>
-              <w:t>Instansi</w:t>
-            </w:r>
-          </w:p>
-          <w:p>
-            <w:pPr>
-              <w:pStyle w:val="ListParagraph"/>
-              <w:tabs>
-                <w:tab w:val="left" w:pos="1701"/>
-                <w:tab w:val="left" w:pos="1843"/>
-                <w:tab w:val="left" w:pos="5670"/>
-                <w:tab w:val="left" w:pos="6521"/>
-                <w:tab w:val="left" w:pos="7371"/>
-              </w:tabs>
-              <w:jc w:val="both"/>
-              <w:rPr>
-                <w:rFonts w:ascii="Times New Roman" w:hAnsi="Times New Roman" w:cs="Times New Roman"/>
-                <w:sz w:val="14"/>
-                <w:szCs w:val="14"/>
-              </w:rPr>
-            </w:pPr>
-          </w:p>
-          <w:p>
-            <w:pPr>
-              <w:pStyle w:val="ListParagraph"/>
-              <w:numPr>
-                <w:ilvl w:val="0"/>
-                <w:numId w:val="5"/>
-              </w:numPr>
-              <w:tabs>
-                <w:tab w:val="left" w:pos="1701"/>
-                <w:tab w:val="left" w:pos="1843"/>
-                <w:tab w:val="left" w:pos="5670"/>
-                <w:tab w:val="left" w:pos="6521"/>
-                <w:tab w:val="left" w:pos="7371"/>
-              </w:tabs>
-              <w:jc w:val="both"/>
-              <w:rPr>
-                <w:rFonts w:ascii="Times New Roman" w:hAnsi="Times New Roman" w:cs="Times New Roman"/>
-              </w:rPr>
-            </w:pPr>
-            <w:r>
-              <w:rPr>
-                <w:rFonts w:ascii="Times New Roman" w:hAnsi="Times New Roman" w:cs="Times New Roman"/>
-              </w:rPr>
-              <w:t>Mata Anggaran (MAK)</w:t>
-            </w:r>
-          </w:p>
-        </w:tc>
-        <w:tc>
-          <w:tcPr>
-            <w:tcW w:w="4254" w:type="dxa"/>
-            <w:gridSpan w:val="2"/>
-          </w:tcPr>
-          <w:p>
-            <w:pPr>
-              <w:tabs>
-                <w:tab w:val="left" w:pos="1701"/>
-                <w:tab w:val="left" w:pos="1843"/>
-                <w:tab w:val="left" w:pos="5670"/>
-                <w:tab w:val="left" w:pos="6521"/>
-                <w:tab w:val="left" w:pos="7371"/>
-              </w:tabs>
-              <w:jc w:val="both"/>
-              <w:rPr>
-                <w:rFonts w:ascii="Times New Roman" w:hAnsi="Times New Roman" w:cs="Times New Roman"/>
-                <w:sz w:val="20"/>
-                <w:szCs w:val="20"/>
-              </w:rPr>
-            </w:pPr>
-          </w:p>
-          <w:p>
-            <w:pPr>
-              <w:tabs>
-                <w:tab w:val="left" w:pos="1701"/>
-                <w:tab w:val="left" w:pos="1843"/>
-                <w:tab w:val="left" w:pos="5670"/>
-                <w:tab w:val="left" w:pos="6521"/>
-                <w:tab w:val="left" w:pos="7371"/>
-              </w:tabs>
-              <w:jc w:val="both"/>
-              <w:rPr>
-                <w:rFonts w:ascii="Times New Roman" w:hAnsi="Times New Roman" w:cs="Times New Roman"/>
-                <w:sz w:val="20"/>
-                <w:szCs w:val="20"/>
-              </w:rPr>
-            </w:pPr>
-            <w:r>
-              <w:rPr>
-                <w:rFonts w:ascii="Times New Roman" w:hAnsi="Times New Roman" w:cs="Times New Roman"/>
-                <w:sz w:val="20"/>
-                <w:szCs w:val="20"/>
-              </w:rPr>
-              <w:t>a. Kementerian Pendidikan, Kebudayaan, Riset, dan Teknologi</w:t>
-            </w:r>
-          </w:p>
-          <w:p>
-            <w:pPr>
-              <w:rPr>
-                <w:rFonts w:ascii="Times New Roman" w:hAnsi="Times New Roman" w:cs="Times New Roman"/>
-                <w:sz w:val="20"/>
-                <w:szCs w:val="20"/>
-              </w:rPr>
-            </w:pPr>
-            <w:r>
-              <w:rPr>
-                <w:rFonts w:ascii="Times New Roman" w:hAnsi="Times New Roman" w:cs="Times New Roman"/>
-                <w:sz w:val="20"/>
-                <w:szCs w:val="20"/>
-              </w:rPr>
-              <w:t xml:space="preserve">b. </w:t>
-            </w:r>
-            <w:r>
-              <w:rPr>
-                <w:rFonts w:ascii="Times New Roman" w:hAnsi="Times New Roman" w:cs="Times New Roman"/>
-                <w:b/>
-                <w:bCs/>
-                <w:sz w:val="20"/>
-                <w:szCs w:val="20"/>
-              </w:rPr>
-              <w:t>{{ mak }}</w:t>
-            </w:r>
-          </w:p>
-        </w:tc>
-      </w:tr>
-      <w:tr>
-        <w:tc>
-          <w:tcPr>
-            <w:tcW w:w="366" w:type="dxa"/>
-          </w:tcPr>
-          <w:p>
-            <w:pPr>
-              <w:tabs>
-                <w:tab w:val="left" w:pos="1701"/>
-                <w:tab w:val="left" w:pos="1843"/>
-                <w:tab w:val="left" w:pos="5670"/>
-                <w:tab w:val="left" w:pos="6521"/>
-                <w:tab w:val="left" w:pos="7371"/>
-              </w:tabs>
-              <w:jc w:val="center"/>
-              <w:rPr>
-                <w:rFonts w:ascii="Times New Roman" w:hAnsi="Times New Roman" w:cs="Times New Roman"/>
-              </w:rPr>
-            </w:pPr>
-            <w:r>
-              <w:rPr>
-                <w:rFonts w:ascii="Times New Roman" w:hAnsi="Times New Roman" w:cs="Times New Roman"/>
-              </w:rPr>
-              <w:t>10.</w:t>
-            </w:r>
-          </w:p>
-        </w:tc>
-        <w:tc>
-          <w:tcPr>
-            <w:tcW w:w="4732" w:type="dxa"/>
-          </w:tcPr>
-          <w:p>
-            <w:pPr>
-              <w:tabs>
-                <w:tab w:val="left" w:pos="1701"/>
-                <w:tab w:val="left" w:pos="1843"/>
-                <w:tab w:val="left" w:pos="5670"/>
-                <w:tab w:val="left" w:pos="6521"/>
-                <w:tab w:val="left" w:pos="7371"/>
-              </w:tabs>
-              <w:jc w:val="both"/>
-              <w:rPr>
-                <w:rFonts w:ascii="Times New Roman" w:hAnsi="Times New Roman" w:cs="Times New Roman"/>
-              </w:rPr>
-            </w:pPr>
-            <w:r>
-              <w:rPr>
-                <w:rFonts w:ascii="Times New Roman" w:hAnsi="Times New Roman" w:cs="Times New Roman"/>
-              </w:rPr>
-              <w:t>Keterangan Lain-lain</w:t>
-            </w:r>
-          </w:p>
-        </w:tc>
-        <w:tc>
-          <w:tcPr>
-            <w:tcW w:w="4254" w:type="dxa"/>
-            <w:gridSpan w:val="2"/>
-          </w:tcPr>
-          <w:p>
-            <w:pPr>
-              <w:tabs>
-                <w:tab w:val="left" w:pos="1701"/>
-                <w:tab w:val="left" w:pos="1843"/>
-                <w:tab w:val="left" w:pos="5670"/>
-                <w:tab w:val="left" w:pos="6521"/>
-                <w:tab w:val="left" w:pos="7371"/>
-              </w:tabs>
-              <w:jc w:val="both"/>
-              <w:rPr>
-                <w:rFonts w:ascii="Times New Roman" w:hAnsi="Times New Roman" w:cs="Times New Roman"/>
-                <w:sz w:val="20"/>
-                <w:szCs w:val="20"/>
-              </w:rPr>
-            </w:pPr>
-          </w:p>
-        </w:tc>
-      </w:tr>
-    </w:tbl>
-    <w:p>
-      <w:pPr>
-        <w:tabs>
-          <w:tab w:val="left" w:pos="420"/>
-          <w:tab w:val="left" w:pos="1701"/>
-          <w:tab w:val="left" w:pos="1843"/>
-          <w:tab w:val="left" w:pos="5670"/>
-          <w:tab w:val="left" w:pos="6521"/>
-          <w:tab w:val="left" w:pos="7371"/>
-        </w:tabs>
-        <w:spacing w:after="0"/>
-        <w:rPr>
-          <w:rFonts w:ascii="Times New Roman" w:hAnsi="Times New Roman" w:cs="Times New Roman"/>
-          <w:b/>
-          <w:bCs/>
-          <w:sz w:val="20"/>
-          <w:szCs w:val="20"/>
-        </w:rPr>
-      </w:pPr>
-      <w:r>
-        <w:rPr>
-          <w:rFonts w:ascii="Times New Roman" w:hAnsi="Times New Roman" w:cs="Times New Roman"/>
-          <w:b/>
-          <w:bCs/>
-          <w:sz w:val="20"/>
-          <w:szCs w:val="20"/>
-        </w:rPr>
-        <w:tab/>
-      </w:r>
-    </w:p>
-    <w:p>
-      <w:pPr>
-        <w:tabs>
-          <w:tab w:val="left" w:pos="420"/>
-          <w:tab w:val="left" w:pos="1701"/>
-          <w:tab w:val="left" w:pos="1843"/>
-          <w:tab w:val="left" w:pos="5670"/>
-          <w:tab w:val="left" w:pos="5812"/>
-          <w:tab w:val="left" w:pos="6521"/>
-          <w:tab w:val="left" w:pos="7655"/>
-        </w:tabs>
-        <w:spacing w:after="0"/>
-        <w:rPr>
-          <w:rFonts w:ascii="Times New Roman" w:hAnsi="Times New Roman" w:cs="Times New Roman"/>
-          <w:sz w:val="20"/>
-          <w:szCs w:val="20"/>
-        </w:rPr>
-      </w:pPr>
-      <w:r>
-        <w:rPr>
-          <w:rFonts w:ascii="Times New Roman" w:hAnsi="Times New Roman" w:cs="Times New Roman"/>
-          <w:b/>
-          <w:bCs/>
-          <w:sz w:val="20"/>
-          <w:szCs w:val="20"/>
-        </w:rPr>
-        <w:tab/>
-      </w:r>
-      <w:r>
-        <w:rPr>
-          <w:rFonts w:ascii="Times New Roman" w:hAnsi="Times New Roman" w:cs="Times New Roman"/>
-          <w:b/>
-          <w:bCs/>
-          <w:sz w:val="20"/>
-          <w:szCs w:val="20"/>
-        </w:rPr>
-        <w:tab/>
-      </w:r>
-      <w:r>
-        <w:rPr>
-          <w:rFonts w:ascii="Times New Roman" w:hAnsi="Times New Roman" w:cs="Times New Roman"/>
-          <w:b/>
-          <w:bCs/>
-          <w:sz w:val="20"/>
-          <w:szCs w:val="20"/>
-        </w:rPr>
-        <w:tab/>
-      </w:r>
-      <w:r>
-        <w:rPr>
-          <w:rFonts w:ascii="Times New Roman" w:hAnsi="Times New Roman" w:cs="Times New Roman"/>
-          <w:b/>
-          <w:bCs/>
-          <w:sz w:val="20"/>
-          <w:szCs w:val="20"/>
-        </w:rPr>
-        <w:tab/>
-      </w:r>
-      <w:r>
-        <w:rPr>
-          <w:rFonts w:ascii="Times New Roman" w:hAnsi="Times New Roman" w:cs="Times New Roman"/>
-          <w:b/>
-          <w:bCs/>
-          <w:sz w:val="20"/>
-          <w:szCs w:val="20"/>
-        </w:rPr>
-        <w:tab/>
-      </w:r>
-      <w:r>
-        <w:rPr>
-          <w:rFonts w:ascii="Times New Roman" w:hAnsi="Times New Roman" w:cs="Times New Roman"/>
-          <w:sz w:val="20"/>
-          <w:szCs w:val="20"/>
-        </w:rPr>
-        <w:t xml:space="preserve">Dikeluarkan di </w:t>
-      </w:r>
-      <w:r>
-        <w:rPr>
-          <w:rFonts w:ascii="Times New Roman" w:hAnsi="Times New Roman" w:cs="Times New Roman"/>
-          <w:sz w:val="20"/>
-          <w:szCs w:val="20"/>
-        </w:rPr>
-        <w:t>: Jakarta</w:t>
-      </w:r>
-    </w:p>
-    <w:p>
-      <w:pPr>
-        <w:tabs>
-          <w:tab w:val="left" w:pos="420"/>
-          <w:tab w:val="left" w:pos="1701"/>
-          <w:tab w:val="left" w:pos="1843"/>
-          <w:tab w:val="left" w:pos="5670"/>
-          <w:tab w:val="left" w:pos="5812"/>
-          <w:tab w:val="left" w:pos="6521"/>
-          <w:tab w:val="left" w:pos="7655"/>
-        </w:tabs>
-        <w:spacing w:after="0"/>
-        <w:rPr>
-          <w:rFonts w:ascii="Times New Roman" w:hAnsi="Times New Roman" w:cs="Times New Roman"/>
-          <w:sz w:val="20"/>
-          <w:szCs w:val="20"/>
-        </w:rPr>
-      </w:pPr>
-      <w:r>
-        <w:rPr>
-          <w:rFonts w:ascii="Times New Roman" w:hAnsi="Times New Roman" w:cs="Times New Roman"/>
-          <w:sz w:val="20"/>
-          <w:szCs w:val="20"/>
-        </w:rPr>
-        <w:tab/>
-      </w:r>
-      <w:r>
-        <w:rPr>
-          <w:rFonts w:ascii="Times New Roman" w:hAnsi="Times New Roman" w:cs="Times New Roman"/>
-          <w:sz w:val="20"/>
-          <w:szCs w:val="20"/>
-        </w:rPr>
-        <w:tab/>
-      </w:r>
-      <w:r>
-        <w:rPr>
-          <w:rFonts w:ascii="Times New Roman" w:hAnsi="Times New Roman" w:cs="Times New Roman"/>
-          <w:sz w:val="20"/>
-          <w:szCs w:val="20"/>
-        </w:rPr>
-        <w:tab/>
-      </w:r>
-      <w:r>
-        <w:rPr>
-          <w:rFonts w:ascii="Times New Roman" w:hAnsi="Times New Roman" w:cs="Times New Roman"/>
-          <w:sz w:val="20"/>
-          <w:szCs w:val="20"/>
-        </w:rPr>
-        <w:tab/>
-      </w:r>
-      <w:r>
-        <w:rPr>
-          <w:rFonts w:ascii="Times New Roman" w:hAnsi="Times New Roman" w:cs="Times New Roman"/>
-          <w:sz w:val="20"/>
-          <w:szCs w:val="20"/>
-        </w:rPr>
-        <w:tab/>
-        <w:t>Tanggal</w:t>
-      </w:r>
-      <w:r>
-        <w:rPr>
-          <w:rFonts w:ascii="Times New Roman" w:hAnsi="Times New Roman" w:cs="Times New Roman"/>
-          <w:sz w:val="20"/>
-          <w:szCs w:val="20"/>
-        </w:rPr>
-        <w:tab/>
-        <w:t>: {{ tanggal</w:t>
-      </w:r>
-      <w:r>
-        <w:rPr>
-          <w:rFonts w:ascii="Times New Roman" w:hAnsi="Times New Roman" w:cs="Times New Roman"/>
-          <w:sz w:val="20"/>
-          <w:szCs w:val="20"/>
-        </w:rPr>
-        <w:t>_</w:t>
-      </w:r>
-      <w:r>
-        <w:rPr>
-          <w:rFonts w:ascii="Times New Roman" w:hAnsi="Times New Roman" w:cs="Times New Roman"/>
-          <w:sz w:val="20"/>
-          <w:szCs w:val="20"/>
-        </w:rPr>
-        <w:t>st }}</w:t>
-      </w:r>
-    </w:p>
-    <w:p>
-      <w:pPr>
-        <w:tabs>
-          <w:tab w:val="left" w:pos="420"/>
-          <w:tab w:val="left" w:pos="1701"/>
-          <w:tab w:val="left" w:pos="1843"/>
-          <w:tab w:val="left" w:pos="5670"/>
-          <w:tab w:val="left" w:pos="5812"/>
-          <w:tab w:val="left" w:pos="6521"/>
-          <w:tab w:val="left" w:pos="7655"/>
-        </w:tabs>
-        <w:spacing w:after="0"/>
-        <w:rPr>
-          <w:rFonts w:ascii="Times New Roman" w:hAnsi="Times New Roman" w:cs="Times New Roman"/>
-          <w:sz w:val="20"/>
-          <w:szCs w:val="20"/>
-        </w:rPr>
-      </w:pPr>
-      <w:r>
-        <w:rPr>
-          <w:rFonts w:ascii="Times New Roman" w:hAnsi="Times New Roman" w:cs="Times New Roman"/>
-          <w:sz w:val="20"/>
-          <w:szCs w:val="20"/>
-        </w:rPr>
-        <w:tab/>
-      </w:r>
-      <w:r>
-        <w:rPr>
-          <w:rFonts w:ascii="Times New Roman" w:hAnsi="Times New Roman" w:cs="Times New Roman"/>
-          <w:sz w:val="20"/>
-          <w:szCs w:val="20"/>
-        </w:rPr>
-        <w:tab/>
-      </w:r>
-      <w:r>
-        <w:rPr>
-          <w:rFonts w:ascii="Times New Roman" w:hAnsi="Times New Roman" w:cs="Times New Roman"/>
-          <w:sz w:val="20"/>
-          <w:szCs w:val="20"/>
-        </w:rPr>
-        <w:tab/>
-      </w:r>
-      <w:r>
-        <w:rPr>
-          <w:rFonts w:ascii="Times New Roman" w:hAnsi="Times New Roman" w:cs="Times New Roman"/>
-          <w:sz w:val="20"/>
-          <w:szCs w:val="20"/>
-        </w:rPr>
-        <w:tab/>
-      </w:r>
-      <w:r>
-        <w:rPr>
-          <w:rFonts w:ascii="Times New Roman" w:hAnsi="Times New Roman" w:cs="Times New Roman"/>
-          <w:sz w:val="20"/>
-          <w:szCs w:val="20"/>
-        </w:rPr>
-        <w:tab/>
-        <w:t>Pejabat Pembuat Komitmen 02</w:t>
-      </w:r>
-    </w:p>
-    <w:p>
-      <w:pPr>
-        <w:tabs>
-          <w:tab w:val="left" w:pos="420"/>
-          <w:tab w:val="left" w:pos="1701"/>
-          <w:tab w:val="left" w:pos="1843"/>
-          <w:tab w:val="left" w:pos="5670"/>
-          <w:tab w:val="left" w:pos="5812"/>
-          <w:tab w:val="left" w:pos="7655"/>
-        </w:tabs>
-        <w:spacing w:after="0"/>
-        <w:ind w:left="5812" w:hanging="5812"/>
-        <w:rPr>
-          <w:rFonts w:ascii="Times New Roman" w:hAnsi="Times New Roman" w:cs="Times New Roman"/>
-          <w:sz w:val="20"/>
-          <w:szCs w:val="20"/>
-        </w:rPr>
-      </w:pPr>
-      <w:r>
-        <w:rPr>
-          <w:rFonts w:ascii="Times New Roman" w:hAnsi="Times New Roman" w:cs="Times New Roman"/>
-          <w:sz w:val="20"/>
-          <w:szCs w:val="20"/>
-        </w:rPr>
-        <w:tab/>
-      </w:r>
-      <w:r>
-        <w:rPr>
-          <w:rFonts w:ascii="Times New Roman" w:hAnsi="Times New Roman" w:cs="Times New Roman"/>
-          <w:sz w:val="20"/>
-          <w:szCs w:val="20"/>
-        </w:rPr>
-        <w:tab/>
-      </w:r>
-      <w:r>
-        <w:rPr>
-          <w:rFonts w:ascii="Times New Roman" w:hAnsi="Times New Roman" w:cs="Times New Roman"/>
-          <w:sz w:val="20"/>
-          <w:szCs w:val="20"/>
-        </w:rPr>
-        <w:tab/>
-      </w:r>
-      <w:r>
-        <w:rPr>
-          <w:rFonts w:ascii="Times New Roman" w:hAnsi="Times New Roman" w:cs="Times New Roman"/>
-          <w:sz w:val="20"/>
-          <w:szCs w:val="20"/>
-        </w:rPr>
-        <w:tab/>
-      </w:r>
-      <w:r>
-        <w:rPr>
-          <w:rFonts w:ascii="Times New Roman" w:hAnsi="Times New Roman" w:cs="Times New Roman"/>
-          <w:sz w:val="20"/>
-          <w:szCs w:val="20"/>
-        </w:rPr>
-        <w:tab/>
-        <w:t>Sekretariat Badan Pengembangan dan Pembinaan Bahasa</w:t>
-      </w:r>
-    </w:p>
-    <w:p>
-      <w:pPr>
-        <w:tabs>
-          <w:tab w:val="left" w:pos="420"/>
-          <w:tab w:val="left" w:pos="1701"/>
-          <w:tab w:val="left" w:pos="1843"/>
-          <w:tab w:val="left" w:pos="5670"/>
-          <w:tab w:val="left" w:pos="5812"/>
-          <w:tab w:val="left" w:pos="6521"/>
-          <w:tab w:val="left" w:pos="7655"/>
-        </w:tabs>
-        <w:spacing w:after="0"/>
-        <w:ind w:left="6521" w:hanging="6521"/>
-        <w:rPr>
-          <w:rFonts w:ascii="Times New Roman" w:hAnsi="Times New Roman" w:cs="Times New Roman"/>
-          <w:sz w:val="20"/>
-          <w:szCs w:val="20"/>
-        </w:rPr>
-      </w:pPr>
-    </w:p>
-    <w:p>
-      <w:pPr>
-        <w:tabs>
-          <w:tab w:val="left" w:pos="420"/>
-          <w:tab w:val="left" w:pos="1701"/>
-          <w:tab w:val="left" w:pos="1843"/>
-          <w:tab w:val="left" w:pos="5670"/>
-          <w:tab w:val="left" w:pos="5812"/>
-          <w:tab w:val="left" w:pos="6521"/>
-          <w:tab w:val="left" w:pos="7655"/>
-        </w:tabs>
-        <w:spacing w:after="0"/>
-        <w:ind w:left="6521" w:hanging="6521"/>
-        <w:rPr>
-          <w:rFonts w:ascii="Times New Roman" w:hAnsi="Times New Roman" w:cs="Times New Roman"/>
-          <w:sz w:val="20"/>
-          <w:szCs w:val="20"/>
-        </w:rPr>
-      </w:pPr>
-    </w:p>
-    <w:p>
-      <w:pPr>
-        <w:tabs>
-          <w:tab w:val="left" w:pos="420"/>
-          <w:tab w:val="left" w:pos="1701"/>
-          <w:tab w:val="left" w:pos="1843"/>
-          <w:tab w:val="left" w:pos="5670"/>
-          <w:tab w:val="left" w:pos="5812"/>
-          <w:tab w:val="left" w:pos="6521"/>
-          <w:tab w:val="left" w:pos="7655"/>
-        </w:tabs>
-        <w:spacing w:after="0"/>
-        <w:ind w:left="6521" w:hanging="6521"/>
-        <w:rPr>
-          <w:rFonts w:ascii="Times New Roman" w:hAnsi="Times New Roman" w:cs="Times New Roman"/>
-          <w:sz w:val="20"/>
-          <w:szCs w:val="20"/>
-        </w:rPr>
-      </w:pPr>
-    </w:p>
-    <w:p>
-      <w:pPr>
-        <w:tabs>
-          <w:tab w:val="left" w:pos="420"/>
-          <w:tab w:val="left" w:pos="1701"/>
-          <w:tab w:val="left" w:pos="1843"/>
-          <w:tab w:val="left" w:pos="5670"/>
-          <w:tab w:val="left" w:pos="5812"/>
-          <w:tab w:val="left" w:pos="6521"/>
-          <w:tab w:val="left" w:pos="7655"/>
-        </w:tabs>
-        <w:spacing w:after="0"/>
-        <w:ind w:left="6521" w:hanging="6521"/>
-        <w:rPr>
-          <w:rFonts w:ascii="Times New Roman" w:hAnsi="Times New Roman" w:cs="Times New Roman"/>
-          <w:b/>
-          <w:bCs/>
-          <w:sz w:val="20"/>
-          <w:szCs w:val="20"/>
-        </w:rPr>
-      </w:pPr>
-      <w:r>
-        <w:rPr>
-          <w:rFonts w:ascii="Times New Roman" w:hAnsi="Times New Roman" w:cs="Times New Roman"/>
-          <w:sz w:val="20"/>
-          <w:szCs w:val="20"/>
-        </w:rPr>
-        <w:tab/>
-      </w:r>
-      <w:r>
-        <w:rPr>
-          <w:rFonts w:ascii="Times New Roman" w:hAnsi="Times New Roman" w:cs="Times New Roman"/>
-          <w:sz w:val="20"/>
-          <w:szCs w:val="20"/>
-        </w:rPr>
-        <w:tab/>
-      </w:r>
-      <w:r>
-        <w:rPr>
-          <w:rFonts w:ascii="Times New Roman" w:hAnsi="Times New Roman" w:cs="Times New Roman"/>
-          <w:sz w:val="20"/>
-          <w:szCs w:val="20"/>
-        </w:rPr>
-        <w:tab/>
-      </w:r>
-      <w:r>
-        <w:rPr>
-          <w:rFonts w:ascii="Times New Roman" w:hAnsi="Times New Roman" w:cs="Times New Roman"/>
-          <w:sz w:val="20"/>
-          <w:szCs w:val="20"/>
-        </w:rPr>
-        <w:tab/>
-      </w:r>
-      <w:r>
-        <w:rPr>
-          <w:rFonts w:ascii="Times New Roman" w:hAnsi="Times New Roman" w:cs="Times New Roman"/>
-          <w:sz w:val="20"/>
-          <w:szCs w:val="20"/>
-        </w:rPr>
-        <w:tab/>
-      </w:r>
-      <w:r>
-        <w:rPr>
-          <w:rFonts w:ascii="Times New Roman" w:hAnsi="Times New Roman" w:cs="Times New Roman"/>
-          <w:b/>
-          <w:bCs/>
-          <w:sz w:val="20"/>
-          <w:szCs w:val="20"/>
-        </w:rPr>
-        <w:t>Syihabudin</w:t>
-      </w:r>
-    </w:p>
-    <w:p>
-      <w:pPr>
-        <w:tabs>
-          <w:tab w:val="left" w:pos="420"/>
-          <w:tab w:val="left" w:pos="1701"/>
-          <w:tab w:val="left" w:pos="1843"/>
-          <w:tab w:val="left" w:pos="5670"/>
-          <w:tab w:val="left" w:pos="5812"/>
-          <w:tab w:val="left" w:pos="6521"/>
-          <w:tab w:val="left" w:pos="7655"/>
-        </w:tabs>
-        <w:spacing w:after="0"/>
-        <w:ind w:left="6521" w:hanging="6521"/>
-        <w:rPr>
-          <w:rFonts w:ascii="Times New Roman" w:hAnsi="Times New Roman" w:cs="Times New Roman"/>
-          <w:sz w:val="18"/>
-          <w:szCs w:val="18"/>
-        </w:rPr>
-      </w:pPr>
-      <w:r>
-        <w:rPr>
-          <w:rFonts w:ascii="Times New Roman" w:hAnsi="Times New Roman" w:cs="Times New Roman"/>
-          <w:sz w:val="20"/>
-          <w:szCs w:val="20"/>
-        </w:rPr>
-        <w:tab/>
-      </w:r>
-      <w:r>
-        <w:rPr>
-          <w:rFonts w:ascii="Times New Roman" w:hAnsi="Times New Roman" w:cs="Times New Roman"/>
-          <w:sz w:val="20"/>
-          <w:szCs w:val="20"/>
-        </w:rPr>
-        <w:tab/>
-      </w:r>
-      <w:r>
-        <w:rPr>
-          <w:rFonts w:ascii="Times New Roman" w:hAnsi="Times New Roman" w:cs="Times New Roman"/>
-          <w:sz w:val="20"/>
-          <w:szCs w:val="20"/>
-        </w:rPr>
-        <w:tab/>
-      </w:r>
-      <w:r>
-        <w:rPr>
-          <w:rFonts w:ascii="Times New Roman" w:hAnsi="Times New Roman" w:cs="Times New Roman"/>
-          <w:sz w:val="20"/>
-          <w:szCs w:val="20"/>
-        </w:rPr>
-        <w:tab/>
-      </w:r>
-      <w:r>
-        <w:rPr>
-          <w:rFonts w:ascii="Times New Roman" w:hAnsi="Times New Roman" w:cs="Times New Roman"/>
-          <w:sz w:val="20"/>
-          <w:szCs w:val="20"/>
-        </w:rPr>
-        <w:tab/>
-        <w:t>NIP 197907102006041002</w:t>
-      </w:r>
-      <w:r>
-        <w:rPr>
-          <w:rFonts w:ascii="Times New Roman" w:hAnsi="Times New Roman" w:cs="Times New Roman"/>
-          <w:sz w:val="20"/>
-          <w:szCs w:val="20"/>
-        </w:rPr>
-        <w:tab/>
-      </w:r>
-    </w:p>
-    <w:p>
-      <w:pPr>
-        <w:tabs>
-          <w:tab w:val="left" w:pos="420"/>
-          <w:tab w:val="left" w:pos="1701"/>
-          <w:tab w:val="left" w:pos="1843"/>
-          <w:tab w:val="left" w:pos="5670"/>
-          <w:tab w:val="left" w:pos="6521"/>
-          <w:tab w:val="left" w:pos="7655"/>
-        </w:tabs>
-        <w:spacing w:after="0"/>
-        <w:ind w:left="6521" w:hanging="6521"/>
-        <w:rPr>
-          <w:rFonts w:ascii="Times New Roman" w:hAnsi="Times New Roman" w:cs="Times New Roman"/>
-          <w:sz w:val="18"/>
-          <w:szCs w:val="18"/>
-        </w:rPr>
-      </w:pPr>
-    </w:p>
-    <w:p>
-      <w:pPr>
-        <w:rPr>
-          <w:rFonts w:ascii="Times New Roman" w:hAnsi="Times New Roman" w:cs="Times New Roman"/>
-          <w:sz w:val="18"/>
-          <w:szCs w:val="18"/>
-        </w:rPr>
-      </w:pPr>
-      <w:r>
-        <w:rPr>
-          <w:rFonts w:ascii="Times New Roman" w:hAnsi="Times New Roman" w:cs="Times New Roman"/>
-          <w:sz w:val="18"/>
-          <w:szCs w:val="18"/>
-        </w:rPr>
-        <w:br w:type="page"/>
-      </w:r>
+        <w:rPr>
+          <w:rFonts w:ascii="Times New Roman" w:hAnsi="Times New Roman" w:cs="Times New Roman"/>
+          <w:sz w:val="18"/>
+          <w:szCs w:val="18"/>
+        </w:rPr>
+      </w:pPr>
     </w:p>
     <w:p>
       <w:pPr>

--- a/pages/templates/daerahkuitansikegiatan.docx
+++ b/pages/templates/daerahkuitansikegiatan.docx
@@ -1,6 +1,6 @@
 
 <file path=word/document.xml><?xml version="1.0" encoding="utf-8"?>
-<w:document xmlns:wpc="http://schemas.microsoft.com/office/word/2010/wordprocessingCanvas" xmlns:cx="http://schemas.microsoft.com/office/drawing/2014/chartex" xmlns:cx1="http://schemas.microsoft.com/office/drawing/2015/9/8/chartex" xmlns:cx2="http://schemas.microsoft.com/office/drawing/2015/10/21/chartex" xmlns:cx3="http://schemas.microsoft.com/office/drawing/2016/5/9/chartex" xmlns:cx4="http://schemas.microsoft.com/office/drawing/2016/5/10/chartex" xmlns:cx5="http://schemas.microsoft.com/office/drawing/2016/5/11/chartex" xmlns:cx6="http://schemas.microsoft.com/office/drawing/2016/5/12/chartex" xmlns:cx7="http://schemas.microsoft.com/office/drawing/2016/5/13/chartex" xmlns:cx8="http://schemas.microsoft.com/office/drawing/2016/5/14/chartex" xmlns:mc="http://schemas.openxmlformats.org/markup-compatibility/2006" xmlns:aink="http://schemas.microsoft.com/office/drawing/2016/ink" xmlns:am3d="http://schemas.microsoft.com/office/drawing/2017/model3d" xmlns:o="urn:schemas-microsoft-com:office:office" xmlns:r="http://schemas.openxmlformats.org/officeDocument/2006/relationships" xmlns:m="http://schemas.openxmlformats.org/officeDocument/2006/math" xmlns:v="urn:schemas-microsoft-com:vml" xmlns:wp14="http://schemas.microsoft.com/office/word/2010/wordprocessingDrawing" xmlns:wp="http://schemas.openxmlformats.org/drawingml/2006/wordprocessingDrawing" xmlns:w10="urn:schemas-microsoft-com:office:word" xmlns:w="http://schemas.openxmlformats.org/wordprocessingml/2006/main" xmlns:w14="http://schemas.microsoft.com/office/word/2010/wordml" xmlns:w15="http://schemas.microsoft.com/office/word/2012/wordml" xmlns:w16cex="http://schemas.microsoft.com/office/word/2018/wordml/cex" xmlns:w16cid="http://schemas.microsoft.com/office/word/2016/wordml/cid" xmlns:w16="http://schemas.microsoft.com/office/word/2018/wordml" xmlns:w16sdtdh="http://schemas.microsoft.com/office/word/2020/wordml/sdtdatahash" xmlns:w16se="http://schemas.microsoft.com/office/word/2015/wordml/symex" xmlns:wpg="http://schemas.microsoft.com/office/word/2010/wordprocessingGroup" xmlns:wpi="http://schemas.microsoft.com/office/word/2010/wordprocessingInk" xmlns:wne="http://schemas.microsoft.com/office/word/2006/wordml" xmlns:wps="http://schemas.microsoft.com/office/word/2010/wordprocessingShape" mc:Ignorable="w14 w15 w16se w16cid w16 w16cex w16sdtdh wp14">
+<w:document xmlns:wpc="http://schemas.microsoft.com/office/word/2010/wordprocessingCanvas" xmlns:cx="http://schemas.microsoft.com/office/drawing/2014/chartex" xmlns:cx1="http://schemas.microsoft.com/office/drawing/2015/9/8/chartex" xmlns:cx2="http://schemas.microsoft.com/office/drawing/2015/10/21/chartex" xmlns:cx3="http://schemas.microsoft.com/office/drawing/2016/5/9/chartex" xmlns:cx4="http://schemas.microsoft.com/office/drawing/2016/5/10/chartex" xmlns:cx5="http://schemas.microsoft.com/office/drawing/2016/5/11/chartex" xmlns:cx6="http://schemas.microsoft.com/office/drawing/2016/5/12/chartex" xmlns:cx7="http://schemas.microsoft.com/office/drawing/2016/5/13/chartex" xmlns:cx8="http://schemas.microsoft.com/office/drawing/2016/5/14/chartex" xmlns:mc="http://schemas.openxmlformats.org/markup-compatibility/2006" xmlns:aink="http://schemas.microsoft.com/office/drawing/2016/ink" xmlns:am3d="http://schemas.microsoft.com/office/drawing/2017/model3d" xmlns:o="urn:schemas-microsoft-com:office:office" xmlns:oel="http://schemas.microsoft.com/office/2019/extlst" xmlns:r="http://schemas.openxmlformats.org/officeDocument/2006/relationships" xmlns:m="http://schemas.openxmlformats.org/officeDocument/2006/math" xmlns:v="urn:schemas-microsoft-com:vml" xmlns:wp14="http://schemas.microsoft.com/office/word/2010/wordprocessingDrawing" xmlns:wp="http://schemas.openxmlformats.org/drawingml/2006/wordprocessingDrawing" xmlns:w10="urn:schemas-microsoft-com:office:word" xmlns:w="http://schemas.openxmlformats.org/wordprocessingml/2006/main" xmlns:w14="http://schemas.microsoft.com/office/word/2010/wordml" xmlns:w15="http://schemas.microsoft.com/office/word/2012/wordml" xmlns:w16cex="http://schemas.microsoft.com/office/word/2018/wordml/cex" xmlns:w16cid="http://schemas.microsoft.com/office/word/2016/wordml/cid" xmlns:w16="http://schemas.microsoft.com/office/word/2018/wordml" xmlns:w16sdtdh="http://schemas.microsoft.com/office/word/2020/wordml/sdtdatahash" xmlns:w16se="http://schemas.microsoft.com/office/word/2015/wordml/symex" xmlns:wpg="http://schemas.microsoft.com/office/word/2010/wordprocessingGroup" xmlns:wpi="http://schemas.microsoft.com/office/word/2010/wordprocessingInk" xmlns:wne="http://schemas.microsoft.com/office/word/2006/wordml" xmlns:wps="http://schemas.microsoft.com/office/word/2010/wordprocessingShape" mc:Ignorable="w14 w15 w16se w16cid w16 w16cex w16sdtdh wp14">
   <w:body>
     <w:p>
       <w:pPr>
@@ -348,7 +348,7 @@
               </wp:anchor>
             </w:drawing>
           </mc:Choice>
-          <mc:Fallback xmlns:oel="http://schemas.microsoft.com/office/2019/extlst">
+          <mc:Fallback>
             <w:pict>
               <v:group w14:anchorId="3451CBC1" id="Group 5" o:spid="_x0000_s1026" style="position:absolute;margin-left:0;margin-top:1.25pt;width:477.75pt;height:2.25pt;z-index:251663360" coordsize="60674,285" o:gfxdata="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">
                 <v:line id="Straight Connector 1" o:spid="_x0000_s1027" style="position:absolute;visibility:visible;mso-wrap-style:square" from="0,0" to="60674,0" o:connectortype="straight" o:gfxdata="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" strokecolor="black [3213]">
@@ -504,6 +504,23 @@
       <w:r>
         <w:rPr>
           <w:rFonts w:ascii="Times New Roman" w:hAnsi="Times New Roman" w:cs="Times New Roman"/>
+          <w:sz w:val="18"/>
+          <w:szCs w:val="18"/>
+        </w:rPr>
+        <w:t>Untuk Pembayaran</w:t>
+      </w:r>
+      <w:r>
+        <w:rPr>
+          <w:rFonts w:ascii="Times New Roman" w:hAnsi="Times New Roman" w:cs="Times New Roman"/>
+          <w:sz w:val="18"/>
+          <w:szCs w:val="18"/>
+        </w:rPr>
+        <w:tab/>
+        <w:t>:</w:t>
+      </w:r>
+      <w:r>
+        <w:rPr>
+          <w:rFonts w:ascii="Times New Roman" w:hAnsi="Times New Roman" w:cs="Times New Roman"/>
           <w:b/>
           <w:bCs/>
           <w:sz w:val="18"/>
@@ -514,16 +531,6 @@
       <w:r>
         <w:rPr>
           <w:rFonts w:ascii="Times New Roman" w:hAnsi="Times New Roman" w:cs="Times New Roman"/>
-          <w:b/>
-          <w:bCs/>
-          <w:sz w:val="18"/>
-          <w:szCs w:val="18"/>
-        </w:rPr>
-        <w:tab/>
-      </w:r>
-      <w:r>
-        <w:rPr>
-          <w:rFonts w:ascii="Times New Roman" w:hAnsi="Times New Roman" w:cs="Times New Roman"/>
           <w:sz w:val="18"/>
           <w:szCs w:val="18"/>
         </w:rPr>
@@ -567,7 +574,23 @@
           <w:sz w:val="18"/>
           <w:szCs w:val="18"/>
         </w:rPr>
-        <w:t xml:space="preserve"> {{ kegiatan }} Dalam Rangka {{ layanan }} di {{ </w:t>
+        <w:t xml:space="preserve"> </w:t>
+      </w:r>
+      <w:r>
+        <w:rPr>
+          <w:rFonts w:ascii="Times New Roman" w:hAnsi="Times New Roman" w:cs="Times New Roman"/>
+          <w:sz w:val="18"/>
+          <w:szCs w:val="18"/>
+        </w:rPr>
+        <w:t xml:space="preserve">{{ jeniskeg }} </w:t>
+      </w:r>
+      <w:r>
+        <w:rPr>
+          <w:rFonts w:ascii="Times New Roman" w:hAnsi="Times New Roman" w:cs="Times New Roman"/>
+          <w:sz w:val="18"/>
+          <w:szCs w:val="18"/>
+        </w:rPr>
+        <w:t xml:space="preserve">{{ kegiatan }} Dalam Rangka {{ layanan }} di {{ </w:t>
       </w:r>
       <w:r>
         <w:rPr>
@@ -1246,7 +1269,7 @@
               </wp:anchor>
             </w:drawing>
           </mc:Choice>
-          <mc:Fallback xmlns:oel="http://schemas.microsoft.com/office/2019/extlst">
+          <mc:Fallback>
             <w:pict>
               <v:line w14:anchorId="5A9688C1" id="Straight Connector 2" o:spid="_x0000_s1026" style="position:absolute;z-index:251660288;visibility:visible;mso-wrap-style:square;mso-height-percent:0;mso-wrap-distance-left:9pt;mso-wrap-distance-top:0;mso-wrap-distance-right:9pt;mso-wrap-distance-bottom:0;mso-position-horizontal:absolute;mso-position-horizontal-relative:text;mso-position-vertical:absolute;mso-position-vertical-relative:text;mso-height-percent:0;mso-height-relative:margin" from="0,5.05pt" to="477.75pt,5.05pt" o:gfxdata="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" strokecolor="black [3213]" strokeweight="2.25pt">
                 <v:stroke joinstyle="miter"/>
@@ -1976,7 +1999,6 @@
                 <w:sz w:val="18"/>
                 <w:szCs w:val="18"/>
               </w:rPr>
-              <w:tab/>
               <w:t>x</w:t>
             </w:r>
             <w:r>
@@ -1985,7 +2007,14 @@
                 <w:sz w:val="18"/>
                 <w:szCs w:val="18"/>
               </w:rPr>
-              <w:tab/>
+              <w:t xml:space="preserve"> </w:t>
+            </w:r>
+            <w:r>
+              <w:rPr>
+                <w:rFonts w:ascii="Times New Roman" w:hAnsi="Times New Roman" w:cs="Times New Roman"/>
+                <w:sz w:val="18"/>
+                <w:szCs w:val="18"/>
+              </w:rPr>
               <w:t>{{ hari</w:t>
             </w:r>
             <w:r>
@@ -2838,7 +2867,7 @@
               </wp:anchor>
             </w:drawing>
           </mc:Choice>
-          <mc:Fallback xmlns:oel="http://schemas.microsoft.com/office/2019/extlst">
+          <mc:Fallback>
             <w:pict>
               <v:line w14:anchorId="51E57AFB" id="Straight Connector 6" o:spid="_x0000_s1026" style="position:absolute;z-index:251664384;visibility:visible;mso-wrap-style:square;mso-width-percent:0;mso-height-percent:0;mso-wrap-distance-left:9pt;mso-wrap-distance-top:0;mso-wrap-distance-right:9pt;mso-wrap-distance-bottom:0;mso-position-horizontal:absolute;mso-position-horizontal-relative:margin;mso-position-vertical:absolute;mso-position-vertical-relative:text;mso-width-percent:0;mso-height-percent:0;mso-width-relative:margin;mso-height-relative:margin" from="-1.5pt,9.4pt" to="476.1pt,9.4pt" o:gfxdata="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" strokecolor="black [3213]" strokeweight=".5pt">
                 <v:stroke joinstyle="miter"/>
@@ -3077,7 +3106,7 @@
               </wp:anchor>
             </w:drawing>
           </mc:Choice>
-          <mc:Fallback xmlns:oel="http://schemas.microsoft.com/office/2019/extlst">
+          <mc:Fallback>
             <w:pict>
               <v:line w14:anchorId="277C2189" id="Straight Connector 10" o:spid="_x0000_s1026" style="position:absolute;z-index:251669504;visibility:visible;mso-wrap-style:square;mso-wrap-distance-left:9pt;mso-wrap-distance-top:0;mso-wrap-distance-right:9pt;mso-wrap-distance-bottom:0;mso-position-horizontal:absolute;mso-position-horizontal-relative:margin;mso-position-vertical:absolute;mso-position-vertical-relative:text" from="200.1pt,.75pt" to="261.6pt,.75pt" o:gfxdata="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" strokecolor="black [3213]" strokeweight=".5pt">
                 <v:stroke joinstyle="miter"/>
@@ -3149,7 +3178,7 @@
               </wp:anchor>
             </w:drawing>
           </mc:Choice>
-          <mc:Fallback xmlns:oel="http://schemas.microsoft.com/office/2019/extlst">
+          <mc:Fallback>
             <w:pict>
               <v:line w14:anchorId="3713E410" id="Straight Connector 7" o:spid="_x0000_s1026" style="position:absolute;z-index:251665408;visibility:visible;mso-wrap-style:square;mso-wrap-distance-left:9pt;mso-wrap-distance-top:0;mso-wrap-distance-right:9pt;mso-wrap-distance-bottom:0;mso-position-horizontal:absolute;mso-position-horizontal-relative:margin;mso-position-vertical:absolute;mso-position-vertical-relative:text" from="200.3pt,8.25pt" to="261.8pt,8.25pt" o:gfxdata="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" strokecolor="black [3213]" strokeweight=".5pt">
                 <v:stroke joinstyle="miter"/>
@@ -3221,7 +3250,7 @@
               </wp:anchor>
             </w:drawing>
           </mc:Choice>
-          <mc:Fallback xmlns:oel="http://schemas.microsoft.com/office/2019/extlst">
+          <mc:Fallback>
             <w:pict>
               <v:line w14:anchorId="5B1A110F" id="Straight Connector 9" o:spid="_x0000_s1026" style="position:absolute;z-index:251667456;visibility:visible;mso-wrap-style:square;mso-wrap-distance-left:9pt;mso-wrap-distance-top:0;mso-wrap-distance-right:9pt;mso-wrap-distance-bottom:0;mso-position-horizontal:absolute;mso-position-horizontal-relative:margin;mso-position-vertical:absolute;mso-position-vertical-relative:text" from="200.3pt,9.75pt" to="261.8pt,9.75pt" o:gfxdata="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" strokecolor="black [3213]" strokeweight=".5pt">
                 <v:stroke joinstyle="miter"/>
@@ -4681,2411 +4710,12 @@
     </w:p>
     <w:p>
       <w:pPr>
-        <w:tabs>
-          <w:tab w:val="left" w:pos="1701"/>
-          <w:tab w:val="left" w:pos="1843"/>
-          <w:tab w:val="left" w:pos="5670"/>
-        </w:tabs>
-        <w:spacing w:after="0"/>
-        <w:ind w:left="5954"/>
-        <w:jc w:val="both"/>
-        <w:rPr>
-          <w:rFonts w:ascii="Times New Roman" w:hAnsi="Times New Roman" w:cs="Times New Roman"/>
-          <w:sz w:val="18"/>
-          <w:szCs w:val="18"/>
-        </w:rPr>
-      </w:pPr>
-      <w:r>
-        <w:rPr>
-          <w:rFonts w:ascii="Times New Roman" w:hAnsi="Times New Roman" w:cs="Times New Roman"/>
-          <w:sz w:val="18"/>
-          <w:szCs w:val="18"/>
-        </w:rPr>
-        <w:lastRenderedPageBreak/>
-        <w:t>LAMPIRAN</w:t>
-      </w:r>
-    </w:p>
-    <w:p>
-      <w:pPr>
-        <w:tabs>
-          <w:tab w:val="left" w:pos="1701"/>
-          <w:tab w:val="left" w:pos="1843"/>
-          <w:tab w:val="left" w:pos="5670"/>
-        </w:tabs>
-        <w:spacing w:after="0"/>
-        <w:ind w:left="5954"/>
-        <w:jc w:val="both"/>
-        <w:rPr>
-          <w:rFonts w:ascii="Times New Roman" w:hAnsi="Times New Roman" w:cs="Times New Roman"/>
-          <w:sz w:val="18"/>
-          <w:szCs w:val="18"/>
-        </w:rPr>
-      </w:pPr>
-      <w:r>
-        <w:rPr>
-          <w:rFonts w:ascii="Times New Roman" w:hAnsi="Times New Roman" w:cs="Times New Roman"/>
-          <w:sz w:val="18"/>
-          <w:szCs w:val="18"/>
-        </w:rPr>
-        <w:t>Peraturan Direktur Jenderal Perbendaharaan Nomor PER-22/PB/2013 Tentang Petunjuk Pelaksanaan Perjalanan Dinas Jabatan Dalam Negeri Bagi Pejabat Negara, Pegawai Negeri, dan Pegawai Tidak Tetap</w:t>
-      </w:r>
-    </w:p>
-    <w:p>
-      <w:pPr>
-        <w:tabs>
-          <w:tab w:val="left" w:pos="1701"/>
-          <w:tab w:val="left" w:pos="1843"/>
-          <w:tab w:val="left" w:pos="5670"/>
-        </w:tabs>
-        <w:spacing w:after="0"/>
-        <w:ind w:left="6521"/>
-        <w:jc w:val="both"/>
-        <w:rPr>
-          <w:rFonts w:ascii="Times New Roman" w:hAnsi="Times New Roman" w:cs="Times New Roman"/>
-          <w:sz w:val="18"/>
-          <w:szCs w:val="18"/>
-        </w:rPr>
-      </w:pPr>
-    </w:p>
-    <w:p>
-      <w:pPr>
-        <w:tabs>
-          <w:tab w:val="left" w:pos="1701"/>
-          <w:tab w:val="left" w:pos="1843"/>
-          <w:tab w:val="left" w:pos="5670"/>
-        </w:tabs>
-        <w:spacing w:after="0"/>
-        <w:rPr>
-          <w:rFonts w:ascii="Times New Roman" w:hAnsi="Times New Roman" w:cs="Times New Roman"/>
-          <w:b/>
-          <w:bCs/>
-          <w:sz w:val="20"/>
-          <w:szCs w:val="20"/>
-        </w:rPr>
-      </w:pPr>
-      <w:r>
-        <w:rPr>
-          <w:rFonts w:ascii="Times New Roman" w:hAnsi="Times New Roman" w:cs="Times New Roman"/>
-          <w:b/>
-          <w:bCs/>
-          <w:sz w:val="20"/>
-          <w:szCs w:val="20"/>
-        </w:rPr>
-        <w:t>SEKRETARIAT BADAN PENGEMBANGAN DAN PEMBINAAN BAHASA</w:t>
-      </w:r>
-    </w:p>
-    <w:p>
-      <w:pPr>
-        <w:tabs>
-          <w:tab w:val="left" w:pos="1701"/>
-          <w:tab w:val="left" w:pos="1843"/>
-          <w:tab w:val="left" w:pos="5670"/>
-        </w:tabs>
-        <w:spacing w:after="0"/>
-        <w:rPr>
-          <w:rFonts w:ascii="Times New Roman" w:hAnsi="Times New Roman" w:cs="Times New Roman"/>
-          <w:b/>
-          <w:bCs/>
-          <w:sz w:val="20"/>
-          <w:szCs w:val="20"/>
-        </w:rPr>
-      </w:pPr>
-      <w:r>
-        <w:rPr>
-          <w:rFonts w:ascii="Times New Roman" w:hAnsi="Times New Roman" w:cs="Times New Roman"/>
-          <w:b/>
-          <w:bCs/>
-          <w:sz w:val="20"/>
-          <w:szCs w:val="20"/>
-        </w:rPr>
-        <w:t>KEMENTERIAN PENDIDIKAN, KEBUDAYAAN, RISET, DAN TEKNOLOGI</w:t>
-      </w:r>
-    </w:p>
-    <w:p>
-      <w:pPr>
-        <w:tabs>
-          <w:tab w:val="left" w:pos="1701"/>
-          <w:tab w:val="left" w:pos="1843"/>
-          <w:tab w:val="left" w:pos="5670"/>
-        </w:tabs>
-        <w:spacing w:after="0"/>
-        <w:rPr>
-          <w:rFonts w:ascii="Times New Roman" w:hAnsi="Times New Roman" w:cs="Times New Roman"/>
-          <w:b/>
-          <w:bCs/>
-          <w:sz w:val="20"/>
-          <w:szCs w:val="20"/>
-        </w:rPr>
-      </w:pPr>
-    </w:p>
-    <w:p>
-      <w:pPr>
-        <w:tabs>
-          <w:tab w:val="left" w:pos="1701"/>
-          <w:tab w:val="left" w:pos="1843"/>
-          <w:tab w:val="left" w:pos="5670"/>
-          <w:tab w:val="left" w:pos="5812"/>
-          <w:tab w:val="left" w:pos="6804"/>
-        </w:tabs>
-        <w:spacing w:after="0"/>
-        <w:rPr>
-          <w:rFonts w:ascii="Times New Roman" w:hAnsi="Times New Roman" w:cs="Times New Roman"/>
-          <w:sz w:val="20"/>
-          <w:szCs w:val="20"/>
-        </w:rPr>
-      </w:pPr>
-      <w:r>
-        <w:rPr>
-          <w:rFonts w:ascii="Times New Roman" w:hAnsi="Times New Roman" w:cs="Times New Roman"/>
-          <w:b/>
-          <w:bCs/>
-          <w:sz w:val="20"/>
-          <w:szCs w:val="20"/>
-        </w:rPr>
-        <w:tab/>
-      </w:r>
-      <w:r>
-        <w:rPr>
-          <w:rFonts w:ascii="Times New Roman" w:hAnsi="Times New Roman" w:cs="Times New Roman"/>
-          <w:b/>
-          <w:bCs/>
-          <w:sz w:val="20"/>
-          <w:szCs w:val="20"/>
-        </w:rPr>
-        <w:tab/>
-      </w:r>
-      <w:r>
-        <w:rPr>
-          <w:rFonts w:ascii="Times New Roman" w:hAnsi="Times New Roman" w:cs="Times New Roman"/>
-          <w:b/>
-          <w:bCs/>
-          <w:sz w:val="20"/>
-          <w:szCs w:val="20"/>
-        </w:rPr>
-        <w:tab/>
-      </w:r>
-      <w:r>
-        <w:rPr>
-          <w:rFonts w:ascii="Times New Roman" w:hAnsi="Times New Roman" w:cs="Times New Roman"/>
-          <w:b/>
-          <w:bCs/>
-          <w:sz w:val="20"/>
-          <w:szCs w:val="20"/>
-        </w:rPr>
-        <w:tab/>
-      </w:r>
-      <w:r>
-        <w:rPr>
-          <w:rFonts w:ascii="Times New Roman" w:hAnsi="Times New Roman" w:cs="Times New Roman"/>
-          <w:sz w:val="20"/>
-          <w:szCs w:val="20"/>
-        </w:rPr>
-        <w:t>Lembar ke</w:t>
-      </w:r>
-      <w:r>
-        <w:rPr>
-          <w:rFonts w:ascii="Times New Roman" w:hAnsi="Times New Roman" w:cs="Times New Roman"/>
-          <w:sz w:val="20"/>
-          <w:szCs w:val="20"/>
-        </w:rPr>
-        <w:tab/>
-        <w:t>:</w:t>
-      </w:r>
-    </w:p>
-    <w:p>
-      <w:pPr>
-        <w:tabs>
-          <w:tab w:val="left" w:pos="1701"/>
-          <w:tab w:val="left" w:pos="1843"/>
-          <w:tab w:val="left" w:pos="5670"/>
-          <w:tab w:val="left" w:pos="5812"/>
-          <w:tab w:val="left" w:pos="6804"/>
-        </w:tabs>
-        <w:spacing w:after="0"/>
-        <w:rPr>
-          <w:rFonts w:ascii="Times New Roman" w:hAnsi="Times New Roman" w:cs="Times New Roman"/>
-          <w:sz w:val="20"/>
-          <w:szCs w:val="20"/>
-        </w:rPr>
-      </w:pPr>
-      <w:r>
-        <w:rPr>
-          <w:rFonts w:ascii="Times New Roman" w:hAnsi="Times New Roman" w:cs="Times New Roman"/>
-          <w:sz w:val="20"/>
-          <w:szCs w:val="20"/>
-        </w:rPr>
-        <w:tab/>
-      </w:r>
-      <w:r>
-        <w:rPr>
-          <w:rFonts w:ascii="Times New Roman" w:hAnsi="Times New Roman" w:cs="Times New Roman"/>
-          <w:sz w:val="20"/>
-          <w:szCs w:val="20"/>
-        </w:rPr>
-        <w:tab/>
-      </w:r>
-      <w:r>
-        <w:rPr>
-          <w:rFonts w:ascii="Times New Roman" w:hAnsi="Times New Roman" w:cs="Times New Roman"/>
-          <w:sz w:val="20"/>
-          <w:szCs w:val="20"/>
-        </w:rPr>
-        <w:tab/>
-      </w:r>
-      <w:r>
-        <w:rPr>
-          <w:rFonts w:ascii="Times New Roman" w:hAnsi="Times New Roman" w:cs="Times New Roman"/>
-          <w:sz w:val="20"/>
-          <w:szCs w:val="20"/>
-        </w:rPr>
-        <w:tab/>
-        <w:t>Kode. No</w:t>
-      </w:r>
-      <w:r>
-        <w:rPr>
-          <w:rFonts w:ascii="Times New Roman" w:hAnsi="Times New Roman" w:cs="Times New Roman"/>
-          <w:sz w:val="20"/>
-          <w:szCs w:val="20"/>
-        </w:rPr>
-        <w:tab/>
-        <w:t>:</w:t>
-      </w:r>
-    </w:p>
-    <w:p>
-      <w:pPr>
-        <w:tabs>
-          <w:tab w:val="left" w:pos="1701"/>
-          <w:tab w:val="left" w:pos="1843"/>
-          <w:tab w:val="left" w:pos="5670"/>
-          <w:tab w:val="left" w:pos="5812"/>
-          <w:tab w:val="left" w:pos="6804"/>
-        </w:tabs>
-        <w:spacing w:after="0"/>
-        <w:rPr>
-          <w:rFonts w:ascii="Times New Roman" w:hAnsi="Times New Roman" w:cs="Times New Roman"/>
-          <w:sz w:val="20"/>
-          <w:szCs w:val="20"/>
-        </w:rPr>
-      </w:pPr>
-      <w:r>
-        <w:rPr>
-          <w:rFonts w:ascii="Times New Roman" w:hAnsi="Times New Roman" w:cs="Times New Roman"/>
-          <w:sz w:val="20"/>
-          <w:szCs w:val="20"/>
-        </w:rPr>
-        <w:tab/>
-      </w:r>
-      <w:r>
-        <w:rPr>
-          <w:rFonts w:ascii="Times New Roman" w:hAnsi="Times New Roman" w:cs="Times New Roman"/>
-          <w:sz w:val="20"/>
-          <w:szCs w:val="20"/>
-        </w:rPr>
-        <w:tab/>
-      </w:r>
-      <w:r>
-        <w:rPr>
-          <w:rFonts w:ascii="Times New Roman" w:hAnsi="Times New Roman" w:cs="Times New Roman"/>
-          <w:sz w:val="20"/>
-          <w:szCs w:val="20"/>
-        </w:rPr>
-        <w:tab/>
-      </w:r>
-      <w:r>
-        <w:rPr>
-          <w:rFonts w:ascii="Times New Roman" w:hAnsi="Times New Roman" w:cs="Times New Roman"/>
-          <w:sz w:val="20"/>
-          <w:szCs w:val="20"/>
-        </w:rPr>
-        <w:tab/>
-        <w:t>Nomor</w:t>
-      </w:r>
-      <w:r>
-        <w:rPr>
-          <w:rFonts w:ascii="Times New Roman" w:hAnsi="Times New Roman" w:cs="Times New Roman"/>
-          <w:sz w:val="20"/>
-          <w:szCs w:val="20"/>
-        </w:rPr>
-        <w:tab/>
-        <w:t>: {{ nomor</w:t>
-      </w:r>
-      <w:r>
-        <w:rPr>
-          <w:rFonts w:ascii="Times New Roman" w:hAnsi="Times New Roman" w:cs="Times New Roman"/>
-          <w:sz w:val="20"/>
-          <w:szCs w:val="20"/>
-        </w:rPr>
-        <w:t>_</w:t>
-      </w:r>
-      <w:r>
-        <w:rPr>
-          <w:rFonts w:ascii="Times New Roman" w:hAnsi="Times New Roman" w:cs="Times New Roman"/>
-          <w:sz w:val="20"/>
-          <w:szCs w:val="20"/>
-        </w:rPr>
-        <w:t>st }}</w:t>
-      </w:r>
-    </w:p>
-    <w:p>
-      <w:pPr>
-        <w:tabs>
-          <w:tab w:val="left" w:pos="1701"/>
-          <w:tab w:val="left" w:pos="1843"/>
-          <w:tab w:val="left" w:pos="5670"/>
-          <w:tab w:val="left" w:pos="6521"/>
-          <w:tab w:val="left" w:pos="7371"/>
-        </w:tabs>
-        <w:spacing w:after="0"/>
-        <w:rPr>
-          <w:rFonts w:ascii="Times New Roman" w:hAnsi="Times New Roman" w:cs="Times New Roman"/>
-          <w:sz w:val="20"/>
-          <w:szCs w:val="20"/>
-        </w:rPr>
-      </w:pPr>
-    </w:p>
-    <w:p>
-      <w:pPr>
-        <w:tabs>
-          <w:tab w:val="left" w:pos="1701"/>
-          <w:tab w:val="left" w:pos="1843"/>
-          <w:tab w:val="left" w:pos="5670"/>
-          <w:tab w:val="left" w:pos="6521"/>
-          <w:tab w:val="left" w:pos="7371"/>
-        </w:tabs>
-        <w:spacing w:after="0"/>
-        <w:jc w:val="center"/>
-        <w:rPr>
-          <w:rFonts w:ascii="Times New Roman" w:hAnsi="Times New Roman" w:cs="Times New Roman"/>
-          <w:b/>
-          <w:bCs/>
-          <w:sz w:val="20"/>
-          <w:szCs w:val="20"/>
-        </w:rPr>
-      </w:pPr>
-      <w:r>
-        <w:rPr>
-          <w:rFonts w:ascii="Times New Roman" w:hAnsi="Times New Roman" w:cs="Times New Roman"/>
-          <w:b/>
-          <w:bCs/>
-          <w:sz w:val="20"/>
-          <w:szCs w:val="20"/>
-        </w:rPr>
-        <w:t>SURAT PERJALANAN DINAS (SPD)</w:t>
-      </w:r>
-    </w:p>
-    <w:p>
-      <w:pPr>
-        <w:tabs>
-          <w:tab w:val="left" w:pos="1701"/>
-          <w:tab w:val="left" w:pos="1843"/>
-          <w:tab w:val="left" w:pos="5670"/>
-          <w:tab w:val="left" w:pos="6521"/>
-          <w:tab w:val="left" w:pos="7371"/>
-        </w:tabs>
-        <w:spacing w:after="0"/>
-        <w:jc w:val="center"/>
-        <w:rPr>
-          <w:rFonts w:ascii="Times New Roman" w:hAnsi="Times New Roman" w:cs="Times New Roman"/>
-          <w:b/>
-          <w:bCs/>
-          <w:sz w:val="20"/>
-          <w:szCs w:val="20"/>
-        </w:rPr>
-      </w:pPr>
-    </w:p>
-    <w:tbl>
-      <w:tblPr>
-        <w:tblStyle w:val="TableGrid"/>
-        <w:tblW w:w="0" w:type="auto"/>
-        <w:tblLook w:val="04A0" w:firstRow="1" w:lastRow="0" w:firstColumn="1" w:lastColumn="0" w:noHBand="0" w:noVBand="1"/>
-      </w:tblPr>
-      <w:tblGrid>
-        <w:gridCol w:w="491"/>
-        <w:gridCol w:w="4661"/>
-        <w:gridCol w:w="2097"/>
-        <w:gridCol w:w="2103"/>
-      </w:tblGrid>
-      <w:tr>
-        <w:tc>
-          <w:tcPr>
-            <w:tcW w:w="366" w:type="dxa"/>
-          </w:tcPr>
-          <w:p>
-            <w:pPr>
-              <w:tabs>
-                <w:tab w:val="left" w:pos="1701"/>
-                <w:tab w:val="left" w:pos="1843"/>
-                <w:tab w:val="left" w:pos="5670"/>
-                <w:tab w:val="left" w:pos="6521"/>
-                <w:tab w:val="left" w:pos="7371"/>
-              </w:tabs>
-              <w:jc w:val="center"/>
-              <w:rPr>
-                <w:rFonts w:ascii="Times New Roman" w:hAnsi="Times New Roman" w:cs="Times New Roman"/>
-              </w:rPr>
-            </w:pPr>
-            <w:r>
-              <w:rPr>
-                <w:rFonts w:ascii="Times New Roman" w:hAnsi="Times New Roman" w:cs="Times New Roman"/>
-              </w:rPr>
-              <w:t>1.</w:t>
-            </w:r>
-          </w:p>
-        </w:tc>
-        <w:tc>
-          <w:tcPr>
-            <w:tcW w:w="4732" w:type="dxa"/>
-          </w:tcPr>
-          <w:p>
-            <w:pPr>
-              <w:tabs>
-                <w:tab w:val="left" w:pos="1701"/>
-                <w:tab w:val="left" w:pos="1843"/>
-                <w:tab w:val="left" w:pos="5670"/>
-                <w:tab w:val="left" w:pos="6521"/>
-                <w:tab w:val="left" w:pos="7371"/>
-              </w:tabs>
-              <w:jc w:val="both"/>
-              <w:rPr>
-                <w:rFonts w:ascii="Times New Roman" w:hAnsi="Times New Roman" w:cs="Times New Roman"/>
-              </w:rPr>
-            </w:pPr>
-            <w:r>
-              <w:rPr>
-                <w:rFonts w:ascii="Times New Roman" w:hAnsi="Times New Roman" w:cs="Times New Roman"/>
-              </w:rPr>
-              <w:t>Pejabat Pembuat Komitmen</w:t>
-            </w:r>
-          </w:p>
-        </w:tc>
-        <w:tc>
-          <w:tcPr>
-            <w:tcW w:w="4254" w:type="dxa"/>
-            <w:gridSpan w:val="2"/>
-          </w:tcPr>
-          <w:p>
-            <w:pPr>
-              <w:tabs>
-                <w:tab w:val="left" w:pos="1701"/>
-                <w:tab w:val="left" w:pos="1843"/>
-                <w:tab w:val="left" w:pos="5670"/>
-                <w:tab w:val="left" w:pos="6521"/>
-                <w:tab w:val="left" w:pos="7371"/>
-              </w:tabs>
-              <w:jc w:val="both"/>
-              <w:rPr>
-                <w:rFonts w:ascii="Times New Roman" w:hAnsi="Times New Roman" w:cs="Times New Roman"/>
-              </w:rPr>
-            </w:pPr>
-            <w:r>
-              <w:rPr>
-                <w:rFonts w:ascii="Times New Roman" w:hAnsi="Times New Roman" w:cs="Times New Roman"/>
-              </w:rPr>
-              <w:t xml:space="preserve">Sekretariat </w:t>
-            </w:r>
-            <w:r>
-              <w:rPr>
-                <w:rFonts w:ascii="Times New Roman" w:hAnsi="Times New Roman" w:cs="Times New Roman"/>
-              </w:rPr>
-              <w:t>Badan Pengembangan dan Pembinaan Bahasa</w:t>
-            </w:r>
-          </w:p>
-          <w:p>
-            <w:pPr>
-              <w:tabs>
-                <w:tab w:val="left" w:pos="1701"/>
-                <w:tab w:val="left" w:pos="1843"/>
-                <w:tab w:val="left" w:pos="5670"/>
-                <w:tab w:val="left" w:pos="6521"/>
-                <w:tab w:val="left" w:pos="7371"/>
-              </w:tabs>
-              <w:jc w:val="both"/>
-              <w:rPr>
-                <w:rFonts w:ascii="Times New Roman" w:hAnsi="Times New Roman" w:cs="Times New Roman"/>
-              </w:rPr>
-            </w:pPr>
-          </w:p>
-        </w:tc>
-      </w:tr>
-      <w:tr>
-        <w:tc>
-          <w:tcPr>
-            <w:tcW w:w="366" w:type="dxa"/>
-          </w:tcPr>
-          <w:p>
-            <w:pPr>
-              <w:tabs>
-                <w:tab w:val="left" w:pos="1701"/>
-                <w:tab w:val="left" w:pos="1843"/>
-                <w:tab w:val="left" w:pos="5670"/>
-                <w:tab w:val="left" w:pos="6521"/>
-                <w:tab w:val="left" w:pos="7371"/>
-              </w:tabs>
-              <w:jc w:val="center"/>
-              <w:rPr>
-                <w:rFonts w:ascii="Times New Roman" w:hAnsi="Times New Roman" w:cs="Times New Roman"/>
-              </w:rPr>
-            </w:pPr>
-            <w:r>
-              <w:rPr>
-                <w:rFonts w:ascii="Times New Roman" w:hAnsi="Times New Roman" w:cs="Times New Roman"/>
-              </w:rPr>
-              <w:t>2.</w:t>
-            </w:r>
-          </w:p>
-        </w:tc>
-        <w:tc>
-          <w:tcPr>
-            <w:tcW w:w="4732" w:type="dxa"/>
-          </w:tcPr>
-          <w:p>
-            <w:pPr>
-              <w:tabs>
-                <w:tab w:val="left" w:pos="1701"/>
-                <w:tab w:val="left" w:pos="1843"/>
-                <w:tab w:val="left" w:pos="5670"/>
-                <w:tab w:val="left" w:pos="6521"/>
-                <w:tab w:val="left" w:pos="7371"/>
-              </w:tabs>
-              <w:jc w:val="both"/>
-              <w:rPr>
-                <w:rFonts w:ascii="Times New Roman" w:hAnsi="Times New Roman" w:cs="Times New Roman"/>
-              </w:rPr>
-            </w:pPr>
-            <w:r>
-              <w:rPr>
-                <w:rFonts w:ascii="Times New Roman" w:hAnsi="Times New Roman" w:cs="Times New Roman"/>
-              </w:rPr>
-              <w:t>Nama/NIP Pegawai yang Melaksanakan Perjalanan Dinas</w:t>
-            </w:r>
-          </w:p>
-        </w:tc>
-        <w:tc>
-          <w:tcPr>
-            <w:tcW w:w="4254" w:type="dxa"/>
-            <w:gridSpan w:val="2"/>
-          </w:tcPr>
-          <w:p>
-            <w:pPr>
-              <w:tabs>
-                <w:tab w:val="left" w:pos="1701"/>
-                <w:tab w:val="left" w:pos="1843"/>
-                <w:tab w:val="left" w:pos="5670"/>
-                <w:tab w:val="left" w:pos="6521"/>
-                <w:tab w:val="left" w:pos="7371"/>
-              </w:tabs>
-              <w:jc w:val="both"/>
-              <w:rPr>
-                <w:rFonts w:ascii="Times New Roman" w:hAnsi="Times New Roman" w:cs="Times New Roman"/>
-                <w:b/>
-                <w:bCs/>
-              </w:rPr>
-            </w:pPr>
-            <w:r>
-              <w:rPr>
-                <w:rFonts w:ascii="Times New Roman" w:hAnsi="Times New Roman" w:cs="Times New Roman"/>
-                <w:b/>
-                <w:bCs/>
-              </w:rPr>
-              <w:t>Terlampir</w:t>
-            </w:r>
-          </w:p>
-          <w:p>
-            <w:pPr>
-              <w:tabs>
-                <w:tab w:val="left" w:pos="1701"/>
-                <w:tab w:val="left" w:pos="1843"/>
-                <w:tab w:val="left" w:pos="5670"/>
-                <w:tab w:val="left" w:pos="6521"/>
-                <w:tab w:val="left" w:pos="7371"/>
-              </w:tabs>
-              <w:jc w:val="both"/>
-              <w:rPr>
-                <w:rFonts w:ascii="Times New Roman" w:hAnsi="Times New Roman" w:cs="Times New Roman"/>
-              </w:rPr>
-            </w:pPr>
-            <w:r>
-              <w:rPr>
-                <w:rFonts w:ascii="Times New Roman" w:hAnsi="Times New Roman" w:cs="Times New Roman"/>
-              </w:rPr>
-              <w:t>Terlampir</w:t>
-            </w:r>
-          </w:p>
-        </w:tc>
-      </w:tr>
-      <w:tr>
-        <w:tc>
-          <w:tcPr>
-            <w:tcW w:w="366" w:type="dxa"/>
-          </w:tcPr>
-          <w:p>
-            <w:pPr>
-              <w:tabs>
-                <w:tab w:val="left" w:pos="1701"/>
-                <w:tab w:val="left" w:pos="1843"/>
-                <w:tab w:val="left" w:pos="5670"/>
-                <w:tab w:val="left" w:pos="6521"/>
-                <w:tab w:val="left" w:pos="7371"/>
-              </w:tabs>
-              <w:jc w:val="center"/>
-              <w:rPr>
-                <w:rFonts w:ascii="Times New Roman" w:hAnsi="Times New Roman" w:cs="Times New Roman"/>
-              </w:rPr>
-            </w:pPr>
-            <w:r>
-              <w:rPr>
-                <w:rFonts w:ascii="Times New Roman" w:hAnsi="Times New Roman" w:cs="Times New Roman"/>
-              </w:rPr>
-              <w:t>3.</w:t>
-            </w:r>
-          </w:p>
-        </w:tc>
-        <w:tc>
-          <w:tcPr>
-            <w:tcW w:w="4732" w:type="dxa"/>
-          </w:tcPr>
-          <w:p>
-            <w:pPr>
-              <w:tabs>
-                <w:tab w:val="left" w:pos="1701"/>
-                <w:tab w:val="left" w:pos="1843"/>
-                <w:tab w:val="left" w:pos="5670"/>
-                <w:tab w:val="left" w:pos="6521"/>
-                <w:tab w:val="left" w:pos="7371"/>
-              </w:tabs>
-              <w:jc w:val="both"/>
-              <w:rPr>
-                <w:rFonts w:ascii="Times New Roman" w:hAnsi="Times New Roman" w:cs="Times New Roman"/>
-              </w:rPr>
-            </w:pPr>
-            <w:r>
-              <w:rPr>
-                <w:rFonts w:ascii="Times New Roman" w:hAnsi="Times New Roman" w:cs="Times New Roman"/>
-              </w:rPr>
-              <w:t>a. Pangkat dan Golongan</w:t>
-            </w:r>
-          </w:p>
-          <w:p>
-            <w:pPr>
-              <w:tabs>
-                <w:tab w:val="left" w:pos="1701"/>
-                <w:tab w:val="left" w:pos="1843"/>
-                <w:tab w:val="left" w:pos="5670"/>
-                <w:tab w:val="left" w:pos="6521"/>
-                <w:tab w:val="left" w:pos="7371"/>
-              </w:tabs>
-              <w:jc w:val="both"/>
-              <w:rPr>
-                <w:rFonts w:ascii="Times New Roman" w:hAnsi="Times New Roman" w:cs="Times New Roman"/>
-              </w:rPr>
-            </w:pPr>
-            <w:r>
-              <w:rPr>
-                <w:rFonts w:ascii="Times New Roman" w:hAnsi="Times New Roman" w:cs="Times New Roman"/>
-              </w:rPr>
-              <w:t>b. Jabatan/Instansi</w:t>
-            </w:r>
-          </w:p>
-          <w:p>
-            <w:pPr>
-              <w:tabs>
-                <w:tab w:val="left" w:pos="1701"/>
-                <w:tab w:val="left" w:pos="1843"/>
-                <w:tab w:val="left" w:pos="5670"/>
-                <w:tab w:val="left" w:pos="6521"/>
-                <w:tab w:val="left" w:pos="7371"/>
-              </w:tabs>
-              <w:jc w:val="both"/>
-              <w:rPr>
-                <w:rFonts w:ascii="Times New Roman" w:hAnsi="Times New Roman" w:cs="Times New Roman"/>
-              </w:rPr>
-            </w:pPr>
-            <w:r>
-              <w:rPr>
-                <w:rFonts w:ascii="Times New Roman" w:hAnsi="Times New Roman" w:cs="Times New Roman"/>
-              </w:rPr>
-              <w:t>c. Tingkat Biaya Perjalanan Dinas</w:t>
-            </w:r>
-          </w:p>
-        </w:tc>
-        <w:tc>
-          <w:tcPr>
-            <w:tcW w:w="4254" w:type="dxa"/>
-            <w:gridSpan w:val="2"/>
-          </w:tcPr>
-          <w:p>
-            <w:pPr>
-              <w:tabs>
-                <w:tab w:val="left" w:pos="1701"/>
-                <w:tab w:val="left" w:pos="1843"/>
-                <w:tab w:val="left" w:pos="5670"/>
-                <w:tab w:val="left" w:pos="6521"/>
-                <w:tab w:val="left" w:pos="7371"/>
-              </w:tabs>
-              <w:jc w:val="both"/>
-              <w:rPr>
-                <w:rFonts w:ascii="Times New Roman" w:hAnsi="Times New Roman" w:cs="Times New Roman"/>
-              </w:rPr>
-            </w:pPr>
-            <w:r>
-              <w:rPr>
-                <w:rFonts w:ascii="Times New Roman" w:hAnsi="Times New Roman" w:cs="Times New Roman"/>
-              </w:rPr>
-              <w:t xml:space="preserve">a. </w:t>
-            </w:r>
-            <w:r>
-              <w:rPr>
-                <w:rFonts w:ascii="Times New Roman" w:hAnsi="Times New Roman" w:cs="Times New Roman"/>
-              </w:rPr>
-              <w:t>Terlampir</w:t>
-            </w:r>
-          </w:p>
-          <w:p>
-            <w:pPr>
-              <w:tabs>
-                <w:tab w:val="left" w:pos="1701"/>
-                <w:tab w:val="left" w:pos="1843"/>
-                <w:tab w:val="left" w:pos="5670"/>
-                <w:tab w:val="left" w:pos="6521"/>
-                <w:tab w:val="left" w:pos="7371"/>
-              </w:tabs>
-              <w:jc w:val="both"/>
-              <w:rPr>
-                <w:rFonts w:ascii="Times New Roman" w:hAnsi="Times New Roman" w:cs="Times New Roman"/>
-              </w:rPr>
-            </w:pPr>
-            <w:r>
-              <w:rPr>
-                <w:rFonts w:ascii="Times New Roman" w:hAnsi="Times New Roman" w:cs="Times New Roman"/>
-              </w:rPr>
-              <w:t xml:space="preserve">b. </w:t>
-            </w:r>
-            <w:r>
-              <w:rPr>
-                <w:rFonts w:ascii="Times New Roman" w:hAnsi="Times New Roman" w:cs="Times New Roman"/>
-              </w:rPr>
-              <w:t>Terlampir</w:t>
-            </w:r>
-          </w:p>
-          <w:p>
-            <w:pPr>
-              <w:tabs>
-                <w:tab w:val="left" w:pos="1701"/>
-                <w:tab w:val="left" w:pos="1843"/>
-                <w:tab w:val="left" w:pos="5670"/>
-                <w:tab w:val="left" w:pos="6521"/>
-                <w:tab w:val="left" w:pos="7371"/>
-              </w:tabs>
-              <w:jc w:val="both"/>
-              <w:rPr>
-                <w:rFonts w:ascii="Times New Roman" w:hAnsi="Times New Roman" w:cs="Times New Roman"/>
-              </w:rPr>
-            </w:pPr>
-            <w:r>
-              <w:rPr>
-                <w:rFonts w:ascii="Times New Roman" w:hAnsi="Times New Roman" w:cs="Times New Roman"/>
-              </w:rPr>
-              <w:t xml:space="preserve">c. </w:t>
-            </w:r>
-            <w:r>
-              <w:rPr>
-                <w:rFonts w:ascii="Times New Roman" w:hAnsi="Times New Roman" w:cs="Times New Roman"/>
-              </w:rPr>
-              <w:t>Terlampir</w:t>
-            </w:r>
-          </w:p>
-        </w:tc>
-      </w:tr>
-      <w:tr>
-        <w:tc>
-          <w:tcPr>
-            <w:tcW w:w="366" w:type="dxa"/>
-          </w:tcPr>
-          <w:p>
-            <w:pPr>
-              <w:tabs>
-                <w:tab w:val="left" w:pos="1701"/>
-                <w:tab w:val="left" w:pos="1843"/>
-                <w:tab w:val="left" w:pos="5670"/>
-                <w:tab w:val="left" w:pos="6521"/>
-                <w:tab w:val="left" w:pos="7371"/>
-              </w:tabs>
-              <w:jc w:val="center"/>
-              <w:rPr>
-                <w:rFonts w:ascii="Times New Roman" w:hAnsi="Times New Roman" w:cs="Times New Roman"/>
-              </w:rPr>
-            </w:pPr>
-            <w:r>
-              <w:rPr>
-                <w:rFonts w:ascii="Times New Roman" w:hAnsi="Times New Roman" w:cs="Times New Roman"/>
-              </w:rPr>
-              <w:t>4.</w:t>
-            </w:r>
-          </w:p>
-        </w:tc>
-        <w:tc>
-          <w:tcPr>
-            <w:tcW w:w="4732" w:type="dxa"/>
-          </w:tcPr>
-          <w:p>
-            <w:pPr>
-              <w:tabs>
-                <w:tab w:val="left" w:pos="1701"/>
-                <w:tab w:val="left" w:pos="1843"/>
-                <w:tab w:val="left" w:pos="5670"/>
-                <w:tab w:val="left" w:pos="6521"/>
-                <w:tab w:val="left" w:pos="7371"/>
-              </w:tabs>
-              <w:jc w:val="both"/>
-              <w:rPr>
-                <w:rFonts w:ascii="Times New Roman" w:hAnsi="Times New Roman" w:cs="Times New Roman"/>
-              </w:rPr>
-            </w:pPr>
-            <w:r>
-              <w:rPr>
-                <w:rFonts w:ascii="Times New Roman" w:hAnsi="Times New Roman" w:cs="Times New Roman"/>
-              </w:rPr>
-              <w:t>Maksud Perjalanan Dinas</w:t>
-            </w:r>
-          </w:p>
-        </w:tc>
-        <w:tc>
-          <w:tcPr>
-            <w:tcW w:w="4254" w:type="dxa"/>
-            <w:gridSpan w:val="2"/>
-          </w:tcPr>
-          <w:p>
-            <w:pPr>
-              <w:tabs>
-                <w:tab w:val="left" w:pos="1701"/>
-                <w:tab w:val="left" w:pos="1843"/>
-                <w:tab w:val="left" w:pos="5670"/>
-                <w:tab w:val="left" w:pos="6521"/>
-                <w:tab w:val="left" w:pos="7371"/>
-              </w:tabs>
-              <w:jc w:val="both"/>
-              <w:rPr>
-                <w:rFonts w:ascii="Times New Roman" w:hAnsi="Times New Roman" w:cs="Times New Roman"/>
-              </w:rPr>
-            </w:pPr>
-            <w:r>
-              <w:rPr>
-                <w:rFonts w:ascii="Times New Roman" w:hAnsi="Times New Roman" w:cs="Times New Roman"/>
-                <w:sz w:val="20"/>
-                <w:szCs w:val="20"/>
-              </w:rPr>
-              <w:t>{{ output }}</w:t>
-            </w:r>
-            <w:r>
-              <w:rPr>
-                <w:rFonts w:ascii="Times New Roman" w:hAnsi="Times New Roman" w:cs="Times New Roman"/>
-                <w:sz w:val="20"/>
-                <w:szCs w:val="20"/>
-              </w:rPr>
-              <w:t xml:space="preserve">, </w:t>
-            </w:r>
-            <w:r>
-              <w:rPr>
-                <w:rFonts w:ascii="Times New Roman" w:hAnsi="Times New Roman" w:cs="Times New Roman"/>
-                <w:sz w:val="20"/>
-                <w:szCs w:val="20"/>
-              </w:rPr>
-              <w:t>{{ sub_output }}</w:t>
-            </w:r>
-            <w:r>
-              <w:rPr>
-                <w:rFonts w:ascii="Times New Roman" w:hAnsi="Times New Roman" w:cs="Times New Roman"/>
-                <w:sz w:val="20"/>
-                <w:szCs w:val="20"/>
-              </w:rPr>
-              <w:t xml:space="preserve">: </w:t>
-            </w:r>
-            <w:r>
-              <w:rPr>
-                <w:rFonts w:ascii="Times New Roman" w:hAnsi="Times New Roman" w:cs="Times New Roman"/>
-                <w:sz w:val="20"/>
-                <w:szCs w:val="20"/>
-              </w:rPr>
-              <w:t>{{ akun }}</w:t>
-            </w:r>
-            <w:r>
-              <w:rPr>
-                <w:rFonts w:ascii="Times New Roman" w:hAnsi="Times New Roman" w:cs="Times New Roman"/>
-                <w:sz w:val="20"/>
-                <w:szCs w:val="20"/>
-              </w:rPr>
-              <w:t xml:space="preserve"> {{ kegiatan }} Dalam Rangka {{ layanan }} di {{ lokasi }} Tanggal {{ tanggal }}.</w:t>
-            </w:r>
-          </w:p>
-        </w:tc>
-      </w:tr>
-      <w:tr>
-        <w:tc>
-          <w:tcPr>
-            <w:tcW w:w="366" w:type="dxa"/>
-          </w:tcPr>
-          <w:p>
-            <w:pPr>
-              <w:tabs>
-                <w:tab w:val="left" w:pos="1701"/>
-                <w:tab w:val="left" w:pos="1843"/>
-                <w:tab w:val="left" w:pos="5670"/>
-                <w:tab w:val="left" w:pos="6521"/>
-                <w:tab w:val="left" w:pos="7371"/>
-              </w:tabs>
-              <w:jc w:val="center"/>
-              <w:rPr>
-                <w:rFonts w:ascii="Times New Roman" w:hAnsi="Times New Roman" w:cs="Times New Roman"/>
-              </w:rPr>
-            </w:pPr>
-            <w:r>
-              <w:rPr>
-                <w:rFonts w:ascii="Times New Roman" w:hAnsi="Times New Roman" w:cs="Times New Roman"/>
-              </w:rPr>
-              <w:t>5.</w:t>
-            </w:r>
-          </w:p>
-        </w:tc>
-        <w:tc>
-          <w:tcPr>
-            <w:tcW w:w="4732" w:type="dxa"/>
-          </w:tcPr>
-          <w:p>
-            <w:pPr>
-              <w:tabs>
-                <w:tab w:val="left" w:pos="1701"/>
-                <w:tab w:val="left" w:pos="1843"/>
-                <w:tab w:val="left" w:pos="5670"/>
-                <w:tab w:val="left" w:pos="6521"/>
-                <w:tab w:val="left" w:pos="7371"/>
-              </w:tabs>
-              <w:jc w:val="both"/>
-              <w:rPr>
-                <w:rFonts w:ascii="Times New Roman" w:hAnsi="Times New Roman" w:cs="Times New Roman"/>
-              </w:rPr>
-            </w:pPr>
-            <w:r>
-              <w:rPr>
-                <w:rFonts w:ascii="Times New Roman" w:hAnsi="Times New Roman" w:cs="Times New Roman"/>
-              </w:rPr>
-              <w:t>Alat Angkut yang Dipergunakan</w:t>
-            </w:r>
-          </w:p>
-        </w:tc>
-        <w:tc>
-          <w:tcPr>
-            <w:tcW w:w="4254" w:type="dxa"/>
-            <w:gridSpan w:val="2"/>
-          </w:tcPr>
-          <w:p>
-            <w:pPr>
-              <w:tabs>
-                <w:tab w:val="left" w:pos="1701"/>
-                <w:tab w:val="left" w:pos="1843"/>
-                <w:tab w:val="left" w:pos="5670"/>
-                <w:tab w:val="left" w:pos="6521"/>
-                <w:tab w:val="left" w:pos="7371"/>
-              </w:tabs>
-              <w:jc w:val="both"/>
-              <w:rPr>
-                <w:rFonts w:ascii="Times New Roman" w:hAnsi="Times New Roman" w:cs="Times New Roman"/>
-                <w:sz w:val="20"/>
-                <w:szCs w:val="20"/>
-              </w:rPr>
-            </w:pPr>
-            <w:r>
-              <w:rPr>
-                <w:rFonts w:ascii="Times New Roman" w:hAnsi="Times New Roman" w:cs="Times New Roman"/>
-                <w:sz w:val="20"/>
-                <w:szCs w:val="20"/>
-              </w:rPr>
-              <w:t>Angkutan Umum</w:t>
-            </w:r>
-          </w:p>
-        </w:tc>
-      </w:tr>
-      <w:tr>
-        <w:tc>
-          <w:tcPr>
-            <w:tcW w:w="366" w:type="dxa"/>
-          </w:tcPr>
-          <w:p>
-            <w:pPr>
-              <w:tabs>
-                <w:tab w:val="left" w:pos="1701"/>
-                <w:tab w:val="left" w:pos="1843"/>
-                <w:tab w:val="left" w:pos="5670"/>
-                <w:tab w:val="left" w:pos="6521"/>
-                <w:tab w:val="left" w:pos="7371"/>
-              </w:tabs>
-              <w:jc w:val="center"/>
-              <w:rPr>
-                <w:rFonts w:ascii="Times New Roman" w:hAnsi="Times New Roman" w:cs="Times New Roman"/>
-              </w:rPr>
-            </w:pPr>
-            <w:r>
-              <w:rPr>
-                <w:rFonts w:ascii="Times New Roman" w:hAnsi="Times New Roman" w:cs="Times New Roman"/>
-              </w:rPr>
-              <w:t>6.</w:t>
-            </w:r>
-          </w:p>
-        </w:tc>
-        <w:tc>
-          <w:tcPr>
-            <w:tcW w:w="4732" w:type="dxa"/>
-          </w:tcPr>
-          <w:p>
-            <w:pPr>
-              <w:tabs>
-                <w:tab w:val="left" w:pos="1701"/>
-                <w:tab w:val="left" w:pos="1843"/>
-                <w:tab w:val="left" w:pos="5670"/>
-                <w:tab w:val="left" w:pos="6521"/>
-                <w:tab w:val="left" w:pos="7371"/>
-              </w:tabs>
-              <w:jc w:val="both"/>
-              <w:rPr>
-                <w:rFonts w:ascii="Times New Roman" w:hAnsi="Times New Roman" w:cs="Times New Roman"/>
-              </w:rPr>
-            </w:pPr>
-            <w:r>
-              <w:rPr>
-                <w:rFonts w:ascii="Times New Roman" w:hAnsi="Times New Roman" w:cs="Times New Roman"/>
-              </w:rPr>
-              <w:t>a. Tempat Berangkat</w:t>
-            </w:r>
-          </w:p>
-          <w:p>
-            <w:pPr>
-              <w:tabs>
-                <w:tab w:val="left" w:pos="1701"/>
-                <w:tab w:val="left" w:pos="1843"/>
-                <w:tab w:val="left" w:pos="5670"/>
-                <w:tab w:val="left" w:pos="6521"/>
-                <w:tab w:val="left" w:pos="7371"/>
-              </w:tabs>
-              <w:jc w:val="both"/>
-              <w:rPr>
-                <w:rFonts w:ascii="Times New Roman" w:hAnsi="Times New Roman" w:cs="Times New Roman"/>
-              </w:rPr>
-            </w:pPr>
-            <w:r>
-              <w:rPr>
-                <w:rFonts w:ascii="Times New Roman" w:hAnsi="Times New Roman" w:cs="Times New Roman"/>
-              </w:rPr>
-              <w:t>b. Tempat Tujuan</w:t>
-            </w:r>
-          </w:p>
-        </w:tc>
-        <w:tc>
-          <w:tcPr>
-            <w:tcW w:w="4254" w:type="dxa"/>
-            <w:gridSpan w:val="2"/>
-          </w:tcPr>
-          <w:p>
-            <w:pPr>
-              <w:tabs>
-                <w:tab w:val="left" w:pos="1701"/>
-                <w:tab w:val="left" w:pos="1843"/>
-                <w:tab w:val="left" w:pos="5670"/>
-                <w:tab w:val="left" w:pos="6521"/>
-                <w:tab w:val="left" w:pos="7371"/>
-              </w:tabs>
-              <w:jc w:val="both"/>
-              <w:rPr>
-                <w:rFonts w:ascii="Times New Roman" w:hAnsi="Times New Roman" w:cs="Times New Roman"/>
-                <w:sz w:val="20"/>
-                <w:szCs w:val="20"/>
-              </w:rPr>
-            </w:pPr>
-            <w:r>
-              <w:rPr>
-                <w:rFonts w:ascii="Times New Roman" w:hAnsi="Times New Roman" w:cs="Times New Roman"/>
-                <w:sz w:val="20"/>
-                <w:szCs w:val="20"/>
-              </w:rPr>
-              <w:t xml:space="preserve">a. </w:t>
-            </w:r>
-            <w:r>
-              <w:rPr>
-                <w:rFonts w:ascii="Times New Roman" w:hAnsi="Times New Roman" w:cs="Times New Roman"/>
-                <w:sz w:val="20"/>
-                <w:szCs w:val="20"/>
-              </w:rPr>
-              <w:t>Terlampir</w:t>
-            </w:r>
-          </w:p>
-          <w:p>
-            <w:pPr>
-              <w:tabs>
-                <w:tab w:val="left" w:pos="1701"/>
-                <w:tab w:val="left" w:pos="1843"/>
-                <w:tab w:val="left" w:pos="5670"/>
-                <w:tab w:val="left" w:pos="6521"/>
-                <w:tab w:val="left" w:pos="7371"/>
-              </w:tabs>
-              <w:jc w:val="both"/>
-              <w:rPr>
-                <w:rFonts w:ascii="Times New Roman" w:hAnsi="Times New Roman" w:cs="Times New Roman"/>
-                <w:sz w:val="20"/>
-                <w:szCs w:val="20"/>
-              </w:rPr>
-            </w:pPr>
-            <w:r>
-              <w:rPr>
-                <w:rFonts w:ascii="Times New Roman" w:hAnsi="Times New Roman" w:cs="Times New Roman"/>
-                <w:sz w:val="20"/>
-                <w:szCs w:val="20"/>
-              </w:rPr>
-              <w:t xml:space="preserve">b. </w:t>
-            </w:r>
-            <w:r>
-              <w:rPr>
-                <w:rFonts w:ascii="Times New Roman" w:hAnsi="Times New Roman" w:cs="Times New Roman"/>
-                <w:sz w:val="20"/>
-                <w:szCs w:val="20"/>
-              </w:rPr>
-              <w:t>Terlampir</w:t>
-            </w:r>
-          </w:p>
-        </w:tc>
-      </w:tr>
-      <w:tr>
-        <w:tc>
-          <w:tcPr>
-            <w:tcW w:w="366" w:type="dxa"/>
-          </w:tcPr>
-          <w:p>
-            <w:pPr>
-              <w:tabs>
-                <w:tab w:val="left" w:pos="1701"/>
-                <w:tab w:val="left" w:pos="1843"/>
-                <w:tab w:val="left" w:pos="5670"/>
-                <w:tab w:val="left" w:pos="6521"/>
-                <w:tab w:val="left" w:pos="7371"/>
-              </w:tabs>
-              <w:jc w:val="center"/>
-              <w:rPr>
-                <w:rFonts w:ascii="Times New Roman" w:hAnsi="Times New Roman" w:cs="Times New Roman"/>
-              </w:rPr>
-            </w:pPr>
-            <w:r>
-              <w:rPr>
-                <w:rFonts w:ascii="Times New Roman" w:hAnsi="Times New Roman" w:cs="Times New Roman"/>
-              </w:rPr>
-              <w:t>7.</w:t>
-            </w:r>
-          </w:p>
-        </w:tc>
-        <w:tc>
-          <w:tcPr>
-            <w:tcW w:w="4732" w:type="dxa"/>
-          </w:tcPr>
-          <w:p>
-            <w:pPr>
-              <w:tabs>
-                <w:tab w:val="left" w:pos="1701"/>
-                <w:tab w:val="left" w:pos="1843"/>
-                <w:tab w:val="left" w:pos="5670"/>
-                <w:tab w:val="left" w:pos="6521"/>
-                <w:tab w:val="left" w:pos="7371"/>
-              </w:tabs>
-              <w:jc w:val="both"/>
-              <w:rPr>
-                <w:rFonts w:ascii="Times New Roman" w:hAnsi="Times New Roman" w:cs="Times New Roman"/>
-              </w:rPr>
-            </w:pPr>
-            <w:r>
-              <w:rPr>
-                <w:rFonts w:ascii="Times New Roman" w:hAnsi="Times New Roman" w:cs="Times New Roman"/>
-              </w:rPr>
-              <w:t xml:space="preserve">a. Lamanya </w:t>
-            </w:r>
-            <w:r>
-              <w:rPr>
-                <w:rFonts w:ascii="Times New Roman" w:hAnsi="Times New Roman" w:cs="Times New Roman"/>
-              </w:rPr>
-              <w:t>Perjalanan Dinas</w:t>
-            </w:r>
-          </w:p>
-          <w:p>
-            <w:pPr>
-              <w:tabs>
-                <w:tab w:val="left" w:pos="1701"/>
-                <w:tab w:val="left" w:pos="1843"/>
-                <w:tab w:val="left" w:pos="5670"/>
-                <w:tab w:val="left" w:pos="6521"/>
-                <w:tab w:val="left" w:pos="7371"/>
-              </w:tabs>
-              <w:jc w:val="both"/>
-              <w:rPr>
-                <w:rFonts w:ascii="Times New Roman" w:hAnsi="Times New Roman" w:cs="Times New Roman"/>
-              </w:rPr>
-            </w:pPr>
-            <w:r>
-              <w:rPr>
-                <w:rFonts w:ascii="Times New Roman" w:hAnsi="Times New Roman" w:cs="Times New Roman"/>
-              </w:rPr>
-              <w:t xml:space="preserve">b. Tanggal </w:t>
-            </w:r>
-            <w:r>
-              <w:rPr>
-                <w:rFonts w:ascii="Times New Roman" w:hAnsi="Times New Roman" w:cs="Times New Roman"/>
-              </w:rPr>
-              <w:t>B</w:t>
-            </w:r>
-            <w:r>
-              <w:rPr>
-                <w:rFonts w:ascii="Times New Roman" w:hAnsi="Times New Roman" w:cs="Times New Roman"/>
-              </w:rPr>
-              <w:t>erangkat</w:t>
-            </w:r>
-          </w:p>
-          <w:p>
-            <w:pPr>
-              <w:tabs>
-                <w:tab w:val="left" w:pos="1701"/>
-                <w:tab w:val="left" w:pos="1843"/>
-                <w:tab w:val="left" w:pos="5670"/>
-                <w:tab w:val="left" w:pos="6521"/>
-                <w:tab w:val="left" w:pos="7371"/>
-              </w:tabs>
-              <w:jc w:val="both"/>
-              <w:rPr>
-                <w:rFonts w:ascii="Times New Roman" w:hAnsi="Times New Roman" w:cs="Times New Roman"/>
-              </w:rPr>
-            </w:pPr>
-            <w:r>
-              <w:rPr>
-                <w:rFonts w:ascii="Times New Roman" w:hAnsi="Times New Roman" w:cs="Times New Roman"/>
-              </w:rPr>
-              <w:t>c. Tanggal Harus Kembali</w:t>
-            </w:r>
-          </w:p>
-        </w:tc>
-        <w:tc>
-          <w:tcPr>
-            <w:tcW w:w="4254" w:type="dxa"/>
-            <w:gridSpan w:val="2"/>
-          </w:tcPr>
-          <w:p>
-            <w:pPr>
-              <w:tabs>
-                <w:tab w:val="left" w:pos="1701"/>
-                <w:tab w:val="left" w:pos="1843"/>
-                <w:tab w:val="left" w:pos="5670"/>
-                <w:tab w:val="left" w:pos="6521"/>
-                <w:tab w:val="left" w:pos="7371"/>
-              </w:tabs>
-              <w:jc w:val="both"/>
-              <w:rPr>
-                <w:rFonts w:ascii="Times New Roman" w:hAnsi="Times New Roman" w:cs="Times New Roman"/>
-                <w:sz w:val="20"/>
-                <w:szCs w:val="20"/>
-              </w:rPr>
-            </w:pPr>
-            <w:r>
-              <w:rPr>
-                <w:rFonts w:ascii="Times New Roman" w:hAnsi="Times New Roman" w:cs="Times New Roman"/>
-                <w:sz w:val="20"/>
-                <w:szCs w:val="20"/>
-              </w:rPr>
-              <w:t xml:space="preserve">a. </w:t>
-            </w:r>
-            <w:r>
-              <w:rPr>
-                <w:rFonts w:ascii="Times New Roman" w:hAnsi="Times New Roman" w:cs="Times New Roman"/>
-                <w:sz w:val="20"/>
-                <w:szCs w:val="20"/>
-              </w:rPr>
-              <w:t>Terlampir</w:t>
-            </w:r>
-          </w:p>
-          <w:p>
-            <w:pPr>
-              <w:tabs>
-                <w:tab w:val="left" w:pos="1701"/>
-                <w:tab w:val="left" w:pos="1843"/>
-                <w:tab w:val="left" w:pos="5670"/>
-                <w:tab w:val="left" w:pos="6521"/>
-                <w:tab w:val="left" w:pos="7371"/>
-              </w:tabs>
-              <w:jc w:val="both"/>
-              <w:rPr>
-                <w:rFonts w:ascii="Times New Roman" w:hAnsi="Times New Roman" w:cs="Times New Roman"/>
-                <w:sz w:val="20"/>
-                <w:szCs w:val="20"/>
-              </w:rPr>
-            </w:pPr>
-            <w:r>
-              <w:rPr>
-                <w:rFonts w:ascii="Times New Roman" w:hAnsi="Times New Roman" w:cs="Times New Roman"/>
-                <w:sz w:val="20"/>
-                <w:szCs w:val="20"/>
-              </w:rPr>
-              <w:t xml:space="preserve">b. </w:t>
-            </w:r>
-            <w:r>
-              <w:rPr>
-                <w:rFonts w:ascii="Times New Roman" w:hAnsi="Times New Roman" w:cs="Times New Roman"/>
-                <w:sz w:val="20"/>
-                <w:szCs w:val="20"/>
-              </w:rPr>
-              <w:t>Terlampir</w:t>
-            </w:r>
-          </w:p>
-          <w:p>
-            <w:pPr>
-              <w:tabs>
-                <w:tab w:val="left" w:pos="1701"/>
-                <w:tab w:val="left" w:pos="1843"/>
-                <w:tab w:val="left" w:pos="5670"/>
-                <w:tab w:val="left" w:pos="6521"/>
-                <w:tab w:val="left" w:pos="7371"/>
-              </w:tabs>
-              <w:jc w:val="both"/>
-              <w:rPr>
-                <w:rFonts w:ascii="Times New Roman" w:hAnsi="Times New Roman" w:cs="Times New Roman"/>
-                <w:sz w:val="20"/>
-                <w:szCs w:val="20"/>
-              </w:rPr>
-            </w:pPr>
-            <w:r>
-              <w:rPr>
-                <w:rFonts w:ascii="Times New Roman" w:hAnsi="Times New Roman" w:cs="Times New Roman"/>
-                <w:sz w:val="20"/>
-                <w:szCs w:val="20"/>
-              </w:rPr>
-              <w:t xml:space="preserve">c. </w:t>
-            </w:r>
-            <w:r>
-              <w:rPr>
-                <w:rFonts w:ascii="Times New Roman" w:hAnsi="Times New Roman" w:cs="Times New Roman"/>
-                <w:sz w:val="20"/>
-                <w:szCs w:val="20"/>
-              </w:rPr>
-              <w:t>Terlampir</w:t>
-            </w:r>
-          </w:p>
-        </w:tc>
-      </w:tr>
-      <w:tr>
-        <w:tc>
-          <w:tcPr>
-            <w:tcW w:w="366" w:type="dxa"/>
-          </w:tcPr>
-          <w:p>
-            <w:pPr>
-              <w:tabs>
-                <w:tab w:val="left" w:pos="1701"/>
-                <w:tab w:val="left" w:pos="1843"/>
-                <w:tab w:val="left" w:pos="5670"/>
-                <w:tab w:val="left" w:pos="6521"/>
-                <w:tab w:val="left" w:pos="7371"/>
-              </w:tabs>
-              <w:jc w:val="center"/>
-              <w:rPr>
-                <w:rFonts w:ascii="Times New Roman" w:hAnsi="Times New Roman" w:cs="Times New Roman"/>
-              </w:rPr>
-            </w:pPr>
-            <w:r>
-              <w:rPr>
-                <w:rFonts w:ascii="Times New Roman" w:hAnsi="Times New Roman" w:cs="Times New Roman"/>
-              </w:rPr>
-              <w:t>8.</w:t>
-            </w:r>
-          </w:p>
-        </w:tc>
-        <w:tc>
-          <w:tcPr>
-            <w:tcW w:w="4732" w:type="dxa"/>
-          </w:tcPr>
-          <w:p>
-            <w:pPr>
-              <w:tabs>
-                <w:tab w:val="left" w:pos="1701"/>
-                <w:tab w:val="left" w:pos="1843"/>
-                <w:tab w:val="left" w:pos="5670"/>
-                <w:tab w:val="left" w:pos="6521"/>
-                <w:tab w:val="left" w:pos="7371"/>
-              </w:tabs>
-              <w:jc w:val="both"/>
-              <w:rPr>
-                <w:rFonts w:ascii="Times New Roman" w:hAnsi="Times New Roman" w:cs="Times New Roman"/>
-              </w:rPr>
-            </w:pPr>
-            <w:r>
-              <w:rPr>
-                <w:rFonts w:ascii="Times New Roman" w:hAnsi="Times New Roman" w:cs="Times New Roman"/>
-              </w:rPr>
-              <w:t xml:space="preserve">Pengikut: </w:t>
-            </w:r>
-            <w:r>
-              <w:rPr>
-                <w:rFonts w:ascii="Times New Roman" w:hAnsi="Times New Roman" w:cs="Times New Roman"/>
-              </w:rPr>
-              <w:tab/>
-            </w:r>
-            <w:r>
-              <w:rPr>
-                <w:rFonts w:ascii="Times New Roman" w:hAnsi="Times New Roman" w:cs="Times New Roman"/>
-              </w:rPr>
-              <w:tab/>
-              <w:t>Nama</w:t>
-            </w:r>
-          </w:p>
-        </w:tc>
-        <w:tc>
-          <w:tcPr>
-            <w:tcW w:w="2127" w:type="dxa"/>
-          </w:tcPr>
-          <w:p>
-            <w:pPr>
-              <w:tabs>
-                <w:tab w:val="left" w:pos="1701"/>
-                <w:tab w:val="left" w:pos="1843"/>
-                <w:tab w:val="left" w:pos="5670"/>
-                <w:tab w:val="left" w:pos="6521"/>
-                <w:tab w:val="left" w:pos="7371"/>
-              </w:tabs>
-              <w:jc w:val="both"/>
-              <w:rPr>
-                <w:rFonts w:ascii="Times New Roman" w:hAnsi="Times New Roman" w:cs="Times New Roman"/>
-                <w:sz w:val="20"/>
-                <w:szCs w:val="20"/>
-              </w:rPr>
-            </w:pPr>
-            <w:r>
-              <w:rPr>
-                <w:rFonts w:ascii="Times New Roman" w:hAnsi="Times New Roman" w:cs="Times New Roman"/>
-                <w:sz w:val="20"/>
-                <w:szCs w:val="20"/>
-              </w:rPr>
-              <w:t>Tanggal Lahir</w:t>
-            </w:r>
-          </w:p>
-        </w:tc>
-        <w:tc>
-          <w:tcPr>
-            <w:tcW w:w="2127" w:type="dxa"/>
-          </w:tcPr>
-          <w:p>
-            <w:pPr>
-              <w:tabs>
-                <w:tab w:val="left" w:pos="1701"/>
-                <w:tab w:val="left" w:pos="1843"/>
-                <w:tab w:val="left" w:pos="5670"/>
-                <w:tab w:val="left" w:pos="6521"/>
-                <w:tab w:val="left" w:pos="7371"/>
-              </w:tabs>
-              <w:jc w:val="both"/>
-              <w:rPr>
-                <w:rFonts w:ascii="Times New Roman" w:hAnsi="Times New Roman" w:cs="Times New Roman"/>
-                <w:sz w:val="20"/>
-                <w:szCs w:val="20"/>
-              </w:rPr>
-            </w:pPr>
-            <w:r>
-              <w:rPr>
-                <w:rFonts w:ascii="Times New Roman" w:hAnsi="Times New Roman" w:cs="Times New Roman"/>
-                <w:sz w:val="20"/>
-                <w:szCs w:val="20"/>
-              </w:rPr>
-              <w:t>Keterangan</w:t>
-            </w:r>
-          </w:p>
-        </w:tc>
-      </w:tr>
-      <w:tr>
-        <w:tc>
-          <w:tcPr>
-            <w:tcW w:w="366" w:type="dxa"/>
-          </w:tcPr>
-          <w:p>
-            <w:pPr>
-              <w:tabs>
-                <w:tab w:val="left" w:pos="1701"/>
-                <w:tab w:val="left" w:pos="1843"/>
-                <w:tab w:val="left" w:pos="5670"/>
-                <w:tab w:val="left" w:pos="6521"/>
-                <w:tab w:val="left" w:pos="7371"/>
-              </w:tabs>
-              <w:jc w:val="center"/>
-              <w:rPr>
-                <w:rFonts w:ascii="Times New Roman" w:hAnsi="Times New Roman" w:cs="Times New Roman"/>
-              </w:rPr>
-            </w:pPr>
-          </w:p>
-        </w:tc>
-        <w:tc>
-          <w:tcPr>
-            <w:tcW w:w="4732" w:type="dxa"/>
-          </w:tcPr>
-          <w:p>
-            <w:pPr>
-              <w:tabs>
-                <w:tab w:val="left" w:pos="1701"/>
-                <w:tab w:val="left" w:pos="1843"/>
-                <w:tab w:val="left" w:pos="5670"/>
-                <w:tab w:val="left" w:pos="6521"/>
-                <w:tab w:val="left" w:pos="7371"/>
-              </w:tabs>
-              <w:jc w:val="both"/>
-              <w:rPr>
-                <w:rFonts w:ascii="Times New Roman" w:hAnsi="Times New Roman" w:cs="Times New Roman"/>
-              </w:rPr>
-            </w:pPr>
-            <w:r>
-              <w:rPr>
-                <w:rFonts w:ascii="Times New Roman" w:hAnsi="Times New Roman" w:cs="Times New Roman"/>
-              </w:rPr>
-              <w:t>1.</w:t>
-            </w:r>
-          </w:p>
-        </w:tc>
-        <w:tc>
-          <w:tcPr>
-            <w:tcW w:w="2127" w:type="dxa"/>
-          </w:tcPr>
-          <w:p>
-            <w:pPr>
-              <w:tabs>
-                <w:tab w:val="left" w:pos="1701"/>
-                <w:tab w:val="left" w:pos="1843"/>
-                <w:tab w:val="left" w:pos="5670"/>
-                <w:tab w:val="left" w:pos="6521"/>
-                <w:tab w:val="left" w:pos="7371"/>
-              </w:tabs>
-              <w:jc w:val="both"/>
-              <w:rPr>
-                <w:rFonts w:ascii="Times New Roman" w:hAnsi="Times New Roman" w:cs="Times New Roman"/>
-                <w:sz w:val="20"/>
-                <w:szCs w:val="20"/>
-              </w:rPr>
-            </w:pPr>
-          </w:p>
-        </w:tc>
-        <w:tc>
-          <w:tcPr>
-            <w:tcW w:w="2127" w:type="dxa"/>
-          </w:tcPr>
-          <w:p>
-            <w:pPr>
-              <w:tabs>
-                <w:tab w:val="left" w:pos="1701"/>
-                <w:tab w:val="left" w:pos="1843"/>
-                <w:tab w:val="left" w:pos="5670"/>
-                <w:tab w:val="left" w:pos="6521"/>
-                <w:tab w:val="left" w:pos="7371"/>
-              </w:tabs>
-              <w:jc w:val="both"/>
-              <w:rPr>
-                <w:rFonts w:ascii="Times New Roman" w:hAnsi="Times New Roman" w:cs="Times New Roman"/>
-                <w:sz w:val="20"/>
-                <w:szCs w:val="20"/>
-              </w:rPr>
-            </w:pPr>
-          </w:p>
-        </w:tc>
-      </w:tr>
-      <w:tr>
-        <w:tc>
-          <w:tcPr>
-            <w:tcW w:w="366" w:type="dxa"/>
-          </w:tcPr>
-          <w:p>
-            <w:pPr>
-              <w:tabs>
-                <w:tab w:val="left" w:pos="1701"/>
-                <w:tab w:val="left" w:pos="1843"/>
-                <w:tab w:val="left" w:pos="5670"/>
-                <w:tab w:val="left" w:pos="6521"/>
-                <w:tab w:val="left" w:pos="7371"/>
-              </w:tabs>
-              <w:jc w:val="center"/>
-              <w:rPr>
-                <w:rFonts w:ascii="Times New Roman" w:hAnsi="Times New Roman" w:cs="Times New Roman"/>
-              </w:rPr>
-            </w:pPr>
-            <w:r>
-              <w:rPr>
-                <w:rFonts w:ascii="Times New Roman" w:hAnsi="Times New Roman" w:cs="Times New Roman"/>
-              </w:rPr>
-              <w:t>9.</w:t>
-            </w:r>
-          </w:p>
-        </w:tc>
-        <w:tc>
-          <w:tcPr>
-            <w:tcW w:w="4732" w:type="dxa"/>
-          </w:tcPr>
-          <w:p>
-            <w:pPr>
-              <w:tabs>
-                <w:tab w:val="left" w:pos="1701"/>
-                <w:tab w:val="left" w:pos="1843"/>
-                <w:tab w:val="left" w:pos="5670"/>
-                <w:tab w:val="left" w:pos="6521"/>
-                <w:tab w:val="left" w:pos="7371"/>
-              </w:tabs>
-              <w:jc w:val="both"/>
-              <w:rPr>
-                <w:rFonts w:ascii="Times New Roman" w:hAnsi="Times New Roman" w:cs="Times New Roman"/>
-              </w:rPr>
-            </w:pPr>
-            <w:r>
-              <w:rPr>
-                <w:rFonts w:ascii="Times New Roman" w:hAnsi="Times New Roman" w:cs="Times New Roman"/>
-              </w:rPr>
-              <w:t>Pembebanan Anggaran</w:t>
-            </w:r>
-          </w:p>
-          <w:p>
-            <w:pPr>
-              <w:pStyle w:val="ListParagraph"/>
-              <w:numPr>
-                <w:ilvl w:val="0"/>
-                <w:numId w:val="5"/>
-              </w:numPr>
-              <w:tabs>
-                <w:tab w:val="left" w:pos="1701"/>
-                <w:tab w:val="left" w:pos="1843"/>
-                <w:tab w:val="left" w:pos="5670"/>
-                <w:tab w:val="left" w:pos="6521"/>
-                <w:tab w:val="left" w:pos="7371"/>
-              </w:tabs>
-              <w:jc w:val="both"/>
-              <w:rPr>
-                <w:rFonts w:ascii="Times New Roman" w:hAnsi="Times New Roman" w:cs="Times New Roman"/>
-              </w:rPr>
-            </w:pPr>
-            <w:r>
-              <w:rPr>
-                <w:rFonts w:ascii="Times New Roman" w:hAnsi="Times New Roman" w:cs="Times New Roman"/>
-              </w:rPr>
-              <w:t>Instansi</w:t>
-            </w:r>
-          </w:p>
-          <w:p>
-            <w:pPr>
-              <w:pStyle w:val="ListParagraph"/>
-              <w:tabs>
-                <w:tab w:val="left" w:pos="1701"/>
-                <w:tab w:val="left" w:pos="1843"/>
-                <w:tab w:val="left" w:pos="5670"/>
-                <w:tab w:val="left" w:pos="6521"/>
-                <w:tab w:val="left" w:pos="7371"/>
-              </w:tabs>
-              <w:jc w:val="both"/>
-              <w:rPr>
-                <w:rFonts w:ascii="Times New Roman" w:hAnsi="Times New Roman" w:cs="Times New Roman"/>
-                <w:sz w:val="14"/>
-                <w:szCs w:val="14"/>
-              </w:rPr>
-            </w:pPr>
-          </w:p>
-          <w:p>
-            <w:pPr>
-              <w:pStyle w:val="ListParagraph"/>
-              <w:numPr>
-                <w:ilvl w:val="0"/>
-                <w:numId w:val="5"/>
-              </w:numPr>
-              <w:tabs>
-                <w:tab w:val="left" w:pos="1701"/>
-                <w:tab w:val="left" w:pos="1843"/>
-                <w:tab w:val="left" w:pos="5670"/>
-                <w:tab w:val="left" w:pos="6521"/>
-                <w:tab w:val="left" w:pos="7371"/>
-              </w:tabs>
-              <w:jc w:val="both"/>
-              <w:rPr>
-                <w:rFonts w:ascii="Times New Roman" w:hAnsi="Times New Roman" w:cs="Times New Roman"/>
-              </w:rPr>
-            </w:pPr>
-            <w:r>
-              <w:rPr>
-                <w:rFonts w:ascii="Times New Roman" w:hAnsi="Times New Roman" w:cs="Times New Roman"/>
-              </w:rPr>
-              <w:t>Mata Anggaran (MAK)</w:t>
-            </w:r>
-          </w:p>
-        </w:tc>
-        <w:tc>
-          <w:tcPr>
-            <w:tcW w:w="4254" w:type="dxa"/>
-            <w:gridSpan w:val="2"/>
-          </w:tcPr>
-          <w:p>
-            <w:pPr>
-              <w:tabs>
-                <w:tab w:val="left" w:pos="1701"/>
-                <w:tab w:val="left" w:pos="1843"/>
-                <w:tab w:val="left" w:pos="5670"/>
-                <w:tab w:val="left" w:pos="6521"/>
-                <w:tab w:val="left" w:pos="7371"/>
-              </w:tabs>
-              <w:jc w:val="both"/>
-              <w:rPr>
-                <w:rFonts w:ascii="Times New Roman" w:hAnsi="Times New Roman" w:cs="Times New Roman"/>
-                <w:sz w:val="20"/>
-                <w:szCs w:val="20"/>
-              </w:rPr>
-            </w:pPr>
-          </w:p>
-          <w:p>
-            <w:pPr>
-              <w:tabs>
-                <w:tab w:val="left" w:pos="1701"/>
-                <w:tab w:val="left" w:pos="1843"/>
-                <w:tab w:val="left" w:pos="5670"/>
-                <w:tab w:val="left" w:pos="6521"/>
-                <w:tab w:val="left" w:pos="7371"/>
-              </w:tabs>
-              <w:jc w:val="both"/>
-              <w:rPr>
-                <w:rFonts w:ascii="Times New Roman" w:hAnsi="Times New Roman" w:cs="Times New Roman"/>
-                <w:sz w:val="20"/>
-                <w:szCs w:val="20"/>
-              </w:rPr>
-            </w:pPr>
-            <w:r>
-              <w:rPr>
-                <w:rFonts w:ascii="Times New Roman" w:hAnsi="Times New Roman" w:cs="Times New Roman"/>
-                <w:sz w:val="20"/>
-                <w:szCs w:val="20"/>
-              </w:rPr>
-              <w:t>a. Kementerian Pendidikan, Kebudayaan, Riset, dan Teknologi</w:t>
-            </w:r>
-          </w:p>
-          <w:p>
-            <w:pPr>
-              <w:rPr>
-                <w:rFonts w:ascii="Times New Roman" w:hAnsi="Times New Roman" w:cs="Times New Roman"/>
-                <w:sz w:val="20"/>
-                <w:szCs w:val="20"/>
-              </w:rPr>
-            </w:pPr>
-            <w:r>
-              <w:rPr>
-                <w:rFonts w:ascii="Times New Roman" w:hAnsi="Times New Roman" w:cs="Times New Roman"/>
-                <w:sz w:val="20"/>
-                <w:szCs w:val="20"/>
-              </w:rPr>
-              <w:t xml:space="preserve">b. </w:t>
-            </w:r>
-            <w:r>
-              <w:rPr>
-                <w:rFonts w:ascii="Times New Roman" w:hAnsi="Times New Roman" w:cs="Times New Roman"/>
-                <w:b/>
-                <w:bCs/>
-                <w:sz w:val="20"/>
-                <w:szCs w:val="20"/>
-              </w:rPr>
-              <w:t>{{ mak }}</w:t>
-            </w:r>
-          </w:p>
-        </w:tc>
-      </w:tr>
-      <w:tr>
-        <w:tc>
-          <w:tcPr>
-            <w:tcW w:w="366" w:type="dxa"/>
-          </w:tcPr>
-          <w:p>
-            <w:pPr>
-              <w:tabs>
-                <w:tab w:val="left" w:pos="1701"/>
-                <w:tab w:val="left" w:pos="1843"/>
-                <w:tab w:val="left" w:pos="5670"/>
-                <w:tab w:val="left" w:pos="6521"/>
-                <w:tab w:val="left" w:pos="7371"/>
-              </w:tabs>
-              <w:jc w:val="center"/>
-              <w:rPr>
-                <w:rFonts w:ascii="Times New Roman" w:hAnsi="Times New Roman" w:cs="Times New Roman"/>
-              </w:rPr>
-            </w:pPr>
-            <w:r>
-              <w:rPr>
-                <w:rFonts w:ascii="Times New Roman" w:hAnsi="Times New Roman" w:cs="Times New Roman"/>
-              </w:rPr>
-              <w:t>10.</w:t>
-            </w:r>
-          </w:p>
-        </w:tc>
-        <w:tc>
-          <w:tcPr>
-            <w:tcW w:w="4732" w:type="dxa"/>
-          </w:tcPr>
-          <w:p>
-            <w:pPr>
-              <w:tabs>
-                <w:tab w:val="left" w:pos="1701"/>
-                <w:tab w:val="left" w:pos="1843"/>
-                <w:tab w:val="left" w:pos="5670"/>
-                <w:tab w:val="left" w:pos="6521"/>
-                <w:tab w:val="left" w:pos="7371"/>
-              </w:tabs>
-              <w:jc w:val="both"/>
-              <w:rPr>
-                <w:rFonts w:ascii="Times New Roman" w:hAnsi="Times New Roman" w:cs="Times New Roman"/>
-              </w:rPr>
-            </w:pPr>
-            <w:r>
-              <w:rPr>
-                <w:rFonts w:ascii="Times New Roman" w:hAnsi="Times New Roman" w:cs="Times New Roman"/>
-              </w:rPr>
-              <w:t>Keterangan Lain-lain</w:t>
-            </w:r>
-          </w:p>
-        </w:tc>
-        <w:tc>
-          <w:tcPr>
-            <w:tcW w:w="4254" w:type="dxa"/>
-            <w:gridSpan w:val="2"/>
-          </w:tcPr>
-          <w:p>
-            <w:pPr>
-              <w:tabs>
-                <w:tab w:val="left" w:pos="1701"/>
-                <w:tab w:val="left" w:pos="1843"/>
-                <w:tab w:val="left" w:pos="5670"/>
-                <w:tab w:val="left" w:pos="6521"/>
-                <w:tab w:val="left" w:pos="7371"/>
-              </w:tabs>
-              <w:jc w:val="both"/>
-              <w:rPr>
-                <w:rFonts w:ascii="Times New Roman" w:hAnsi="Times New Roman" w:cs="Times New Roman"/>
-                <w:sz w:val="20"/>
-                <w:szCs w:val="20"/>
-              </w:rPr>
-            </w:pPr>
-          </w:p>
-        </w:tc>
-      </w:tr>
-    </w:tbl>
-    <w:p>
-      <w:pPr>
-        <w:tabs>
-          <w:tab w:val="left" w:pos="420"/>
-          <w:tab w:val="left" w:pos="1701"/>
-          <w:tab w:val="left" w:pos="1843"/>
-          <w:tab w:val="left" w:pos="5670"/>
-          <w:tab w:val="left" w:pos="6521"/>
-          <w:tab w:val="left" w:pos="7371"/>
-        </w:tabs>
-        <w:spacing w:after="0"/>
-        <w:rPr>
-          <w:rFonts w:ascii="Times New Roman" w:hAnsi="Times New Roman" w:cs="Times New Roman"/>
-          <w:b/>
-          <w:bCs/>
-          <w:sz w:val="20"/>
-          <w:szCs w:val="20"/>
-        </w:rPr>
-      </w:pPr>
-      <w:r>
-        <w:rPr>
-          <w:rFonts w:ascii="Times New Roman" w:hAnsi="Times New Roman" w:cs="Times New Roman"/>
-          <w:b/>
-          <w:bCs/>
-          <w:sz w:val="20"/>
-          <w:szCs w:val="20"/>
-        </w:rPr>
-        <w:tab/>
-      </w:r>
-    </w:p>
-    <w:p>
-      <w:pPr>
-        <w:tabs>
-          <w:tab w:val="left" w:pos="420"/>
-          <w:tab w:val="left" w:pos="1701"/>
-          <w:tab w:val="left" w:pos="1843"/>
-          <w:tab w:val="left" w:pos="5670"/>
-          <w:tab w:val="left" w:pos="5812"/>
-          <w:tab w:val="left" w:pos="6521"/>
-          <w:tab w:val="left" w:pos="7655"/>
-        </w:tabs>
-        <w:spacing w:after="0"/>
-        <w:rPr>
-          <w:rFonts w:ascii="Times New Roman" w:hAnsi="Times New Roman" w:cs="Times New Roman"/>
-          <w:sz w:val="20"/>
-          <w:szCs w:val="20"/>
-        </w:rPr>
-      </w:pPr>
-      <w:r>
-        <w:rPr>
-          <w:rFonts w:ascii="Times New Roman" w:hAnsi="Times New Roman" w:cs="Times New Roman"/>
-          <w:b/>
-          <w:bCs/>
-          <w:sz w:val="20"/>
-          <w:szCs w:val="20"/>
-        </w:rPr>
-        <w:tab/>
-      </w:r>
-      <w:r>
-        <w:rPr>
-          <w:rFonts w:ascii="Times New Roman" w:hAnsi="Times New Roman" w:cs="Times New Roman"/>
-          <w:b/>
-          <w:bCs/>
-          <w:sz w:val="20"/>
-          <w:szCs w:val="20"/>
-        </w:rPr>
-        <w:tab/>
-      </w:r>
-      <w:r>
-        <w:rPr>
-          <w:rFonts w:ascii="Times New Roman" w:hAnsi="Times New Roman" w:cs="Times New Roman"/>
-          <w:b/>
-          <w:bCs/>
-          <w:sz w:val="20"/>
-          <w:szCs w:val="20"/>
-        </w:rPr>
-        <w:tab/>
-      </w:r>
-      <w:r>
-        <w:rPr>
-          <w:rFonts w:ascii="Times New Roman" w:hAnsi="Times New Roman" w:cs="Times New Roman"/>
-          <w:b/>
-          <w:bCs/>
-          <w:sz w:val="20"/>
-          <w:szCs w:val="20"/>
-        </w:rPr>
-        <w:tab/>
-      </w:r>
-      <w:r>
-        <w:rPr>
-          <w:rFonts w:ascii="Times New Roman" w:hAnsi="Times New Roman" w:cs="Times New Roman"/>
-          <w:b/>
-          <w:bCs/>
-          <w:sz w:val="20"/>
-          <w:szCs w:val="20"/>
-        </w:rPr>
-        <w:tab/>
-      </w:r>
-      <w:r>
-        <w:rPr>
-          <w:rFonts w:ascii="Times New Roman" w:hAnsi="Times New Roman" w:cs="Times New Roman"/>
-          <w:sz w:val="20"/>
-          <w:szCs w:val="20"/>
-        </w:rPr>
-        <w:t xml:space="preserve">Dikeluarkan di </w:t>
-      </w:r>
-      <w:r>
-        <w:rPr>
-          <w:rFonts w:ascii="Times New Roman" w:hAnsi="Times New Roman" w:cs="Times New Roman"/>
-          <w:sz w:val="20"/>
-          <w:szCs w:val="20"/>
-        </w:rPr>
-        <w:t>: Jakarta</w:t>
-      </w:r>
-    </w:p>
-    <w:p>
-      <w:pPr>
-        <w:tabs>
-          <w:tab w:val="left" w:pos="420"/>
-          <w:tab w:val="left" w:pos="1701"/>
-          <w:tab w:val="left" w:pos="1843"/>
-          <w:tab w:val="left" w:pos="5670"/>
-          <w:tab w:val="left" w:pos="5812"/>
-          <w:tab w:val="left" w:pos="6521"/>
-          <w:tab w:val="left" w:pos="7655"/>
-        </w:tabs>
-        <w:spacing w:after="0"/>
-        <w:rPr>
-          <w:rFonts w:ascii="Times New Roman" w:hAnsi="Times New Roman" w:cs="Times New Roman"/>
-          <w:sz w:val="20"/>
-          <w:szCs w:val="20"/>
-        </w:rPr>
-      </w:pPr>
-      <w:r>
-        <w:rPr>
-          <w:rFonts w:ascii="Times New Roman" w:hAnsi="Times New Roman" w:cs="Times New Roman"/>
-          <w:sz w:val="20"/>
-          <w:szCs w:val="20"/>
-        </w:rPr>
-        <w:tab/>
-      </w:r>
-      <w:r>
-        <w:rPr>
-          <w:rFonts w:ascii="Times New Roman" w:hAnsi="Times New Roman" w:cs="Times New Roman"/>
-          <w:sz w:val="20"/>
-          <w:szCs w:val="20"/>
-        </w:rPr>
-        <w:tab/>
-      </w:r>
-      <w:r>
-        <w:rPr>
-          <w:rFonts w:ascii="Times New Roman" w:hAnsi="Times New Roman" w:cs="Times New Roman"/>
-          <w:sz w:val="20"/>
-          <w:szCs w:val="20"/>
-        </w:rPr>
-        <w:tab/>
-      </w:r>
-      <w:r>
-        <w:rPr>
-          <w:rFonts w:ascii="Times New Roman" w:hAnsi="Times New Roman" w:cs="Times New Roman"/>
-          <w:sz w:val="20"/>
-          <w:szCs w:val="20"/>
-        </w:rPr>
-        <w:tab/>
-      </w:r>
-      <w:r>
-        <w:rPr>
-          <w:rFonts w:ascii="Times New Roman" w:hAnsi="Times New Roman" w:cs="Times New Roman"/>
-          <w:sz w:val="20"/>
-          <w:szCs w:val="20"/>
-        </w:rPr>
-        <w:tab/>
-        <w:t>Tanggal</w:t>
-      </w:r>
-      <w:r>
-        <w:rPr>
-          <w:rFonts w:ascii="Times New Roman" w:hAnsi="Times New Roman" w:cs="Times New Roman"/>
-          <w:sz w:val="20"/>
-          <w:szCs w:val="20"/>
-        </w:rPr>
-        <w:tab/>
-        <w:t>: {{ tanggal</w:t>
-      </w:r>
-      <w:r>
-        <w:rPr>
-          <w:rFonts w:ascii="Times New Roman" w:hAnsi="Times New Roman" w:cs="Times New Roman"/>
-          <w:sz w:val="20"/>
-          <w:szCs w:val="20"/>
-        </w:rPr>
-        <w:t>_</w:t>
-      </w:r>
-      <w:r>
-        <w:rPr>
-          <w:rFonts w:ascii="Times New Roman" w:hAnsi="Times New Roman" w:cs="Times New Roman"/>
-          <w:sz w:val="20"/>
-          <w:szCs w:val="20"/>
-        </w:rPr>
-        <w:t>st }}</w:t>
-      </w:r>
-    </w:p>
-    <w:p>
-      <w:pPr>
-        <w:tabs>
-          <w:tab w:val="left" w:pos="420"/>
-          <w:tab w:val="left" w:pos="1701"/>
-          <w:tab w:val="left" w:pos="1843"/>
-          <w:tab w:val="left" w:pos="5670"/>
-          <w:tab w:val="left" w:pos="5812"/>
-          <w:tab w:val="left" w:pos="6521"/>
-          <w:tab w:val="left" w:pos="7655"/>
-        </w:tabs>
-        <w:spacing w:after="0"/>
-        <w:rPr>
-          <w:rFonts w:ascii="Times New Roman" w:hAnsi="Times New Roman" w:cs="Times New Roman"/>
-          <w:sz w:val="20"/>
-          <w:szCs w:val="20"/>
-        </w:rPr>
-      </w:pPr>
-      <w:r>
-        <w:rPr>
-          <w:rFonts w:ascii="Times New Roman" w:hAnsi="Times New Roman" w:cs="Times New Roman"/>
-          <w:sz w:val="20"/>
-          <w:szCs w:val="20"/>
-        </w:rPr>
-        <w:tab/>
-      </w:r>
-      <w:r>
-        <w:rPr>
-          <w:rFonts w:ascii="Times New Roman" w:hAnsi="Times New Roman" w:cs="Times New Roman"/>
-          <w:sz w:val="20"/>
-          <w:szCs w:val="20"/>
-        </w:rPr>
-        <w:tab/>
-      </w:r>
-      <w:r>
-        <w:rPr>
-          <w:rFonts w:ascii="Times New Roman" w:hAnsi="Times New Roman" w:cs="Times New Roman"/>
-          <w:sz w:val="20"/>
-          <w:szCs w:val="20"/>
-        </w:rPr>
-        <w:tab/>
-      </w:r>
-      <w:r>
-        <w:rPr>
-          <w:rFonts w:ascii="Times New Roman" w:hAnsi="Times New Roman" w:cs="Times New Roman"/>
-          <w:sz w:val="20"/>
-          <w:szCs w:val="20"/>
-        </w:rPr>
-        <w:tab/>
-      </w:r>
-      <w:r>
-        <w:rPr>
-          <w:rFonts w:ascii="Times New Roman" w:hAnsi="Times New Roman" w:cs="Times New Roman"/>
-          <w:sz w:val="20"/>
-          <w:szCs w:val="20"/>
-        </w:rPr>
-        <w:tab/>
-        <w:t>Pejabat Pembuat Komitmen 02</w:t>
-      </w:r>
-    </w:p>
-    <w:p>
-      <w:pPr>
-        <w:tabs>
-          <w:tab w:val="left" w:pos="420"/>
-          <w:tab w:val="left" w:pos="1701"/>
-          <w:tab w:val="left" w:pos="1843"/>
-          <w:tab w:val="left" w:pos="5670"/>
-          <w:tab w:val="left" w:pos="5812"/>
-          <w:tab w:val="left" w:pos="7655"/>
-        </w:tabs>
-        <w:spacing w:after="0"/>
-        <w:ind w:left="5812" w:hanging="5812"/>
-        <w:rPr>
-          <w:rFonts w:ascii="Times New Roman" w:hAnsi="Times New Roman" w:cs="Times New Roman"/>
-          <w:sz w:val="20"/>
-          <w:szCs w:val="20"/>
-        </w:rPr>
-      </w:pPr>
-      <w:r>
-        <w:rPr>
-          <w:rFonts w:ascii="Times New Roman" w:hAnsi="Times New Roman" w:cs="Times New Roman"/>
-          <w:sz w:val="20"/>
-          <w:szCs w:val="20"/>
-        </w:rPr>
-        <w:tab/>
-      </w:r>
-      <w:r>
-        <w:rPr>
-          <w:rFonts w:ascii="Times New Roman" w:hAnsi="Times New Roman" w:cs="Times New Roman"/>
-          <w:sz w:val="20"/>
-          <w:szCs w:val="20"/>
-        </w:rPr>
-        <w:tab/>
-      </w:r>
-      <w:r>
-        <w:rPr>
-          <w:rFonts w:ascii="Times New Roman" w:hAnsi="Times New Roman" w:cs="Times New Roman"/>
-          <w:sz w:val="20"/>
-          <w:szCs w:val="20"/>
-        </w:rPr>
-        <w:tab/>
-      </w:r>
-      <w:r>
-        <w:rPr>
-          <w:rFonts w:ascii="Times New Roman" w:hAnsi="Times New Roman" w:cs="Times New Roman"/>
-          <w:sz w:val="20"/>
-          <w:szCs w:val="20"/>
-        </w:rPr>
-        <w:tab/>
-      </w:r>
-      <w:r>
-        <w:rPr>
-          <w:rFonts w:ascii="Times New Roman" w:hAnsi="Times New Roman" w:cs="Times New Roman"/>
-          <w:sz w:val="20"/>
-          <w:szCs w:val="20"/>
-        </w:rPr>
-        <w:tab/>
-        <w:t>Sekretariat Badan Pengembangan dan Pembinaan Bahasa</w:t>
-      </w:r>
-    </w:p>
-    <w:p>
-      <w:pPr>
-        <w:tabs>
-          <w:tab w:val="left" w:pos="420"/>
-          <w:tab w:val="left" w:pos="1701"/>
-          <w:tab w:val="left" w:pos="1843"/>
-          <w:tab w:val="left" w:pos="5670"/>
-          <w:tab w:val="left" w:pos="5812"/>
-          <w:tab w:val="left" w:pos="6521"/>
-          <w:tab w:val="left" w:pos="7655"/>
-        </w:tabs>
-        <w:spacing w:after="0"/>
-        <w:ind w:left="6521" w:hanging="6521"/>
-        <w:rPr>
-          <w:rFonts w:ascii="Times New Roman" w:hAnsi="Times New Roman" w:cs="Times New Roman"/>
-          <w:sz w:val="20"/>
-          <w:szCs w:val="20"/>
-        </w:rPr>
-      </w:pPr>
-    </w:p>
-    <w:p>
-      <w:pPr>
-        <w:tabs>
-          <w:tab w:val="left" w:pos="420"/>
-          <w:tab w:val="left" w:pos="1701"/>
-          <w:tab w:val="left" w:pos="1843"/>
-          <w:tab w:val="left" w:pos="5670"/>
-          <w:tab w:val="left" w:pos="5812"/>
-          <w:tab w:val="left" w:pos="6521"/>
-          <w:tab w:val="left" w:pos="7655"/>
-        </w:tabs>
-        <w:spacing w:after="0"/>
-        <w:ind w:left="6521" w:hanging="6521"/>
-        <w:rPr>
-          <w:rFonts w:ascii="Times New Roman" w:hAnsi="Times New Roman" w:cs="Times New Roman"/>
-          <w:sz w:val="20"/>
-          <w:szCs w:val="20"/>
-        </w:rPr>
-      </w:pPr>
-    </w:p>
-    <w:p>
-      <w:pPr>
-        <w:tabs>
-          <w:tab w:val="left" w:pos="420"/>
-          <w:tab w:val="left" w:pos="1701"/>
-          <w:tab w:val="left" w:pos="1843"/>
-          <w:tab w:val="left" w:pos="5670"/>
-          <w:tab w:val="left" w:pos="5812"/>
-          <w:tab w:val="left" w:pos="6521"/>
-          <w:tab w:val="left" w:pos="7655"/>
-        </w:tabs>
-        <w:spacing w:after="0"/>
-        <w:ind w:left="6521" w:hanging="6521"/>
-        <w:rPr>
-          <w:rFonts w:ascii="Times New Roman" w:hAnsi="Times New Roman" w:cs="Times New Roman"/>
-          <w:sz w:val="20"/>
-          <w:szCs w:val="20"/>
-        </w:rPr>
-      </w:pPr>
-    </w:p>
-    <w:p>
-      <w:pPr>
-        <w:tabs>
-          <w:tab w:val="left" w:pos="420"/>
-          <w:tab w:val="left" w:pos="1701"/>
-          <w:tab w:val="left" w:pos="1843"/>
-          <w:tab w:val="left" w:pos="5670"/>
-          <w:tab w:val="left" w:pos="5812"/>
-          <w:tab w:val="left" w:pos="6521"/>
-          <w:tab w:val="left" w:pos="7655"/>
-        </w:tabs>
-        <w:spacing w:after="0"/>
-        <w:ind w:left="6521" w:hanging="6521"/>
-        <w:rPr>
-          <w:rFonts w:ascii="Times New Roman" w:hAnsi="Times New Roman" w:cs="Times New Roman"/>
-          <w:b/>
-          <w:bCs/>
-          <w:sz w:val="20"/>
-          <w:szCs w:val="20"/>
-        </w:rPr>
-      </w:pPr>
-      <w:r>
-        <w:rPr>
-          <w:rFonts w:ascii="Times New Roman" w:hAnsi="Times New Roman" w:cs="Times New Roman"/>
-          <w:sz w:val="20"/>
-          <w:szCs w:val="20"/>
-        </w:rPr>
-        <w:tab/>
-      </w:r>
-      <w:r>
-        <w:rPr>
-          <w:rFonts w:ascii="Times New Roman" w:hAnsi="Times New Roman" w:cs="Times New Roman"/>
-          <w:sz w:val="20"/>
-          <w:szCs w:val="20"/>
-        </w:rPr>
-        <w:tab/>
-      </w:r>
-      <w:r>
-        <w:rPr>
-          <w:rFonts w:ascii="Times New Roman" w:hAnsi="Times New Roman" w:cs="Times New Roman"/>
-          <w:sz w:val="20"/>
-          <w:szCs w:val="20"/>
-        </w:rPr>
-        <w:tab/>
-      </w:r>
-      <w:r>
-        <w:rPr>
-          <w:rFonts w:ascii="Times New Roman" w:hAnsi="Times New Roman" w:cs="Times New Roman"/>
-          <w:sz w:val="20"/>
-          <w:szCs w:val="20"/>
-        </w:rPr>
-        <w:tab/>
-      </w:r>
-      <w:r>
-        <w:rPr>
-          <w:rFonts w:ascii="Times New Roman" w:hAnsi="Times New Roman" w:cs="Times New Roman"/>
-          <w:sz w:val="20"/>
-          <w:szCs w:val="20"/>
-        </w:rPr>
-        <w:tab/>
-      </w:r>
-      <w:r>
-        <w:rPr>
-          <w:rFonts w:ascii="Times New Roman" w:hAnsi="Times New Roman" w:cs="Times New Roman"/>
-          <w:b/>
-          <w:bCs/>
-          <w:sz w:val="20"/>
-          <w:szCs w:val="20"/>
-        </w:rPr>
-        <w:t>Syihabudin</w:t>
-      </w:r>
-    </w:p>
-    <w:p>
-      <w:pPr>
-        <w:tabs>
-          <w:tab w:val="left" w:pos="420"/>
-          <w:tab w:val="left" w:pos="1701"/>
-          <w:tab w:val="left" w:pos="1843"/>
-          <w:tab w:val="left" w:pos="5670"/>
-          <w:tab w:val="left" w:pos="5812"/>
-          <w:tab w:val="left" w:pos="6521"/>
-          <w:tab w:val="left" w:pos="7655"/>
-        </w:tabs>
-        <w:spacing w:after="0"/>
-        <w:ind w:left="6521" w:hanging="6521"/>
-        <w:rPr>
-          <w:rFonts w:ascii="Times New Roman" w:hAnsi="Times New Roman" w:cs="Times New Roman"/>
-          <w:sz w:val="18"/>
-          <w:szCs w:val="18"/>
-        </w:rPr>
-      </w:pPr>
-      <w:r>
-        <w:rPr>
-          <w:rFonts w:ascii="Times New Roman" w:hAnsi="Times New Roman" w:cs="Times New Roman"/>
-          <w:sz w:val="20"/>
-          <w:szCs w:val="20"/>
-        </w:rPr>
-        <w:tab/>
-      </w:r>
-      <w:r>
-        <w:rPr>
-          <w:rFonts w:ascii="Times New Roman" w:hAnsi="Times New Roman" w:cs="Times New Roman"/>
-          <w:sz w:val="20"/>
-          <w:szCs w:val="20"/>
-        </w:rPr>
-        <w:tab/>
-      </w:r>
-      <w:r>
-        <w:rPr>
-          <w:rFonts w:ascii="Times New Roman" w:hAnsi="Times New Roman" w:cs="Times New Roman"/>
-          <w:sz w:val="20"/>
-          <w:szCs w:val="20"/>
-        </w:rPr>
-        <w:tab/>
-      </w:r>
-      <w:r>
-        <w:rPr>
-          <w:rFonts w:ascii="Times New Roman" w:hAnsi="Times New Roman" w:cs="Times New Roman"/>
-          <w:sz w:val="20"/>
-          <w:szCs w:val="20"/>
-        </w:rPr>
-        <w:tab/>
-      </w:r>
-      <w:r>
-        <w:rPr>
-          <w:rFonts w:ascii="Times New Roman" w:hAnsi="Times New Roman" w:cs="Times New Roman"/>
-          <w:sz w:val="20"/>
-          <w:szCs w:val="20"/>
-        </w:rPr>
-        <w:tab/>
-        <w:t>NIP 197907102006041002</w:t>
-      </w:r>
-      <w:r>
-        <w:rPr>
-          <w:rFonts w:ascii="Times New Roman" w:hAnsi="Times New Roman" w:cs="Times New Roman"/>
-          <w:sz w:val="20"/>
-          <w:szCs w:val="20"/>
-        </w:rPr>
-        <w:tab/>
-      </w:r>
+        <w:rPr>
+          <w:rFonts w:ascii="Times New Roman" w:hAnsi="Times New Roman" w:cs="Times New Roman"/>
+          <w:sz w:val="18"/>
+          <w:szCs w:val="18"/>
+        </w:rPr>
+      </w:pPr>
     </w:p>
     <w:p>
       <w:pPr>
@@ -7108,23 +4738,6 @@
     </w:p>
     <w:p>
       <w:pPr>
-        <w:rPr>
-          <w:rFonts w:ascii="Times New Roman" w:hAnsi="Times New Roman" w:cs="Times New Roman"/>
-          <w:sz w:val="18"/>
-          <w:szCs w:val="18"/>
-        </w:rPr>
-      </w:pPr>
-      <w:r>
-        <w:rPr>
-          <w:rFonts w:ascii="Times New Roman" w:hAnsi="Times New Roman" w:cs="Times New Roman"/>
-          <w:sz w:val="18"/>
-          <w:szCs w:val="18"/>
-        </w:rPr>
-        <w:br w:type="page"/>
-      </w:r>
-    </w:p>
-    <w:p>
-      <w:pPr>
         <w:tabs>
           <w:tab w:val="left" w:pos="420"/>
           <w:tab w:val="left" w:pos="1701"/>
@@ -7135,8 +4748,11 @@
         </w:tabs>
         <w:spacing w:after="0"/>
         <w:ind w:left="6521" w:hanging="6521"/>
-        <w:rPr>
-          <w:rFonts w:ascii="Times New Roman" w:hAnsi="Times New Roman" w:cs="Times New Roman"/>
+        <w:jc w:val="center"/>
+        <w:rPr>
+          <w:rFonts w:ascii="Times New Roman" w:hAnsi="Times New Roman" w:cs="Times New Roman"/>
+          <w:b/>
+          <w:bCs/>
           <w:sz w:val="18"/>
           <w:szCs w:val="18"/>
         </w:rPr>
@@ -7152,17 +4768,31 @@
           <w:tab w:val="left" w:pos="6521"/>
           <w:tab w:val="left" w:pos="7655"/>
         </w:tabs>
-        <w:spacing w:after="0"/>
+        <w:spacing w:after="0" w:line="360" w:lineRule="auto"/>
         <w:ind w:left="6521" w:hanging="6521"/>
         <w:jc w:val="center"/>
         <w:rPr>
           <w:rFonts w:ascii="Times New Roman" w:hAnsi="Times New Roman" w:cs="Times New Roman"/>
           <w:b/>
           <w:bCs/>
-          <w:sz w:val="18"/>
-          <w:szCs w:val="18"/>
-        </w:rPr>
-      </w:pPr>
+        </w:rPr>
+      </w:pPr>
+      <w:r>
+        <w:rPr>
+          <w:rFonts w:ascii="Times New Roman" w:hAnsi="Times New Roman" w:cs="Times New Roman"/>
+          <w:b/>
+          <w:bCs/>
+        </w:rPr>
+        <w:t>SURAT PERNYATAAN TANGGUNG JAWAB MUTLA</w:t>
+      </w:r>
+      <w:r>
+        <w:rPr>
+          <w:rFonts w:ascii="Times New Roman" w:hAnsi="Times New Roman" w:cs="Times New Roman"/>
+          <w:b/>
+          <w:bCs/>
+        </w:rPr>
+        <w:t>K</w:t>
+      </w:r>
     </w:p>
     <w:p>
       <w:pPr>
@@ -7183,14 +4813,6 @@
           <w:bCs/>
         </w:rPr>
       </w:pPr>
-      <w:r>
-        <w:rPr>
-          <w:rFonts w:ascii="Times New Roman" w:hAnsi="Times New Roman" w:cs="Times New Roman"/>
-          <w:b/>
-          <w:bCs/>
-        </w:rPr>
-        <w:t>SURAT PERNYATAAN TANGGUNG JAWAB MUTLAT</w:t>
-      </w:r>
     </w:p>
     <w:p>
       <w:pPr>
@@ -7204,13 +4826,17 @@
         </w:tabs>
         <w:spacing w:after="0" w:line="360" w:lineRule="auto"/>
         <w:ind w:left="6521" w:hanging="6521"/>
-        <w:jc w:val="center"/>
-        <w:rPr>
-          <w:rFonts w:ascii="Times New Roman" w:hAnsi="Times New Roman" w:cs="Times New Roman"/>
-          <w:b/>
-          <w:bCs/>
-        </w:rPr>
-      </w:pPr>
+        <w:jc w:val="both"/>
+        <w:rPr>
+          <w:rFonts w:ascii="Times New Roman" w:hAnsi="Times New Roman" w:cs="Times New Roman"/>
+        </w:rPr>
+      </w:pPr>
+      <w:r>
+        <w:rPr>
+          <w:rFonts w:ascii="Times New Roman" w:hAnsi="Times New Roman" w:cs="Times New Roman"/>
+        </w:rPr>
+        <w:t>Yang bertanda tangan di bawah ini:</w:t>
+      </w:r>
     </w:p>
     <w:p>
       <w:pPr>
@@ -7233,7 +4859,21 @@
         <w:rPr>
           <w:rFonts w:ascii="Times New Roman" w:hAnsi="Times New Roman" w:cs="Times New Roman"/>
         </w:rPr>
-        <w:t>Yang bertanda tangan di bawah ini:</w:t>
+        <w:t>Nama</w:t>
+      </w:r>
+      <w:r>
+        <w:rPr>
+          <w:rFonts w:ascii="Times New Roman" w:hAnsi="Times New Roman" w:cs="Times New Roman"/>
+        </w:rPr>
+        <w:tab/>
+        <w:t>:</w:t>
+      </w:r>
+      <w:r>
+        <w:rPr>
+          <w:rFonts w:ascii="Times New Roman" w:hAnsi="Times New Roman" w:cs="Times New Roman"/>
+        </w:rPr>
+        <w:tab/>
+        <w:t>{{ nama }}</w:t>
       </w:r>
     </w:p>
     <w:p>
@@ -7257,7 +4897,13 @@
         <w:rPr>
           <w:rFonts w:ascii="Times New Roman" w:hAnsi="Times New Roman" w:cs="Times New Roman"/>
         </w:rPr>
-        <w:t>Nama</w:t>
+        <w:t>NIP</w:t>
+      </w:r>
+      <w:r>
+        <w:rPr>
+          <w:rFonts w:ascii="Times New Roman" w:hAnsi="Times New Roman" w:cs="Times New Roman"/>
+        </w:rPr>
+        <w:tab/>
       </w:r>
       <w:r>
         <w:rPr>
@@ -7271,7 +4917,7 @@
           <w:rFonts w:ascii="Times New Roman" w:hAnsi="Times New Roman" w:cs="Times New Roman"/>
         </w:rPr>
         <w:tab/>
-        <w:t>{{ nama }}</w:t>
+        <w:t>{{ nip }}</w:t>
       </w:r>
     </w:p>
     <w:p>
@@ -7295,13 +4941,7 @@
         <w:rPr>
           <w:rFonts w:ascii="Times New Roman" w:hAnsi="Times New Roman" w:cs="Times New Roman"/>
         </w:rPr>
-        <w:t>NIP</w:t>
-      </w:r>
-      <w:r>
-        <w:rPr>
-          <w:rFonts w:ascii="Times New Roman" w:hAnsi="Times New Roman" w:cs="Times New Roman"/>
-        </w:rPr>
-        <w:tab/>
+        <w:t>Jabatan</w:t>
       </w:r>
       <w:r>
         <w:rPr>
@@ -7315,7 +4955,7 @@
           <w:rFonts w:ascii="Times New Roman" w:hAnsi="Times New Roman" w:cs="Times New Roman"/>
         </w:rPr>
         <w:tab/>
-        <w:t>{{ nip }}</w:t>
+        <w:t>{{ jabatan }}</w:t>
       </w:r>
     </w:p>
     <w:p>
@@ -7335,44 +4975,6 @@
           <w:rFonts w:ascii="Times New Roman" w:hAnsi="Times New Roman" w:cs="Times New Roman"/>
         </w:rPr>
       </w:pPr>
-      <w:r>
-        <w:rPr>
-          <w:rFonts w:ascii="Times New Roman" w:hAnsi="Times New Roman" w:cs="Times New Roman"/>
-        </w:rPr>
-        <w:t>Jabatan</w:t>
-      </w:r>
-      <w:r>
-        <w:rPr>
-          <w:rFonts w:ascii="Times New Roman" w:hAnsi="Times New Roman" w:cs="Times New Roman"/>
-        </w:rPr>
-        <w:tab/>
-        <w:t>:</w:t>
-      </w:r>
-      <w:r>
-        <w:rPr>
-          <w:rFonts w:ascii="Times New Roman" w:hAnsi="Times New Roman" w:cs="Times New Roman"/>
-        </w:rPr>
-        <w:tab/>
-        <w:t>{{ jabatan }}</w:t>
-      </w:r>
-    </w:p>
-    <w:p>
-      <w:pPr>
-        <w:tabs>
-          <w:tab w:val="left" w:pos="420"/>
-          <w:tab w:val="left" w:pos="1701"/>
-          <w:tab w:val="left" w:pos="1843"/>
-          <w:tab w:val="left" w:pos="5670"/>
-          <w:tab w:val="left" w:pos="6521"/>
-          <w:tab w:val="left" w:pos="7655"/>
-        </w:tabs>
-        <w:spacing w:after="0" w:line="360" w:lineRule="auto"/>
-        <w:ind w:left="6521" w:hanging="6521"/>
-        <w:jc w:val="both"/>
-        <w:rPr>
-          <w:rFonts w:ascii="Times New Roman" w:hAnsi="Times New Roman" w:cs="Times New Roman"/>
-        </w:rPr>
-      </w:pPr>
     </w:p>
     <w:p>
       <w:pPr>
@@ -7431,7 +5033,7 @@
           <w:tab w:val="left" w:pos="1701"/>
           <w:tab w:val="left" w:pos="1843"/>
           <w:tab w:val="left" w:pos="5670"/>
-          <w:tab w:val="left" w:pos="6237"/>
+          <w:tab w:val="left" w:pos="5812"/>
         </w:tabs>
         <w:spacing w:after="0" w:line="360" w:lineRule="auto"/>
         <w:jc w:val="both"/>
@@ -7501,7 +5103,7 @@
           <w:tab w:val="left" w:pos="1701"/>
           <w:tab w:val="left" w:pos="1843"/>
           <w:tab w:val="left" w:pos="5670"/>
-          <w:tab w:val="left" w:pos="6237"/>
+          <w:tab w:val="left" w:pos="5812"/>
         </w:tabs>
         <w:spacing w:after="0" w:line="360" w:lineRule="auto"/>
         <w:jc w:val="both"/>
@@ -7548,7 +5150,7 @@
           <w:tab w:val="left" w:pos="1701"/>
           <w:tab w:val="left" w:pos="1843"/>
           <w:tab w:val="left" w:pos="5670"/>
-          <w:tab w:val="left" w:pos="6237"/>
+          <w:tab w:val="left" w:pos="5812"/>
         </w:tabs>
         <w:spacing w:after="0" w:line="360" w:lineRule="auto"/>
         <w:jc w:val="both"/>
@@ -7564,7 +5166,7 @@
           <w:tab w:val="left" w:pos="1701"/>
           <w:tab w:val="left" w:pos="1843"/>
           <w:tab w:val="left" w:pos="5670"/>
-          <w:tab w:val="left" w:pos="6237"/>
+          <w:tab w:val="left" w:pos="5812"/>
         </w:tabs>
         <w:spacing w:after="0" w:line="360" w:lineRule="auto"/>
         <w:jc w:val="both"/>
@@ -7580,7 +5182,7 @@
           <w:tab w:val="left" w:pos="1701"/>
           <w:tab w:val="left" w:pos="1843"/>
           <w:tab w:val="left" w:pos="5670"/>
-          <w:tab w:val="left" w:pos="6237"/>
+          <w:tab w:val="left" w:pos="5812"/>
         </w:tabs>
         <w:spacing w:after="0" w:line="360" w:lineRule="auto"/>
         <w:jc w:val="both"/>
@@ -7640,7 +5242,7 @@
 </file>
 
 <file path=word/numbering.xml><?xml version="1.0" encoding="utf-8"?>
-<w:numbering xmlns:wpc="http://schemas.microsoft.com/office/word/2010/wordprocessingCanvas" xmlns:cx="http://schemas.microsoft.com/office/drawing/2014/chartex" xmlns:cx1="http://schemas.microsoft.com/office/drawing/2015/9/8/chartex" xmlns:cx2="http://schemas.microsoft.com/office/drawing/2015/10/21/chartex" xmlns:cx3="http://schemas.microsoft.com/office/drawing/2016/5/9/chartex" xmlns:cx4="http://schemas.microsoft.com/office/drawing/2016/5/10/chartex" xmlns:cx5="http://schemas.microsoft.com/office/drawing/2016/5/11/chartex" xmlns:cx6="http://schemas.microsoft.com/office/drawing/2016/5/12/chartex" xmlns:cx7="http://schemas.microsoft.com/office/drawing/2016/5/13/chartex" xmlns:cx8="http://schemas.microsoft.com/office/drawing/2016/5/14/chartex" xmlns:mc="http://schemas.openxmlformats.org/markup-compatibility/2006" xmlns:aink="http://schemas.microsoft.com/office/drawing/2016/ink" xmlns:am3d="http://schemas.microsoft.com/office/drawing/2017/model3d" xmlns:o="urn:schemas-microsoft-com:office:office" xmlns:r="http://schemas.openxmlformats.org/officeDocument/2006/relationships" xmlns:m="http://schemas.openxmlformats.org/officeDocument/2006/math" xmlns:v="urn:schemas-microsoft-com:vml" xmlns:wp14="http://schemas.microsoft.com/office/word/2010/wordprocessingDrawing" xmlns:wp="http://schemas.openxmlformats.org/drawingml/2006/wordprocessingDrawing" xmlns:w10="urn:schemas-microsoft-com:office:word" xmlns:w="http://schemas.openxmlformats.org/wordprocessingml/2006/main" xmlns:w14="http://schemas.microsoft.com/office/word/2010/wordml" xmlns:w15="http://schemas.microsoft.com/office/word/2012/wordml" xmlns:w16cex="http://schemas.microsoft.com/office/word/2018/wordml/cex" xmlns:w16cid="http://schemas.microsoft.com/office/word/2016/wordml/cid" xmlns:w16="http://schemas.microsoft.com/office/word/2018/wordml" xmlns:w16sdtdh="http://schemas.microsoft.com/office/word/2020/wordml/sdtdatahash" xmlns:w16se="http://schemas.microsoft.com/office/word/2015/wordml/symex" xmlns:wpg="http://schemas.microsoft.com/office/word/2010/wordprocessingGroup" xmlns:wpi="http://schemas.microsoft.com/office/word/2010/wordprocessingInk" xmlns:wne="http://schemas.microsoft.com/office/word/2006/wordml" xmlns:wps="http://schemas.microsoft.com/office/word/2010/wordprocessingShape" mc:Ignorable="w14 w15 w16se w16cid w16 w16cex w16sdtdh wp14">
+<w:numbering xmlns:wpc="http://schemas.microsoft.com/office/word/2010/wordprocessingCanvas" xmlns:cx="http://schemas.microsoft.com/office/drawing/2014/chartex" xmlns:cx1="http://schemas.microsoft.com/office/drawing/2015/9/8/chartex" xmlns:cx2="http://schemas.microsoft.com/office/drawing/2015/10/21/chartex" xmlns:cx3="http://schemas.microsoft.com/office/drawing/2016/5/9/chartex" xmlns:cx4="http://schemas.microsoft.com/office/drawing/2016/5/10/chartex" xmlns:cx5="http://schemas.microsoft.com/office/drawing/2016/5/11/chartex" xmlns:cx6="http://schemas.microsoft.com/office/drawing/2016/5/12/chartex" xmlns:cx7="http://schemas.microsoft.com/office/drawing/2016/5/13/chartex" xmlns:cx8="http://schemas.microsoft.com/office/drawing/2016/5/14/chartex" xmlns:mc="http://schemas.openxmlformats.org/markup-compatibility/2006" xmlns:aink="http://schemas.microsoft.com/office/drawing/2016/ink" xmlns:am3d="http://schemas.microsoft.com/office/drawing/2017/model3d" xmlns:o="urn:schemas-microsoft-com:office:office" xmlns:oel="http://schemas.microsoft.com/office/2019/extlst" xmlns:r="http://schemas.openxmlformats.org/officeDocument/2006/relationships" xmlns:m="http://schemas.openxmlformats.org/officeDocument/2006/math" xmlns:v="urn:schemas-microsoft-com:vml" xmlns:wp14="http://schemas.microsoft.com/office/word/2010/wordprocessingDrawing" xmlns:wp="http://schemas.openxmlformats.org/drawingml/2006/wordprocessingDrawing" xmlns:w10="urn:schemas-microsoft-com:office:word" xmlns:w="http://schemas.openxmlformats.org/wordprocessingml/2006/main" xmlns:w14="http://schemas.microsoft.com/office/word/2010/wordml" xmlns:w15="http://schemas.microsoft.com/office/word/2012/wordml" xmlns:w16cex="http://schemas.microsoft.com/office/word/2018/wordml/cex" xmlns:w16cid="http://schemas.microsoft.com/office/word/2016/wordml/cid" xmlns:w16="http://schemas.microsoft.com/office/word/2018/wordml" xmlns:w16sdtdh="http://schemas.microsoft.com/office/word/2020/wordml/sdtdatahash" xmlns:w16se="http://schemas.microsoft.com/office/word/2015/wordml/symex" xmlns:wpg="http://schemas.microsoft.com/office/word/2010/wordprocessingGroup" xmlns:wpi="http://schemas.microsoft.com/office/word/2010/wordprocessingInk" xmlns:wne="http://schemas.microsoft.com/office/word/2006/wordml" xmlns:wps="http://schemas.microsoft.com/office/word/2010/wordprocessingShape" mc:Ignorable="w14 w15 w16se w16cid w16 w16cex w16sdtdh wp14">
   <w:abstractNum w:abstractNumId="0" w15:restartNumberingAfterBreak="0">
     <w:nsid w:val="237A471A"/>
     <w:multiLevelType w:val="hybridMultilevel"/>
@@ -8086,19 +5688,19 @@
       </w:pPr>
     </w:lvl>
   </w:abstractNum>
-  <w:num w:numId="1">
+  <w:num w:numId="1" w16cid:durableId="706222930">
     <w:abstractNumId w:val="1"/>
   </w:num>
-  <w:num w:numId="2">
+  <w:num w:numId="2" w16cid:durableId="1266034515">
     <w:abstractNumId w:val="0"/>
   </w:num>
-  <w:num w:numId="3">
+  <w:num w:numId="3" w16cid:durableId="1684670287">
     <w:abstractNumId w:val="2"/>
   </w:num>
-  <w:num w:numId="4">
+  <w:num w:numId="4" w16cid:durableId="984435317">
     <w:abstractNumId w:val="4"/>
   </w:num>
-  <w:num w:numId="5">
+  <w:num w:numId="5" w16cid:durableId="1237980676">
     <w:abstractNumId w:val="3"/>
   </w:num>
 </w:numbering>
